--- a/docs/SRS/CUT_Clinic_Appointment_Management_System_SRS_final phase.docx
+++ b/docs/SRS/CUT_Clinic_Appointment_Management_System_SRS_final phase.docx
@@ -1,6 +1,6 @@
 
 <file path=word/document.xml><?xml version="1.0" encoding="utf-8"?>
-<w:document xmlns:wpc="http://schemas.microsoft.com/office/word/2010/wordprocessingCanvas" xmlns:cx="http://schemas.microsoft.com/office/drawing/2014/chartex" xmlns:cx1="http://schemas.microsoft.com/office/drawing/2015/9/8/chartex" xmlns:cx2="http://schemas.microsoft.com/office/drawing/2015/10/21/chartex" xmlns:cx3="http://schemas.microsoft.com/office/drawing/2016/5/9/chartex" xmlns:cx4="http://schemas.microsoft.com/office/drawing/2016/5/10/chartex" xmlns:cx5="http://schemas.microsoft.com/office/drawing/2016/5/11/chartex" xmlns:cx6="http://schemas.microsoft.com/office/drawing/2016/5/12/chartex" xmlns:cx7="http://schemas.microsoft.com/office/drawing/2016/5/13/chartex" xmlns:cx8="http://schemas.microsoft.com/office/drawing/2016/5/14/chartex" xmlns:mc="http://schemas.openxmlformats.org/markup-compatibility/2006" xmlns:aink="http://schemas.microsoft.com/office/drawing/2016/ink" xmlns:am3d="http://schemas.microsoft.com/office/drawing/2017/model3d" xmlns:o="urn:schemas-microsoft-com:office:office" xmlns:r="http://schemas.openxmlformats.org/officeDocument/2006/relationships" xmlns:m="http://schemas.openxmlformats.org/officeDocument/2006/math" xmlns:v="urn:schemas-microsoft-com:vml" xmlns:wp14="http://schemas.microsoft.com/office/word/2010/wordprocessingDrawing" xmlns:wp="http://schemas.openxmlformats.org/drawingml/2006/wordprocessingDrawing" xmlns:w10="urn:schemas-microsoft-com:office:word" xmlns:w="http://schemas.openxmlformats.org/wordprocessingml/2006/main" xmlns:w14="http://schemas.microsoft.com/office/word/2010/wordml" xmlns:w15="http://schemas.microsoft.com/office/word/2012/wordml" xmlns:w16cex="http://schemas.microsoft.com/office/word/2018/wordml/cex" xmlns:w16cid="http://schemas.microsoft.com/office/word/2016/wordml/cid" xmlns:w16="http://schemas.microsoft.com/office/word/2018/wordml" xmlns:w16sdtdh="http://schemas.microsoft.com/office/word/2020/wordml/sdtdatahash" xmlns:w16se="http://schemas.microsoft.com/office/word/2015/wordml/symex" xmlns:wpg="http://schemas.microsoft.com/office/word/2010/wordprocessingGroup" xmlns:wpi="http://schemas.microsoft.com/office/word/2010/wordprocessingInk" xmlns:wne="http://schemas.microsoft.com/office/word/2006/wordml" xmlns:wps="http://schemas.microsoft.com/office/word/2010/wordprocessingShape" mc:Ignorable="w14 w15 w16se w16cid w16 w16cex w16sdtdh wp14">
+<w:document xmlns:wpc="http://schemas.microsoft.com/office/word/2010/wordprocessingCanvas" xmlns:cx="http://schemas.microsoft.com/office/drawing/2014/chartex" xmlns:mc="http://schemas.openxmlformats.org/markup-compatibility/2006" xmlns:o="urn:schemas-microsoft-com:office:office" xmlns:r="http://schemas.openxmlformats.org/officeDocument/2006/relationships" xmlns:m="http://schemas.openxmlformats.org/officeDocument/2006/math" xmlns:v="urn:schemas-microsoft-com:vml" xmlns:wp14="http://schemas.microsoft.com/office/word/2010/wordprocessingDrawing" xmlns:wp="http://schemas.openxmlformats.org/drawingml/2006/wordprocessingDrawing" xmlns:w10="urn:schemas-microsoft-com:office:word" xmlns:w="http://schemas.openxmlformats.org/wordprocessingml/2006/main" xmlns:w14="http://schemas.microsoft.com/office/word/2010/wordml" xmlns:w15="http://schemas.microsoft.com/office/word/2012/wordml" xmlns:w16se="http://schemas.microsoft.com/office/word/2015/wordml/symex" xmlns:wpg="http://schemas.microsoft.com/office/word/2010/wordprocessingGroup" xmlns:wpi="http://schemas.microsoft.com/office/word/2010/wordprocessingInk" xmlns:wne="http://schemas.microsoft.com/office/word/2006/wordml" xmlns:wps="http://schemas.microsoft.com/office/word/2010/wordprocessingShape" mc:Ignorable="w14 w15 w16se wp14">
   <w:body>
     <w:p>
       <w:pPr>
@@ -105,13 +105,6 @@
           <w:sz w:val="22"/>
         </w:rPr>
         <w:br/>
-      </w:r>
-      <w:r>
-        <w:rPr>
-          <w:rFonts w:ascii="Arial" w:hAnsi="Arial" w:cs="Arial"/>
-          <w:color w:val="auto"/>
-          <w:sz w:val="22"/>
-        </w:rPr>
         <w:t>Final Version</w:t>
       </w:r>
     </w:p>
@@ -1876,7 +1869,6 @@
                 <w:color w:val="auto"/>
                 <w:sz w:val="18"/>
               </w:rPr>
-              <w:lastRenderedPageBreak/>
               <w:t>CUT Clinic Supervisor</w:t>
             </w:r>
           </w:p>
@@ -2132,6 +2124,7 @@
           <w:rFonts w:ascii="Arial" w:hAnsi="Arial" w:cs="Arial"/>
           <w:color w:val="auto"/>
         </w:rPr>
+        <w:lastRenderedPageBreak/>
         <w:t>3. Unit 1 Findings</w:t>
       </w:r>
     </w:p>
@@ -2858,15 +2851,7 @@
           <w:rFonts w:ascii="Arial" w:hAnsi="Arial" w:cs="Arial"/>
           <w:color w:val="auto"/>
         </w:rPr>
-        <w:t xml:space="preserve"> platform where they can view their appointment status </w:t>
-      </w:r>
-      <w:r>
-        <w:rPr>
-          <w:rFonts w:ascii="Arial" w:hAnsi="Arial" w:cs="Arial"/>
-          <w:color w:val="auto"/>
-        </w:rPr>
-        <w:lastRenderedPageBreak/>
-        <w:t xml:space="preserve">and assigned appointment information. An improved solution is therefore needed to </w:t>
+        <w:t xml:space="preserve"> platform where they can view their appointment status and assigned appointment information. An improved solution is therefore needed to </w:t>
       </w:r>
       <w:proofErr w:type="spellStart"/>
       <w:r>
@@ -3121,6 +3106,7 @@
           <w:rFonts w:ascii="Arial" w:hAnsi="Arial" w:cs="Arial"/>
           <w:color w:val="auto"/>
         </w:rPr>
+        <w:lastRenderedPageBreak/>
         <w:t>Allow students to view their appointment status and assigned date/time.</w:t>
       </w:r>
     </w:p>
@@ -3348,7 +3334,6 @@
           <w:rFonts w:ascii="Arial" w:hAnsi="Arial" w:cs="Arial"/>
           <w:color w:val="auto"/>
         </w:rPr>
-        <w:lastRenderedPageBreak/>
         <w:t>Appointment requests.</w:t>
       </w:r>
     </w:p>
@@ -3898,7 +3883,6 @@
           <w:rFonts w:ascii="Arial" w:hAnsi="Arial" w:cs="Arial"/>
           <w:color w:val="auto"/>
         </w:rPr>
-        <w:lastRenderedPageBreak/>
         <w:t>A student can submit an appointment request.</w:t>
       </w:r>
     </w:p>
@@ -3916,6 +3900,7 @@
           <w:rFonts w:ascii="Arial" w:hAnsi="Arial" w:cs="Arial"/>
           <w:color w:val="auto"/>
         </w:rPr>
+        <w:lastRenderedPageBreak/>
         <w:t xml:space="preserve">The appointment request is stored in </w:t>
       </w:r>
       <w:proofErr w:type="spellStart"/>
@@ -4412,7 +4397,6 @@
           <w:rFonts w:ascii="Arial" w:hAnsi="Arial" w:cs="Arial"/>
           <w:color w:val="auto"/>
         </w:rPr>
-        <w:lastRenderedPageBreak/>
         <w:t>Dependence on internet connectivity.</w:t>
       </w:r>
     </w:p>
@@ -4691,6 +4675,7 @@
           <w:rFonts w:ascii="Arial" w:hAnsi="Arial" w:cs="Arial"/>
           <w:color w:val="auto"/>
         </w:rPr>
+        <w:lastRenderedPageBreak/>
         <w:t>7. Stakeholders and Users</w:t>
       </w:r>
     </w:p>
@@ -4999,7 +4984,6 @@
           <w:rFonts w:ascii="Arial" w:hAnsi="Arial" w:cs="Arial"/>
           <w:color w:val="auto"/>
         </w:rPr>
-        <w:lastRenderedPageBreak/>
         <w:t>8.1 Current Process Steps</w:t>
       </w:r>
     </w:p>
@@ -5459,6 +5443,7 @@
                 <w:color w:val="auto"/>
                 <w:sz w:val="18"/>
               </w:rPr>
+              <w:lastRenderedPageBreak/>
               <w:t>Flutter Mobile Application</w:t>
             </w:r>
           </w:p>
@@ -5508,7 +5493,6 @@
                 <w:color w:val="auto"/>
                 <w:sz w:val="18"/>
               </w:rPr>
-              <w:lastRenderedPageBreak/>
               <w:t>ASP.NET Core Web Application</w:t>
             </w:r>
           </w:p>
@@ -7236,7 +7220,6 @@
                 <w:color w:val="auto"/>
                 <w:sz w:val="18"/>
               </w:rPr>
-              <w:lastRenderedPageBreak/>
               <w:t>FR19</w:t>
             </w:r>
           </w:p>
@@ -7422,6 +7405,7 @@
                 <w:color w:val="auto"/>
                 <w:sz w:val="18"/>
               </w:rPr>
+              <w:lastRenderedPageBreak/>
               <w:t>FR20</w:t>
             </w:r>
           </w:p>
@@ -8881,7 +8865,6 @@
                 <w:color w:val="auto"/>
                 <w:sz w:val="18"/>
               </w:rPr>
-              <w:lastRenderedPageBreak/>
               <w:t>NFR10</w:t>
             </w:r>
           </w:p>
@@ -11431,6 +11414,7 @@
                 <w:color w:val="auto"/>
                 <w:sz w:val="18"/>
               </w:rPr>
+              <w:lastRenderedPageBreak/>
               <w:t>IR13</w:t>
             </w:r>
           </w:p>
@@ -12438,7 +12422,6 @@
                 <w:color w:val="auto"/>
                 <w:sz w:val="18"/>
               </w:rPr>
-              <w:lastRenderedPageBreak/>
               <w:t>SR1</w:t>
             </w:r>
           </w:p>
@@ -13583,6 +13566,7 @@
           <w:rFonts w:ascii="Arial" w:hAnsi="Arial" w:cs="Arial"/>
           <w:color w:val="auto"/>
         </w:rPr>
+        <w:lastRenderedPageBreak/>
         <w:t>14. Technical Feasibility</w:t>
       </w:r>
     </w:p>
@@ -14047,15 +14031,7 @@
           <w:rFonts w:ascii="Arial" w:hAnsi="Arial" w:cs="Arial"/>
           <w:color w:val="auto"/>
         </w:rPr>
-        <w:t xml:space="preserve">The proposed system is operationally feasible because it supports the existing clinic appointment process while reducing communication problems. The current process depends on Outlook/email </w:t>
-      </w:r>
-      <w:r>
-        <w:rPr>
-          <w:rFonts w:ascii="Arial" w:hAnsi="Arial" w:cs="Arial"/>
-          <w:color w:val="auto"/>
-        </w:rPr>
-        <w:lastRenderedPageBreak/>
-        <w:t xml:space="preserve">and telephone communication, and only two staff members currently receive the relevant email communication. The proposed system provides </w:t>
+        <w:t xml:space="preserve">The proposed system is operationally feasible because it supports the existing clinic appointment process while reducing communication problems. The current process depends on Outlook/email and telephone communication, and only two staff members currently receive the relevant email communication. The proposed system provides </w:t>
       </w:r>
       <w:proofErr w:type="spellStart"/>
       <w:r>
@@ -14651,6 +14627,7 @@
           <w:rFonts w:ascii="Arial" w:hAnsi="Arial" w:cs="Arial"/>
           <w:color w:val="auto"/>
         </w:rPr>
+        <w:lastRenderedPageBreak/>
         <w:t>18. Legal Feasibility</w:t>
       </w:r>
     </w:p>
@@ -14736,7 +14713,6 @@
           <w:rFonts w:ascii="Arial" w:hAnsi="Arial" w:cs="Arial"/>
           <w:color w:val="auto"/>
         </w:rPr>
-        <w:lastRenderedPageBreak/>
         <w:t>Keep confidential information out of GitHub.</w:t>
       </w:r>
     </w:p>
@@ -15734,24 +15710,7 @@
                 <w:color w:val="auto"/>
                 <w:sz w:val="18"/>
               </w:rPr>
-              <w:t xml:space="preserve">Stakeholder </w:t>
-            </w:r>
-            <w:r>
-              <w:rPr>
-                <w:rFonts w:ascii="Arial" w:hAnsi="Arial" w:cs="Arial"/>
-                <w:color w:val="auto"/>
-                <w:sz w:val="18"/>
-              </w:rPr>
-              <w:t xml:space="preserve">taking time to send the </w:t>
-            </w:r>
-            <w:r>
-              <w:rPr>
-                <w:rFonts w:ascii="Arial" w:hAnsi="Arial" w:cs="Arial"/>
-                <w:color w:val="auto"/>
-                <w:sz w:val="18"/>
-              </w:rPr>
-              <w:lastRenderedPageBreak/>
-              <w:t>confirmation letter as proof</w:t>
+              <w:t>Stakeholder taking time to send the confirmation letter as proof</w:t>
             </w:r>
           </w:p>
         </w:tc>
@@ -15772,7 +15731,6 @@
                 <w:rFonts w:ascii="Arial" w:hAnsi="Arial" w:cs="Arial"/>
                 <w:color w:val="auto"/>
               </w:rPr>
-              <w:lastRenderedPageBreak/>
               <w:t>high</w:t>
             </w:r>
           </w:p>
@@ -15839,15 +15797,7 @@
                 <w:color w:val="auto"/>
                 <w:sz w:val="18"/>
               </w:rPr>
-              <w:t>Approach the stakeholder physically and get the letter</w:t>
-            </w:r>
-            <w:r>
-              <w:rPr>
-                <w:rFonts w:ascii="Arial" w:hAnsi="Arial" w:cs="Arial"/>
-                <w:color w:val="auto"/>
-                <w:sz w:val="18"/>
-              </w:rPr>
-              <w:t>.</w:t>
+              <w:t>Approach the stakeholder physically and get the letter.</w:t>
             </w:r>
           </w:p>
         </w:tc>
@@ -16158,6 +16108,7 @@
                 <w:color w:val="auto"/>
                 <w:sz w:val="18"/>
               </w:rPr>
+              <w:lastRenderedPageBreak/>
               <w:t>R04</w:t>
             </w:r>
           </w:p>
@@ -16409,7 +16360,6 @@
                 <w:color w:val="auto"/>
               </w:rPr>
             </w:pPr>
-            <w:proofErr w:type="gramStart"/>
             <w:r>
               <w:rPr>
                 <w:rFonts w:ascii="Arial" w:hAnsi="Arial" w:cs="Arial"/>
@@ -16428,7 +16378,6 @@
               <w:t>gitignore</w:t>
             </w:r>
             <w:proofErr w:type="spellEnd"/>
-            <w:proofErr w:type="gramEnd"/>
             <w:r>
               <w:rPr>
                 <w:rFonts w:ascii="Arial" w:hAnsi="Arial" w:cs="Arial"/>
@@ -17163,14 +17112,7 @@
           <w:rFonts w:ascii="Arial" w:hAnsi="Arial" w:cs="Arial"/>
           <w:color w:val="auto"/>
         </w:rPr>
-        <w:t xml:space="preserve">R01 – </w:t>
-      </w:r>
-      <w:r>
-        <w:rPr>
-          <w:rFonts w:ascii="Arial" w:hAnsi="Arial" w:cs="Arial"/>
-          <w:color w:val="auto"/>
-        </w:rPr>
-        <w:t xml:space="preserve">Stakeholder is taking </w:t>
+        <w:t xml:space="preserve">R01 – Stakeholder is taking </w:t>
       </w:r>
       <w:proofErr w:type="gramStart"/>
       <w:r>
@@ -17178,14 +17120,7 @@
           <w:rFonts w:ascii="Arial" w:hAnsi="Arial" w:cs="Arial"/>
           <w:color w:val="auto"/>
         </w:rPr>
-        <w:t xml:space="preserve">time </w:t>
-      </w:r>
-      <w:r>
-        <w:rPr>
-          <w:rFonts w:ascii="Arial" w:hAnsi="Arial" w:cs="Arial"/>
-          <w:color w:val="auto"/>
-        </w:rPr>
-        <w:t>:</w:t>
+        <w:t>time :</w:t>
       </w:r>
       <w:proofErr w:type="gramEnd"/>
       <w:r>
@@ -17193,28 +17128,7 @@
           <w:rFonts w:ascii="Arial" w:hAnsi="Arial" w:cs="Arial"/>
           <w:color w:val="auto"/>
         </w:rPr>
-        <w:t xml:space="preserve"> </w:t>
-      </w:r>
-      <w:r>
-        <w:rPr>
-          <w:rFonts w:ascii="Arial" w:hAnsi="Arial" w:cs="Arial"/>
-          <w:color w:val="auto"/>
-        </w:rPr>
-        <w:t xml:space="preserve">get contact with the stakeholder </w:t>
-      </w:r>
-      <w:r>
-        <w:rPr>
-          <w:rFonts w:ascii="Arial" w:hAnsi="Arial" w:cs="Arial"/>
-          <w:color w:val="auto"/>
-        </w:rPr>
-        <w:t>as soon as possible and get the confirmation letter</w:t>
-      </w:r>
-      <w:r>
-        <w:rPr>
-          <w:rFonts w:ascii="Arial" w:hAnsi="Arial" w:cs="Arial"/>
-          <w:color w:val="auto"/>
-        </w:rPr>
-        <w:t>.</w:t>
+        <w:t xml:space="preserve"> get contact with the stakeholder as soon as possible and get the confirmation letter.</w:t>
       </w:r>
     </w:p>
     <w:p>
@@ -17531,7 +17445,6 @@
                 <w:color w:val="auto"/>
                 <w:szCs w:val="21"/>
               </w:rPr>
-              <w:lastRenderedPageBreak/>
               <w:t>3. Provides students with SMS and email notifications.</w:t>
             </w:r>
           </w:p>
@@ -17974,6 +17887,7 @@
                 <w:color w:val="auto"/>
                 <w:sz w:val="18"/>
               </w:rPr>
+              <w:lastRenderedPageBreak/>
               <w:t>FR18</w:t>
             </w:r>
           </w:p>
@@ -19477,7 +19391,6 @@
                 <w:color w:val="auto"/>
                 <w:sz w:val="18"/>
               </w:rPr>
-              <w:lastRenderedPageBreak/>
               <w:t>One active appointment per student</w:t>
             </w:r>
           </w:p>
@@ -20330,21 +20243,7 @@
           <w:rFonts w:ascii="Arial" w:hAnsi="Arial" w:cs="Arial"/>
           <w:color w:val="auto"/>
         </w:rPr>
-        <w:t>2</w:t>
-      </w:r>
-      <w:r>
-        <w:rPr>
-          <w:rFonts w:ascii="Arial" w:hAnsi="Arial" w:cs="Arial"/>
-          <w:color w:val="auto"/>
-        </w:rPr>
-        <w:t>4</w:t>
-      </w:r>
-      <w:r>
-        <w:rPr>
-          <w:rFonts w:ascii="Arial" w:hAnsi="Arial" w:cs="Arial"/>
-          <w:color w:val="auto"/>
-        </w:rPr>
-        <w:t>. Stakeholder Confirmation</w:t>
+        <w:t>24. Stakeholder Confirmation</w:t>
       </w:r>
     </w:p>
     <w:tbl>
@@ -20534,6 +20433,7 @@
                 <w:color w:val="auto"/>
                 <w:sz w:val="18"/>
               </w:rPr>
+              <w:lastRenderedPageBreak/>
               <w:t>Changes Discussed</w:t>
             </w:r>
           </w:p>
@@ -20657,16 +20557,7 @@
                 <w:sz w:val="18"/>
                 <w:szCs w:val="18"/>
               </w:rPr>
-              <w:t>Like the idea and will provide all necessary informatio</w:t>
-            </w:r>
-            <w:r>
-              <w:rPr>
-                <w:rFonts w:ascii="Arial" w:hAnsi="Arial" w:cs="Arial"/>
-                <w:color w:val="auto"/>
-                <w:sz w:val="18"/>
-                <w:szCs w:val="18"/>
-              </w:rPr>
-              <w:t>n</w:t>
+              <w:t>Like the idea and will provide all necessary information</w:t>
             </w:r>
           </w:p>
         </w:tc>
@@ -20915,14 +20806,7 @@
           <w:rFonts w:ascii="Arial" w:hAnsi="Arial" w:cs="Arial"/>
           <w:color w:val="auto"/>
         </w:rPr>
-        <w:t xml:space="preserve">Signature: </w:t>
-      </w:r>
-      <w:r>
-        <w:rPr>
-          <w:rFonts w:ascii="Arial" w:hAnsi="Arial" w:cs="Arial"/>
-          <w:color w:val="auto"/>
-        </w:rPr>
-        <w:t>M.M</w:t>
+        <w:t>Signature: M.M</w:t>
       </w:r>
     </w:p>
     <w:p>
@@ -20937,21 +20821,7 @@
           <w:rFonts w:ascii="Arial" w:hAnsi="Arial" w:cs="Arial"/>
           <w:color w:val="auto"/>
         </w:rPr>
-        <w:t xml:space="preserve">Date: </w:t>
-      </w:r>
-      <w:r>
-        <w:rPr>
-          <w:rFonts w:ascii="Arial" w:hAnsi="Arial" w:cs="Arial"/>
-          <w:color w:val="auto"/>
-        </w:rPr>
-        <w:t>2</w:t>
-      </w:r>
-      <w:r>
-        <w:rPr>
-          <w:rFonts w:ascii="Arial" w:hAnsi="Arial" w:cs="Arial"/>
-          <w:color w:val="auto"/>
-        </w:rPr>
-        <w:t>6 Aug 2026</w:t>
+        <w:t>Date: 26 Aug 2026</w:t>
       </w:r>
     </w:p>
     <w:p>
@@ -21093,10 +20963,10 @@
           <w:rFonts w:ascii="Arial" w:hAnsi="Arial" w:cs="Arial"/>
           <w:noProof/>
           <w:color w:val="auto"/>
-          <w:lang w:val="en-GB" w:eastAsia="en-GB"/>
+          <w:lang w:val="en-ZA" w:eastAsia="en-ZA"/>
         </w:rPr>
         <w:drawing>
-          <wp:inline distT="0" distB="0" distL="0" distR="0" wp14:anchorId="39F73623" wp14:editId="5BE4B07C">
+          <wp:inline distT="0" distB="0" distL="0" distR="0">
             <wp:extent cx="5486400" cy="2421255"/>
             <wp:effectExtent l="0" t="0" r="0" b="0"/>
             <wp:docPr id="1" name="Picture 1"/>
@@ -21145,6 +21015,7 @@
           <w:rFonts w:ascii="Arial" w:hAnsi="Arial" w:cs="Arial"/>
           <w:color w:val="auto"/>
         </w:rPr>
+        <w:lastRenderedPageBreak/>
         <w:t xml:space="preserve">27.2 </w:t>
       </w:r>
       <w:proofErr w:type="spellStart"/>
@@ -21193,10 +21064,10 @@
           <w:rFonts w:ascii="Arial" w:hAnsi="Arial" w:cs="Arial"/>
           <w:noProof/>
           <w:color w:val="auto"/>
-          <w:lang w:val="en-GB" w:eastAsia="en-GB"/>
+          <w:lang w:val="en-ZA" w:eastAsia="en-ZA"/>
         </w:rPr>
         <w:drawing>
-          <wp:inline distT="0" distB="0" distL="0" distR="0" wp14:anchorId="6F5361BB" wp14:editId="6CD93738">
+          <wp:inline distT="0" distB="0" distL="0" distR="0">
             <wp:extent cx="5486400" cy="2247265"/>
             <wp:effectExtent l="0" t="0" r="0" b="635"/>
             <wp:docPr id="2" name="Picture 2"/>
@@ -21245,7 +21116,6 @@
           <w:rFonts w:ascii="Arial" w:hAnsi="Arial" w:cs="Arial"/>
           <w:color w:val="auto"/>
         </w:rPr>
-        <w:lastRenderedPageBreak/>
         <w:t>28. Project Progress Tracker and Group Reflection</w:t>
       </w:r>
     </w:p>
@@ -21520,6 +21390,7 @@
           <w:rFonts w:ascii="Arial" w:hAnsi="Arial" w:cs="Arial"/>
           <w:color w:val="auto"/>
         </w:rPr>
+        <w:lastRenderedPageBreak/>
         <w:t>Dependence on SMS/email services.</w:t>
       </w:r>
     </w:p>
@@ -21568,7 +21439,6 @@
           <w:rFonts w:ascii="Arial" w:hAnsi="Arial" w:cs="Arial"/>
           <w:color w:val="auto"/>
         </w:rPr>
-        <w:lastRenderedPageBreak/>
         <w:t>Holding regular meetings.</w:t>
       </w:r>
     </w:p>
@@ -23077,6 +22947,7 @@
                 <w:color w:val="auto"/>
                 <w:sz w:val="18"/>
               </w:rPr>
+              <w:lastRenderedPageBreak/>
               <w:t>Microsoft Project updated</w:t>
             </w:r>
           </w:p>
@@ -23430,21 +23301,7 @@
           <w:rFonts w:ascii="Arial" w:hAnsi="Arial" w:cs="Arial"/>
           <w:color w:val="auto"/>
         </w:rPr>
-        <w:t>3</w:t>
-      </w:r>
-      <w:r>
-        <w:rPr>
-          <w:rFonts w:ascii="Arial" w:hAnsi="Arial" w:cs="Arial"/>
-          <w:color w:val="auto"/>
-        </w:rPr>
-        <w:t>1</w:t>
-      </w:r>
-      <w:r>
-        <w:rPr>
-          <w:rFonts w:ascii="Arial" w:hAnsi="Arial" w:cs="Arial"/>
-          <w:color w:val="auto"/>
-        </w:rPr>
-        <w:t>. Final SRS Status</w:t>
+        <w:t>31. Final SRS Status</w:t>
       </w:r>
     </w:p>
     <w:tbl>
@@ -24001,14 +23858,7 @@
           <w:color w:val="auto"/>
         </w:rPr>
         <w:lastRenderedPageBreak/>
-        <w:t>32. System Architecture and Desig</w:t>
-      </w:r>
-      <w:r>
-        <w:rPr>
-          <w:rFonts w:ascii="Arial" w:hAnsi="Arial" w:cs="Arial"/>
-          <w:color w:val="auto"/>
-        </w:rPr>
-        <w:t>n</w:t>
+        <w:t>32. System Architecture and Design</w:t>
       </w:r>
     </w:p>
     <w:p>
@@ -24113,23 +23963,7 @@
           <w:rFonts w:ascii="Arial" w:hAnsi="Arial" w:cs="Arial"/>
           <w:color w:val="auto"/>
         </w:rPr>
-        <w:t xml:space="preserve"> Storage is only required if registration proof documents are retained by the prototype; </w:t>
-      </w:r>
-      <w:proofErr w:type="gramStart"/>
-      <w:r>
-        <w:rPr>
-          <w:rFonts w:ascii="Arial" w:hAnsi="Arial" w:cs="Arial"/>
-          <w:color w:val="auto"/>
-        </w:rPr>
-        <w:t>otherwise</w:t>
-      </w:r>
-      <w:proofErr w:type="gramEnd"/>
-      <w:r>
-        <w:rPr>
-          <w:rFonts w:ascii="Arial" w:hAnsi="Arial" w:cs="Arial"/>
-          <w:color w:val="auto"/>
-        </w:rPr>
-        <w:t xml:space="preserve"> it should not be treated as a required component.</w:t>
+        <w:t xml:space="preserve"> Storage is only required if registration proof documents are retained by the prototype; otherwise it should not be treated as a required component.</w:t>
       </w:r>
     </w:p>
     <w:p>
@@ -24317,10 +24151,11 @@
           <w:rFonts w:ascii="Arial" w:hAnsi="Arial" w:cs="Arial"/>
           <w:noProof/>
           <w:color w:val="auto"/>
+          <w:lang w:val="en-ZA" w:eastAsia="en-ZA"/>
         </w:rPr>
         <w:lastRenderedPageBreak/>
         <w:drawing>
-          <wp:inline distT="0" distB="0" distL="0" distR="0" wp14:anchorId="64285BF3" wp14:editId="7B5C55CF">
+          <wp:inline distT="0" distB="0" distL="0" distR="0">
             <wp:extent cx="6130290" cy="8869680"/>
             <wp:effectExtent l="0" t="0" r="3810" b="7620"/>
             <wp:docPr id="661997160" name="Picture 2"/>
@@ -24426,7 +24261,7 @@
                 <w:rFonts w:ascii="Arial" w:hAnsi="Arial" w:cs="Arial"/>
                 <w:color w:val="auto"/>
               </w:rPr>
-              <w:object w:dxaOrig="1960" w:dyaOrig="831" w14:anchorId="2054F2EB">
+              <w:object w:dxaOrig="1960" w:dyaOrig="831">
                 <v:shapetype id="_x0000_t75" coordsize="21600,21600" o:spt="75" o:preferrelative="t" path="m@4@5l@4@11@9@11@9@5xe" filled="f" stroked="f">
                   <v:stroke joinstyle="miter"/>
                   <v:formulas>
@@ -24449,7 +24284,7 @@
                 <v:shape id="_x0000_i1025" type="#_x0000_t75" style="width:98.25pt;height:41.25pt" o:ole="">
                   <v:imagedata r:id="rId12" o:title=""/>
                 </v:shape>
-                <o:OLEObject Type="Embed" ProgID="Package" ShapeID="_x0000_i1025" DrawAspect="Content" ObjectID="_1854264426" r:id="rId13"/>
+                <o:OLEObject Type="Embed" ProgID="Package" ShapeID="_x0000_i1025" DrawAspect="Content" ObjectID="_1854424661" r:id="rId13"/>
               </w:object>
             </w:r>
           </w:p>
@@ -24592,21 +24427,7 @@
           <w:rFonts w:ascii="Arial" w:hAnsi="Arial" w:cs="Arial"/>
           <w:color w:val="auto"/>
         </w:rPr>
-        <w:t xml:space="preserve"> Clinic Staff. External notification services may be represented where appropriate. The system boundary must clearly identify the proposed CUT Clinic Appointment Management System. Use case names should use clear verb-and-object wording, and any &lt;&lt;include&gt;&gt; or &lt;&lt;extend&gt;&gt; relationships should only be used where justified by the ac</w:t>
-      </w:r>
-      <w:r>
-        <w:rPr>
-          <w:rFonts w:ascii="Arial" w:hAnsi="Arial" w:cs="Arial"/>
-          <w:color w:val="auto"/>
-        </w:rPr>
-        <w:t>t</w:t>
-      </w:r>
-      <w:r>
-        <w:rPr>
-          <w:rFonts w:ascii="Arial" w:hAnsi="Arial" w:cs="Arial"/>
-          <w:color w:val="auto"/>
-        </w:rPr>
-        <w:t>ual process.</w:t>
+        <w:t xml:space="preserve"> Clinic Staff. External notification services may be represented where appropriate. The system boundary must clearly identify the proposed CUT Clinic Appointment Management System. Use case names should use clear verb-and-object wording, and any &lt;&lt;include&gt;&gt; or &lt;&lt;extend&gt;&gt; relationships should only be used where justified by the actual process.</w:t>
       </w:r>
     </w:p>
     <w:p>
@@ -24622,10 +24443,11 @@
           <w:rFonts w:ascii="Arial" w:hAnsi="Arial" w:cs="Arial"/>
           <w:noProof/>
           <w:color w:val="auto"/>
+          <w:lang w:val="en-ZA" w:eastAsia="en-ZA"/>
         </w:rPr>
         <w:lastRenderedPageBreak/>
         <w:drawing>
-          <wp:inline distT="0" distB="0" distL="0" distR="0" wp14:anchorId="75F7D9A4" wp14:editId="4065523A">
+          <wp:inline distT="0" distB="0" distL="0" distR="0">
             <wp:extent cx="6400800" cy="6907530"/>
             <wp:effectExtent l="0" t="0" r="0" b="7620"/>
             <wp:docPr id="911210440" name="Picture 3"/>
@@ -24731,11 +24553,11 @@
                 <w:rFonts w:ascii="Arial" w:hAnsi="Arial" w:cs="Arial"/>
                 <w:color w:val="auto"/>
               </w:rPr>
-              <w:object w:dxaOrig="3980" w:dyaOrig="831" w14:anchorId="0A105969">
+              <w:object w:dxaOrig="3980" w:dyaOrig="831">
                 <v:shape id="_x0000_i1026" type="#_x0000_t75" style="width:64.5pt;height:41.25pt" o:ole="">
                   <v:imagedata r:id="rId16" o:title=""/>
                 </v:shape>
-                <o:OLEObject Type="Embed" ProgID="Package" ShapeID="_x0000_i1026" DrawAspect="Content" ObjectID="_1854264427" r:id="rId17"/>
+                <o:OLEObject Type="Embed" ProgID="Package" ShapeID="_x0000_i1026" DrawAspect="Content" ObjectID="_1854424662" r:id="rId17"/>
               </w:object>
             </w:r>
           </w:p>
@@ -24822,9 +24644,10 @@
           <w:rFonts w:ascii="Arial" w:hAnsi="Arial" w:cs="Arial"/>
           <w:noProof/>
           <w:color w:val="auto"/>
+          <w:lang w:val="en-ZA" w:eastAsia="en-ZA"/>
         </w:rPr>
         <w:drawing>
-          <wp:inline distT="0" distB="0" distL="0" distR="0" wp14:anchorId="3042B88F" wp14:editId="0AAF0E42">
+          <wp:inline distT="0" distB="0" distL="0" distR="0">
             <wp:extent cx="6400800" cy="4980940"/>
             <wp:effectExtent l="0" t="0" r="0" b="0"/>
             <wp:docPr id="1718312332" name="Picture 4"/>
@@ -25015,10 +24838,11 @@
           <w:rFonts w:ascii="Arial" w:hAnsi="Arial" w:cs="Arial"/>
           <w:noProof/>
           <w:color w:val="auto"/>
+          <w:lang w:val="en-ZA" w:eastAsia="en-ZA"/>
         </w:rPr>
         <w:lastRenderedPageBreak/>
         <w:drawing>
-          <wp:inline distT="0" distB="0" distL="0" distR="0" wp14:anchorId="78C2B850" wp14:editId="6125DA0F">
+          <wp:inline distT="0" distB="0" distL="0" distR="0">
             <wp:extent cx="6210300" cy="4600575"/>
             <wp:effectExtent l="0" t="0" r="0" b="9525"/>
             <wp:docPr id="435005498" name="Picture 6"/>
@@ -25459,15 +25283,7 @@
           <w:rFonts w:ascii="Arial" w:hAnsi="Arial" w:cs="Arial"/>
           <w:color w:val="auto"/>
         </w:rPr>
-        <w:t xml:space="preserve">The ERD must represent the information required by the approved system and support both the Flutter and ASP.NET interfaces. The design should show entities/tables, important attributes, </w:t>
-      </w:r>
-      <w:r>
-        <w:rPr>
-          <w:rFonts w:ascii="Arial" w:hAnsi="Arial" w:cs="Arial"/>
-          <w:color w:val="auto"/>
-        </w:rPr>
-        <w:lastRenderedPageBreak/>
-        <w:t>primary keys, foreign keys, relationships and cardinality. Fields that are not required by the approved system should not be added without justification.</w:t>
+        <w:t>The ERD must represent the information required by the approved system and support both the Flutter and ASP.NET interfaces. The design should show entities/tables, important attributes, primary keys, foreign keys, relationships and cardinality. Fields that are not required by the approved system should not be added without justification.</w:t>
       </w:r>
     </w:p>
     <w:p>
@@ -25483,9 +25299,11 @@
           <w:rFonts w:ascii="Arial" w:hAnsi="Arial" w:cs="Arial"/>
           <w:noProof/>
           <w:color w:val="auto"/>
-        </w:rPr>
+          <w:lang w:val="en-ZA" w:eastAsia="en-ZA"/>
+        </w:rPr>
+        <w:lastRenderedPageBreak/>
         <w:drawing>
-          <wp:inline distT="0" distB="0" distL="0" distR="0" wp14:anchorId="042B5B2D" wp14:editId="0E558C24">
+          <wp:inline distT="0" distB="0" distL="0" distR="0">
             <wp:extent cx="6400800" cy="5538470"/>
             <wp:effectExtent l="0" t="0" r="0" b="5080"/>
             <wp:docPr id="918942182" name="Picture 8"/>
@@ -25731,7 +25549,6 @@
           <w:rFonts w:ascii="Arial" w:hAnsi="Arial" w:cs="Arial"/>
           <w:color w:val="auto"/>
         </w:rPr>
-        <w:lastRenderedPageBreak/>
         <w:t>Notification stores notification records linked to the relevant student and appointment where implemented.</w:t>
       </w:r>
     </w:p>
@@ -25905,6 +25722,7 @@
                 <w:color w:val="auto"/>
                 <w:sz w:val="17"/>
               </w:rPr>
+              <w:lastRenderedPageBreak/>
               <w:t>Student → Appointment</w:t>
             </w:r>
           </w:p>
@@ -25928,31 +25746,13 @@
                 <w:color w:val="auto"/>
               </w:rPr>
             </w:pPr>
-            <w:proofErr w:type="gramStart"/>
             <w:r>
               <w:rPr>
                 <w:rFonts w:ascii="Arial" w:hAnsi="Arial" w:cs="Arial"/>
                 <w:color w:val="auto"/>
                 <w:sz w:val="17"/>
               </w:rPr>
-              <w:t>1 :</w:t>
-            </w:r>
-            <w:proofErr w:type="gramEnd"/>
-            <w:r>
-              <w:rPr>
-                <w:rFonts w:ascii="Arial" w:hAnsi="Arial" w:cs="Arial"/>
-                <w:color w:val="auto"/>
-                <w:sz w:val="17"/>
-              </w:rPr>
-              <w:t xml:space="preserve"> </w:t>
-            </w:r>
-            <w:r>
-              <w:rPr>
-                <w:rFonts w:ascii="Arial" w:hAnsi="Arial" w:cs="Arial"/>
-                <w:color w:val="auto"/>
-                <w:sz w:val="17"/>
-              </w:rPr>
-              <w:t>1</w:t>
+              <w:t>1 : 1</w:t>
             </w:r>
           </w:p>
         </w:tc>
@@ -25981,23 +25781,7 @@
                 <w:color w:val="auto"/>
                 <w:sz w:val="17"/>
               </w:rPr>
-              <w:t xml:space="preserve">A student can have appointment </w:t>
-            </w:r>
-            <w:r>
-              <w:rPr>
-                <w:rFonts w:ascii="Arial" w:hAnsi="Arial" w:cs="Arial"/>
-                <w:color w:val="auto"/>
-                <w:sz w:val="17"/>
-              </w:rPr>
-              <w:t xml:space="preserve">history </w:t>
-            </w:r>
-            <w:r>
-              <w:rPr>
-                <w:rFonts w:ascii="Arial" w:hAnsi="Arial" w:cs="Arial"/>
-                <w:color w:val="auto"/>
-                <w:sz w:val="17"/>
-              </w:rPr>
-              <w:t>.and will have 1 active submission per attempt</w:t>
+              <w:t>A student can have appointment history .and will have 1 active submission per attempt</w:t>
             </w:r>
           </w:p>
         </w:tc>
@@ -26054,23 +25838,13 @@
                 <w:color w:val="auto"/>
               </w:rPr>
             </w:pPr>
-            <w:proofErr w:type="gramStart"/>
             <w:r>
               <w:rPr>
                 <w:rFonts w:ascii="Arial" w:hAnsi="Arial" w:cs="Arial"/>
                 <w:color w:val="auto"/>
                 <w:sz w:val="17"/>
               </w:rPr>
-              <w:t>1 :</w:t>
-            </w:r>
-            <w:proofErr w:type="gramEnd"/>
-            <w:r>
-              <w:rPr>
-                <w:rFonts w:ascii="Arial" w:hAnsi="Arial" w:cs="Arial"/>
-                <w:color w:val="auto"/>
-                <w:sz w:val="17"/>
-              </w:rPr>
-              <w:t xml:space="preserve"> many</w:t>
+              <w:t>1 : many</w:t>
             </w:r>
           </w:p>
         </w:tc>
@@ -26109,39 +25883,7 @@
                 <w:color w:val="auto"/>
                 <w:sz w:val="17"/>
               </w:rPr>
-              <w:t xml:space="preserve"> staff assign/manage</w:t>
-            </w:r>
-            <w:r>
-              <w:rPr>
-                <w:rFonts w:ascii="Arial" w:hAnsi="Arial" w:cs="Arial"/>
-                <w:color w:val="auto"/>
-                <w:sz w:val="17"/>
-              </w:rPr>
-              <w:t xml:space="preserve">s all </w:t>
-            </w:r>
-            <w:r>
-              <w:rPr>
-                <w:rFonts w:ascii="Arial" w:hAnsi="Arial" w:cs="Arial"/>
-                <w:color w:val="auto"/>
-                <w:sz w:val="17"/>
-              </w:rPr>
-              <w:t>appointmen</w:t>
-            </w:r>
-            <w:r>
-              <w:rPr>
-                <w:rFonts w:ascii="Arial" w:hAnsi="Arial" w:cs="Arial"/>
-                <w:color w:val="auto"/>
-                <w:sz w:val="17"/>
-              </w:rPr>
-              <w:t>ts</w:t>
-            </w:r>
-            <w:r>
-              <w:rPr>
-                <w:rFonts w:ascii="Arial" w:hAnsi="Arial" w:cs="Arial"/>
-                <w:color w:val="auto"/>
-                <w:sz w:val="17"/>
-              </w:rPr>
-              <w:t>.</w:t>
+              <w:t xml:space="preserve"> staff assign/manages all appointments.</w:t>
             </w:r>
           </w:p>
         </w:tc>
@@ -26208,23 +25950,13 @@
                 <w:color w:val="auto"/>
               </w:rPr>
             </w:pPr>
-            <w:proofErr w:type="gramStart"/>
             <w:r>
               <w:rPr>
                 <w:rFonts w:ascii="Arial" w:hAnsi="Arial" w:cs="Arial"/>
                 <w:color w:val="auto"/>
                 <w:sz w:val="17"/>
               </w:rPr>
-              <w:t>1 :</w:t>
-            </w:r>
-            <w:proofErr w:type="gramEnd"/>
-            <w:r>
-              <w:rPr>
-                <w:rFonts w:ascii="Arial" w:hAnsi="Arial" w:cs="Arial"/>
-                <w:color w:val="auto"/>
-                <w:sz w:val="17"/>
-              </w:rPr>
-              <w:t xml:space="preserve"> many</w:t>
+              <w:t>1 : many</w:t>
             </w:r>
           </w:p>
         </w:tc>
@@ -26310,23 +26042,13 @@
                 <w:color w:val="auto"/>
               </w:rPr>
             </w:pPr>
-            <w:proofErr w:type="gramStart"/>
             <w:r>
               <w:rPr>
                 <w:rFonts w:ascii="Arial" w:hAnsi="Arial" w:cs="Arial"/>
                 <w:color w:val="auto"/>
                 <w:sz w:val="17"/>
               </w:rPr>
-              <w:t>1 :</w:t>
-            </w:r>
-            <w:proofErr w:type="gramEnd"/>
-            <w:r>
-              <w:rPr>
-                <w:rFonts w:ascii="Arial" w:hAnsi="Arial" w:cs="Arial"/>
-                <w:color w:val="auto"/>
-                <w:sz w:val="17"/>
-              </w:rPr>
-              <w:t xml:space="preserve"> many</w:t>
+              <w:t>1 : many</w:t>
             </w:r>
           </w:p>
         </w:tc>
@@ -26412,23 +26134,13 @@
                 <w:color w:val="auto"/>
               </w:rPr>
             </w:pPr>
-            <w:proofErr w:type="gramStart"/>
             <w:r>
               <w:rPr>
                 <w:rFonts w:ascii="Arial" w:hAnsi="Arial" w:cs="Arial"/>
                 <w:color w:val="auto"/>
                 <w:sz w:val="17"/>
               </w:rPr>
-              <w:t>1 :</w:t>
-            </w:r>
-            <w:proofErr w:type="gramEnd"/>
-            <w:r>
-              <w:rPr>
-                <w:rFonts w:ascii="Arial" w:hAnsi="Arial" w:cs="Arial"/>
-                <w:color w:val="auto"/>
-                <w:sz w:val="17"/>
-              </w:rPr>
-              <w:t xml:space="preserve"> many</w:t>
+              <w:t>1 : many</w:t>
             </w:r>
           </w:p>
         </w:tc>
@@ -26514,23 +26226,13 @@
                 <w:color w:val="auto"/>
               </w:rPr>
             </w:pPr>
-            <w:proofErr w:type="gramStart"/>
             <w:r>
               <w:rPr>
                 <w:rFonts w:ascii="Arial" w:hAnsi="Arial" w:cs="Arial"/>
                 <w:color w:val="auto"/>
                 <w:sz w:val="17"/>
               </w:rPr>
-              <w:t>1 :</w:t>
-            </w:r>
-            <w:proofErr w:type="gramEnd"/>
-            <w:r>
-              <w:rPr>
-                <w:rFonts w:ascii="Arial" w:hAnsi="Arial" w:cs="Arial"/>
-                <w:color w:val="auto"/>
-                <w:sz w:val="17"/>
-              </w:rPr>
-              <w:t xml:space="preserve"> many</w:t>
+              <w:t>1 : many</w:t>
             </w:r>
           </w:p>
         </w:tc>
@@ -26635,23 +26337,7 @@
           <w:rFonts w:ascii="Arial" w:hAnsi="Arial" w:cs="Arial"/>
           <w:color w:val="auto"/>
         </w:rPr>
-        <w:t xml:space="preserve">Main student screens to be represented in the final design set include registration, login, home/dashboard, request appointment, review/confirmation, appointment details, cancellation confirmation, notifications and profile/history </w:t>
-      </w:r>
-      <w:proofErr w:type="gramStart"/>
-      <w:r>
-        <w:rPr>
-          <w:rFonts w:ascii="Arial" w:hAnsi="Arial" w:cs="Arial"/>
-          <w:color w:val="auto"/>
-        </w:rPr>
-        <w:t>where</w:t>
-      </w:r>
-      <w:proofErr w:type="gramEnd"/>
-      <w:r>
-        <w:rPr>
-          <w:rFonts w:ascii="Arial" w:hAnsi="Arial" w:cs="Arial"/>
-          <w:color w:val="auto"/>
-        </w:rPr>
-        <w:t xml:space="preserve"> included in the approved design. The student does not select the final appointment date/time.</w:t>
+        <w:t>Main student screens to be represented in the final design set include registration, login, home/dashboard, request appointment, review/confirmation, appointment details, cancellation confirmation, notifications and profile/history where included in the approved design. The student does not select the final appointment date/time.</w:t>
       </w:r>
     </w:p>
     <w:p>
@@ -26667,10 +26353,10 @@
           <w:rFonts w:ascii="Arial" w:hAnsi="Arial" w:cs="Arial"/>
           <w:noProof/>
           <w:color w:val="auto"/>
-        </w:rPr>
-        <w:lastRenderedPageBreak/>
+          <w:lang w:val="en-ZA" w:eastAsia="en-ZA"/>
+        </w:rPr>
         <w:drawing>
-          <wp:inline distT="0" distB="0" distL="0" distR="0" wp14:anchorId="02EDFCCD" wp14:editId="7F07EF07">
+          <wp:inline distT="0" distB="0" distL="0" distR="0">
             <wp:extent cx="6400800" cy="4049395"/>
             <wp:effectExtent l="0" t="0" r="0" b="8255"/>
             <wp:docPr id="991249542" name="Picture 4"/>
@@ -26919,6 +26605,7 @@
                 <w:color w:val="auto"/>
                 <w:sz w:val="17"/>
               </w:rPr>
+              <w:lastRenderedPageBreak/>
               <w:t>Student Registration</w:t>
             </w:r>
           </w:p>
@@ -27760,7 +27447,6 @@
           <w:rFonts w:ascii="Arial" w:hAnsi="Arial" w:cs="Arial"/>
           <w:color w:val="auto"/>
         </w:rPr>
-        <w:lastRenderedPageBreak/>
         <w:t>32.4.2 ASP.NET Core Web Interface Design</w:t>
       </w:r>
     </w:p>
@@ -27809,9 +27495,10 @@
           <w:rFonts w:ascii="Arial" w:hAnsi="Arial" w:cs="Arial"/>
           <w:noProof/>
           <w:color w:val="auto"/>
+          <w:lang w:val="en-ZA" w:eastAsia="en-ZA"/>
         </w:rPr>
         <w:drawing>
-          <wp:inline distT="0" distB="0" distL="0" distR="0" wp14:anchorId="6E69E657" wp14:editId="6FB67FAE">
+          <wp:inline distT="0" distB="0" distL="0" distR="0">
             <wp:extent cx="6400800" cy="1847850"/>
             <wp:effectExtent l="0" t="0" r="0" b="0"/>
             <wp:docPr id="1810372147" name="Picture 1"/>
@@ -28437,6 +28124,7 @@
                 <w:color w:val="auto"/>
                 <w:sz w:val="17"/>
               </w:rPr>
+              <w:lastRenderedPageBreak/>
               <w:t>Appointment Details</w:t>
             </w:r>
           </w:p>
@@ -28966,7 +28654,6 @@
                 <w:color w:val="auto"/>
                 <w:sz w:val="18"/>
               </w:rPr>
-              <w:lastRenderedPageBreak/>
               <w:t>Navigation / interface source link (if separate)</w:t>
             </w:r>
           </w:p>
@@ -28994,14 +28681,7 @@
                 <w:rFonts w:ascii="Arial" w:hAnsi="Arial" w:cs="Arial"/>
                 <w:color w:val="auto"/>
               </w:rPr>
-              <w:t xml:space="preserve">Link for </w:t>
-            </w:r>
-            <w:r>
-              <w:rPr>
-                <w:rFonts w:ascii="Arial" w:hAnsi="Arial" w:cs="Arial"/>
-                <w:color w:val="auto"/>
-              </w:rPr>
-              <w:t xml:space="preserve">ASP.NET: </w:t>
+              <w:t xml:space="preserve">Link for ASP.NET: </w:t>
             </w:r>
             <w:hyperlink r:id="rId29" w:history="1">
               <w:r>
@@ -30466,6 +30146,7 @@
                 <w:color w:val="auto"/>
                 <w:sz w:val="17"/>
               </w:rPr>
+              <w:lastRenderedPageBreak/>
               <w:t>SMS/email notification and reminder</w:t>
             </w:r>
           </w:p>
@@ -30765,7 +30446,6 @@
                 <w:color w:val="auto"/>
                 <w:sz w:val="17"/>
               </w:rPr>
-              <w:lastRenderedPageBreak/>
               <w:t>System Architecture Diagram</w:t>
             </w:r>
           </w:p>
@@ -30822,11 +30502,11 @@
                 <w:rFonts w:ascii="Arial" w:hAnsi="Arial" w:cs="Arial"/>
                 <w:color w:val="auto"/>
               </w:rPr>
-              <w:object w:dxaOrig="1960" w:dyaOrig="831" w14:anchorId="474D1B97">
+              <w:object w:dxaOrig="1960" w:dyaOrig="831">
                 <v:shape id="_x0000_i1027" type="#_x0000_t75" style="width:98.25pt;height:41.25pt" o:ole="">
                   <v:imagedata r:id="rId12" o:title=""/>
                 </v:shape>
-                <o:OLEObject Type="Embed" ProgID="Package" ShapeID="_x0000_i1027" DrawAspect="Content" ObjectID="_1854264428" r:id="rId40"/>
+                <o:OLEObject Type="Embed" ProgID="Package" ShapeID="_x0000_i1027" DrawAspect="Content" ObjectID="_1854424663" r:id="rId40"/>
               </w:object>
             </w:r>
           </w:p>
@@ -30917,11 +30597,11 @@
                 <w:rFonts w:ascii="Arial" w:hAnsi="Arial" w:cs="Arial"/>
                 <w:color w:val="auto"/>
               </w:rPr>
-              <w:object w:dxaOrig="2301" w:dyaOrig="831" w14:anchorId="7428408D">
+              <w:object w:dxaOrig="2301" w:dyaOrig="831">
                 <v:shape id="_x0000_i1028" type="#_x0000_t75" style="width:114.75pt;height:41.25pt" o:ole="">
                   <v:imagedata r:id="rId41" o:title=""/>
                 </v:shape>
-                <o:OLEObject Type="Embed" ProgID="Package" ShapeID="_x0000_i1028" DrawAspect="Content" ObjectID="_1854264429" r:id="rId42"/>
+                <o:OLEObject Type="Embed" ProgID="Package" ShapeID="_x0000_i1028" DrawAspect="Content" ObjectID="_1854424664" r:id="rId42"/>
               </w:object>
             </w:r>
           </w:p>
@@ -31022,11 +30702,11 @@
                 <w:rFonts w:ascii="Arial" w:hAnsi="Arial" w:cs="Arial"/>
                 <w:color w:val="auto"/>
               </w:rPr>
-              <w:object w:dxaOrig="4630" w:dyaOrig="831" w14:anchorId="4741531D">
+              <w:object w:dxaOrig="4630" w:dyaOrig="831">
                 <v:shape id="_x0000_i1029" type="#_x0000_t75" style="width:231.75pt;height:41.25pt" o:ole="">
                   <v:imagedata r:id="rId43" o:title=""/>
                 </v:shape>
-                <o:OLEObject Type="Embed" ProgID="Package" ShapeID="_x0000_i1029" DrawAspect="Content" ObjectID="_1854264430" r:id="rId44"/>
+                <o:OLEObject Type="Embed" ProgID="Package" ShapeID="_x0000_i1029" DrawAspect="Content" ObjectID="_1854424665" r:id="rId44"/>
               </w:object>
             </w:r>
           </w:p>
@@ -31127,11 +30807,11 @@
                 <w:rFonts w:ascii="Arial" w:hAnsi="Arial" w:cs="Arial"/>
                 <w:color w:val="auto"/>
               </w:rPr>
-              <w:object w:dxaOrig="4630" w:dyaOrig="831" w14:anchorId="301E5CF9">
+              <w:object w:dxaOrig="4630" w:dyaOrig="831">
                 <v:shape id="_x0000_i1030" type="#_x0000_t75" style="width:231.75pt;height:41.25pt" o:ole="">
                   <v:imagedata r:id="rId45" o:title=""/>
                 </v:shape>
-                <o:OLEObject Type="Embed" ProgID="Package" ShapeID="_x0000_i1030" DrawAspect="Content" ObjectID="_1854264431" r:id="rId46"/>
+                <o:OLEObject Type="Embed" ProgID="Package" ShapeID="_x0000_i1030" DrawAspect="Content" ObjectID="_1854424666" r:id="rId46"/>
               </w:object>
             </w:r>
           </w:p>
@@ -31222,11 +30902,11 @@
                 <w:rFonts w:ascii="Arial" w:hAnsi="Arial" w:cs="Arial"/>
                 <w:color w:val="auto"/>
               </w:rPr>
-              <w:object w:dxaOrig="2500" w:dyaOrig="831" w14:anchorId="17E18358">
+              <w:object w:dxaOrig="2500" w:dyaOrig="831">
                 <v:shape id="_x0000_i1031" type="#_x0000_t75" style="width:125.25pt;height:41.25pt" o:ole="">
                   <v:imagedata r:id="rId47" o:title=""/>
                 </v:shape>
-                <o:OLEObject Type="Embed" ProgID="Package" ShapeID="_x0000_i1031" DrawAspect="Content" ObjectID="_1854264432" r:id="rId48"/>
+                <o:OLEObject Type="Embed" ProgID="Package" ShapeID="_x0000_i1031" DrawAspect="Content" ObjectID="_1854424667" r:id="rId48"/>
               </w:object>
             </w:r>
           </w:p>
@@ -31525,10 +31205,11 @@
           <w:rFonts w:ascii="Arial" w:hAnsi="Arial" w:cs="Arial"/>
           <w:noProof/>
           <w:color w:val="auto"/>
+          <w:lang w:val="en-ZA" w:eastAsia="en-ZA"/>
         </w:rPr>
         <w:lastRenderedPageBreak/>
         <w:drawing>
-          <wp:inline distT="0" distB="0" distL="0" distR="0" wp14:anchorId="41787400" wp14:editId="45070435">
+          <wp:inline distT="0" distB="0" distL="0" distR="0">
             <wp:extent cx="6400800" cy="2378710"/>
             <wp:effectExtent l="0" t="0" r="0" b="2540"/>
             <wp:docPr id="153917267" name="Picture 2"/>
@@ -31573,7 +31254,7 @@
       </w:tblPr>
       <w:tblGrid>
         <w:gridCol w:w="3538"/>
-        <w:gridCol w:w="5200"/>
+        <w:gridCol w:w="5195"/>
       </w:tblGrid>
       <w:tr>
         <w:trPr>
@@ -31633,7 +31314,7 @@
                 <w:rFonts w:ascii="Arial" w:hAnsi="Arial" w:cs="Arial"/>
                 <w:color w:val="auto"/>
               </w:rPr>
-              <w:pict w14:anchorId="393947C9">
+              <w:pict>
                 <v:shape id="_x0000_i1032" type="#_x0000_t75" style="width:249.75pt;height:99.75pt">
                   <v:imagedata r:id="rId53" o:title=""/>
                 </v:shape>
@@ -31705,9 +31386,10 @@
           <w:rFonts w:ascii="Arial" w:hAnsi="Arial" w:cs="Arial"/>
           <w:noProof/>
           <w:color w:val="auto"/>
+          <w:lang w:val="en-ZA" w:eastAsia="en-ZA"/>
         </w:rPr>
         <w:drawing>
-          <wp:inline distT="0" distB="0" distL="0" distR="0" wp14:anchorId="6583BE63" wp14:editId="0A2BCA0A">
+          <wp:inline distT="0" distB="0" distL="0" distR="0">
             <wp:extent cx="6400800" cy="3032125"/>
             <wp:effectExtent l="0" t="0" r="0" b="0"/>
             <wp:docPr id="1853850822" name="Picture 3"/>
@@ -31793,17 +31475,7 @@
                 <w:color w:val="auto"/>
                 <w:sz w:val="18"/>
               </w:rPr>
-              <w:lastRenderedPageBreak/>
-              <w:t>https://github.com/AllSafe-Tech/CUT-Clinic-Appointment-Management-System.git</w:t>
-            </w:r>
-            <w:r>
-              <w:rPr>
-                <w:rFonts w:ascii="Arial" w:hAnsi="Arial" w:cs="Arial"/>
-                <w:b/>
-                <w:color w:val="auto"/>
-                <w:sz w:val="18"/>
-              </w:rPr>
-              <w:t xml:space="preserve"> repository link (verify before submission)</w:t>
+              <w:t>https://github.com/AllSafe-Tech/CUT-Clinic-Appointment-Management-System.git repository link (verify before submission)</w:t>
             </w:r>
           </w:p>
         </w:tc>
@@ -32102,14 +31774,7 @@
         <w:rPr>
           <w:color w:val="auto"/>
         </w:rPr>
-        <w:t xml:space="preserve">Email notification sending has been reported as working in development. SMS delivery has not been verified end-to-end because the project is not using a purchased Twilio number; therefore, SMS must not be described as fully tested or production-ready. Day-before reminders and any notification paths not </w:t>
-      </w:r>
-      <w:r>
-        <w:rPr>
-          <w:color w:val="auto"/>
-        </w:rPr>
-        <w:lastRenderedPageBreak/>
-        <w:t>backed by current test evidence must remain marked as requiring verification. External service availability, account configuration and delivery remain limitations of the academic prototype.</w:t>
+        <w:t>Email notification sending has been reported as working in development. SMS delivery has not been verified end-to-end because the project is not using a purchased Twilio number; therefore, SMS must not be described as fully tested or production-ready. Day-before reminders and any notification paths not backed by current test evidence must remain marked as requiring verification. External service availability, account configuration and delivery remain limitations of the academic prototype.</w:t>
       </w:r>
     </w:p>
     <w:p>
@@ -32170,13 +31835,7 @@
         <w:rPr>
           <w:color w:val="auto"/>
         </w:rPr>
-        <w:t>database  continue</w:t>
-      </w:r>
-      <w:r>
-        <w:rPr>
-          <w:color w:val="auto"/>
-        </w:rPr>
-        <w:t>s</w:t>
+        <w:t>database  continues</w:t>
       </w:r>
       <w:proofErr w:type="gramEnd"/>
       <w:r>
@@ -32332,7 +31991,14 @@
               <w:rPr>
                 <w:color w:val="auto"/>
               </w:rPr>
-              <w:t>Capture dated screenshots or demonstration evidence; attach relevant non-secret GitHub commit links.</w:t>
+              <w:t xml:space="preserve">Capture dated screenshots or demonstration evidence; attach </w:t>
+            </w:r>
+            <w:r>
+              <w:rPr>
+                <w:color w:val="auto"/>
+              </w:rPr>
+              <w:lastRenderedPageBreak/>
+              <w:t>relevant non-secret GitHub commit links.</w:t>
             </w:r>
           </w:p>
         </w:tc>
@@ -32352,6 +32018,7 @@
               <w:rPr>
                 <w:color w:val="auto"/>
               </w:rPr>
+              <w:lastRenderedPageBreak/>
               <w:t>Appointment approval/rejection and scheduling</w:t>
             </w:r>
           </w:p>
@@ -32758,7 +32425,6 @@
               <w:rPr>
                 <w:color w:val="auto"/>
               </w:rPr>
-              <w:lastRenderedPageBreak/>
               <w:t>Security and access control</w:t>
             </w:r>
           </w:p>
@@ -32795,21 +32461,7 @@
               <w:rPr>
                 <w:color w:val="auto"/>
               </w:rPr>
-              <w:t xml:space="preserve">Verify staff-only web pages, student data access boundaries, and </w:t>
-            </w:r>
-            <w:proofErr w:type="gramStart"/>
-            <w:r>
-              <w:rPr>
-                <w:color w:val="auto"/>
-              </w:rPr>
-              <w:t>that secrets</w:t>
-            </w:r>
-            <w:proofErr w:type="gramEnd"/>
-            <w:r>
-              <w:rPr>
-                <w:color w:val="auto"/>
-              </w:rPr>
-              <w:t xml:space="preserve"> are not committed.</w:t>
+              <w:t>Verify staff-only web pages, student data access boundaries, and that secrets are not committed.</w:t>
             </w:r>
           </w:p>
         </w:tc>
@@ -33022,45 +32674,136 @@
       </w:r>
       <w:r>
         <w:br/>
-      </w:r>
-      <w:r>
         <w:t>The following screenshots are numbered by application. Each caption briefly describes the screen shown. All original document content and embedded pictures have been retained.</w:t>
       </w:r>
     </w:p>
     <w:p>
       <w:pPr>
-        <w:pStyle w:val="Caption"/>
-      </w:pPr>
-      <w:r>
-        <w:rPr>
-          <w:sz w:val="20"/>
-        </w:rPr>
-        <w:t>F</w:t>
-      </w:r>
-      <w:r>
-        <w:rPr>
-          <w:sz w:val="20"/>
-        </w:rPr>
-        <w:t>lutter Screen 1 – Student Login</w:t>
+        <w:pStyle w:val="Heading2"/>
+        <w:rPr>
+          <w:sz w:val="22"/>
+          <w:szCs w:val="22"/>
+        </w:rPr>
+      </w:pPr>
+      <w:r>
+        <w:rPr>
+          <w:sz w:val="22"/>
+          <w:szCs w:val="22"/>
+        </w:rPr>
+        <w:lastRenderedPageBreak/>
+        <w:t>Flutter Screen 1 – Start screen</w:t>
+      </w:r>
+      <w:r>
+        <w:rPr>
+          <w:sz w:val="22"/>
+          <w:szCs w:val="22"/>
+        </w:rPr>
+        <w:br/>
+      </w:r>
+      <w:r>
+        <w:rPr>
+          <w:sz w:val="22"/>
+          <w:szCs w:val="22"/>
+        </w:rPr>
+        <w:br/>
+      </w:r>
+      <w:r>
+        <w:rPr>
+          <w:rFonts w:ascii="Aptos" w:hAnsi="Aptos"/>
+          <w:sz w:val="21"/>
+          <w:szCs w:val="21"/>
+        </w:rPr>
+        <w:t>Introductory screen of the CUT Clinic Appointment Management System's Flutter mobile application. It is designed to introduce students to the application before they proceed to the registration or login process</w:t>
+      </w:r>
+      <w:r>
+        <w:t>.</w:t>
+      </w:r>
+      <w:r>
+        <w:rPr>
+          <w:noProof/>
+          <w:sz w:val="22"/>
+          <w:szCs w:val="22"/>
+          <w:lang w:val="en-ZA" w:eastAsia="en-ZA"/>
+        </w:rPr>
+        <w:drawing>
+          <wp:inline distT="0" distB="0" distL="0" distR="0">
+            <wp:extent cx="6400800" cy="4448175"/>
+            <wp:effectExtent l="0" t="0" r="0" b="9525"/>
+            <wp:docPr id="3" name="Picture 3"/>
+            <wp:cNvGraphicFramePr>
+              <a:graphicFrameLocks xmlns:a="http://schemas.openxmlformats.org/drawingml/2006/main" noChangeAspect="1"/>
+            </wp:cNvGraphicFramePr>
+            <a:graphic xmlns:a="http://schemas.openxmlformats.org/drawingml/2006/main">
+              <a:graphicData uri="http://schemas.openxmlformats.org/drawingml/2006/picture">
+                <pic:pic xmlns:pic="http://schemas.openxmlformats.org/drawingml/2006/picture">
+                  <pic:nvPicPr>
+                    <pic:cNvPr id="3" name="WhatsApp Image 2026-10-24 at 10.02.47.jpeg"/>
+                    <pic:cNvPicPr/>
+                  </pic:nvPicPr>
+                  <pic:blipFill>
+                    <a:blip r:embed="rId56">
+                      <a:extLst>
+                        <a:ext uri="{28A0092B-C50C-407E-A947-70E740481C1C}">
+                          <a14:useLocalDpi xmlns:a14="http://schemas.microsoft.com/office/drawing/2010/main" val="0"/>
+                        </a:ext>
+                      </a:extLst>
+                    </a:blip>
+                    <a:stretch>
+                      <a:fillRect/>
+                    </a:stretch>
+                  </pic:blipFill>
+                  <pic:spPr>
+                    <a:xfrm>
+                      <a:off x="0" y="0"/>
+                      <a:ext cx="6400800" cy="4448175"/>
+                    </a:xfrm>
+                    <a:prstGeom prst="rect">
+                      <a:avLst/>
+                    </a:prstGeom>
+                  </pic:spPr>
+                </pic:pic>
+              </a:graphicData>
+            </a:graphic>
+          </wp:inline>
+        </w:drawing>
+      </w:r>
+      <w:r>
+        <w:rPr>
+          <w:sz w:val="22"/>
+          <w:szCs w:val="22"/>
+        </w:rPr>
+        <w:br/>
+        <w:t>Flutter Screen 2 – Student Login</w:t>
       </w:r>
     </w:p>
     <w:p>
-      <w:r>
-        <w:rPr>
-          <w:sz w:val="18"/>
-        </w:rPr>
-        <w:t>This screen allows registered students to sign in to the CUT Clinic mobile application using their login details.</w:t>
-      </w:r>
-    </w:p>
-    <w:p>
+      <w:pPr>
+        <w:rPr>
+          <w:color w:val="auto"/>
+        </w:rPr>
+      </w:pPr>
+      <w:r>
+        <w:rPr>
+          <w:szCs w:val="21"/>
+        </w:rPr>
+        <w:t>This student login screen allows registered students to sign in to the CUT Clinic mobile application using their login details. The screen provides an interface where students enter their registered login credentials to verify their identity before accessing the system. Authentication helps ensure that students can access their own appointment information rather than another student's private information. This screen is important because it acts as the entry point to the mobile application.</w:t>
+      </w:r>
+      <w:r>
+        <w:rPr>
+          <w:szCs w:val="21"/>
+        </w:rPr>
+        <w:br/>
+      </w:r>
       <w:r>
         <w:rPr>
           <w:noProof/>
+          <w:szCs w:val="21"/>
+          <w:lang w:val="en-ZA" w:eastAsia="en-ZA"/>
         </w:rPr>
         <w:lastRenderedPageBreak/>
         <w:drawing>
-          <wp:inline distT="0" distB="0" distL="0" distR="0" wp14:anchorId="0DEB7C79" wp14:editId="1E12F298">
-            <wp:extent cx="6400800" cy="4441190"/>
+          <wp:inline distT="0" distB="0" distL="0" distR="0">
+            <wp:extent cx="6153150" cy="5524500"/>
             <wp:effectExtent l="0" t="0" r="0" b="0"/>
             <wp:docPr id="1656196274" name="Picture 1"/>
             <wp:cNvGraphicFramePr>
@@ -33074,7 +32817,13 @@
                     <pic:cNvPicPr/>
                   </pic:nvPicPr>
                   <pic:blipFill>
-                    <a:blip r:embed="rId56"/>
+                    <a:blip r:embed="rId57">
+                      <a:extLst>
+                        <a:ext uri="{28A0092B-C50C-407E-A947-70E740481C1C}">
+                          <a14:useLocalDpi xmlns:a14="http://schemas.microsoft.com/office/drawing/2010/main" val="0"/>
+                        </a:ext>
+                      </a:extLst>
+                    </a:blip>
                     <a:stretch>
                       <a:fillRect/>
                     </a:stretch>
@@ -33082,7 +32831,7 @@
                   <pic:spPr>
                     <a:xfrm>
                       <a:off x="0" y="0"/>
-                      <a:ext cx="6400800" cy="4441190"/>
+                      <a:ext cx="6153150" cy="5524500"/>
                     </a:xfrm>
                     <a:prstGeom prst="rect">
                       <a:avLst/>
@@ -33094,62 +32843,63 @@
           </wp:inline>
         </w:drawing>
       </w:r>
-    </w:p>
-    <w:p>
-      <w:pPr>
-        <w:rPr>
-          <w:color w:val="auto"/>
-        </w:rPr>
-      </w:pPr>
-    </w:p>
-    <w:p>
-      <w:pPr>
-        <w:pStyle w:val="Caption"/>
-        <w:rPr>
-          <w:b w:val="0"/>
-          <w:bCs w:val="0"/>
-          <w:color w:val="auto"/>
-        </w:rPr>
-      </w:pPr>
-      <w:r>
-        <w:rPr>
-          <w:sz w:val="20"/>
-        </w:rPr>
-        <w:t xml:space="preserve">Flutter Screen 2 – </w:t>
-      </w:r>
-      <w:r>
-        <w:rPr>
-          <w:sz w:val="20"/>
-        </w:rPr>
-        <w:t>Main Screen</w:t>
-      </w:r>
-      <w:r>
-        <w:rPr>
-          <w:sz w:val="20"/>
+      <w:r>
+        <w:rPr>
+          <w:noProof/>
+          <w:lang w:val="en-ZA" w:eastAsia="en-ZA"/>
+        </w:rPr>
+        <w:t xml:space="preserve"> </w:t>
+      </w:r>
+      <w:r>
+        <w:rPr>
+          <w:noProof/>
+          <w:lang w:val="en-ZA" w:eastAsia="en-ZA"/>
         </w:rPr>
         <w:br/>
-      </w:r>
-      <w:r>
-        <w:rPr>
-          <w:b w:val="0"/>
-          <w:bCs w:val="0"/>
-        </w:rPr>
-        <w:t>This screen displays our main screen</w:t>
-      </w:r>
-      <w:r>
-        <w:rPr>
-          <w:sz w:val="20"/>
+        <w:t>|</w:t>
+      </w:r>
+      <w:r>
+        <w:rPr>
+          <w:noProof/>
+          <w:lang w:val="en-ZA" w:eastAsia="en-ZA"/>
         </w:rPr>
         <w:br/>
       </w:r>
       <w:r>
         <w:rPr>
+          <w:rStyle w:val="Heading2Char"/>
+          <w:sz w:val="22"/>
+          <w:szCs w:val="22"/>
+        </w:rPr>
+        <w:t>Flutter Screen 3 – Main Screen</w:t>
+      </w:r>
+      <w:r>
+        <w:rPr>
           <w:noProof/>
-        </w:rPr>
+          <w:lang w:val="en-ZA" w:eastAsia="en-ZA"/>
+        </w:rPr>
+        <w:br/>
+      </w:r>
+      <w:r>
+        <w:rPr>
+          <w:noProof/>
+          <w:lang w:val="en-ZA" w:eastAsia="en-ZA"/>
+        </w:rPr>
+        <w:br/>
+      </w:r>
+      <w:r>
+        <w:t>The Main Screen serves as the central navigation area of the CUT Clinic mobile application. starting point from which students can navigate to appointment-related functions, view available information, access notifications, and open their profile where those features are implemented.</w:t>
+      </w:r>
+      <w:r>
+        <w:rPr>
+          <w:noProof/>
+          <w:lang w:val="en-ZA" w:eastAsia="en-ZA"/>
+        </w:rPr>
+        <w:lastRenderedPageBreak/>
         <w:drawing>
-          <wp:inline distT="0" distB="0" distL="0" distR="0" wp14:anchorId="5EF98268" wp14:editId="250CAB6C">
-            <wp:extent cx="6400800" cy="4483735"/>
-            <wp:effectExtent l="0" t="0" r="0" b="0"/>
+          <wp:inline distT="0" distB="0" distL="0" distR="0">
+            <wp:extent cx="6400800" cy="6238875"/>
+            <wp:effectExtent l="0" t="0" r="0" b="9525"/>
             <wp:docPr id="1300478617" name="Picture 1"/>
             <wp:cNvGraphicFramePr>
               <a:graphicFrameLocks xmlns:a="http://schemas.openxmlformats.org/drawingml/2006/main" noChangeAspect="1"/>
@@ -33162,7 +32912,7 @@
                     <pic:cNvPicPr/>
                   </pic:nvPicPr>
                   <pic:blipFill>
-                    <a:blip r:embed="rId57"/>
+                    <a:blip r:embed="rId58"/>
                     <a:stretch>
                       <a:fillRect/>
                     </a:stretch>
@@ -33170,7 +32920,7 @@
                   <pic:spPr>
                     <a:xfrm>
                       <a:off x="0" y="0"/>
-                      <a:ext cx="6400800" cy="4483735"/>
+                      <a:ext cx="6400800" cy="6238875"/>
                     </a:xfrm>
                     <a:prstGeom prst="rect">
                       <a:avLst/>
@@ -33190,42 +32940,44 @@
       </w:r>
       <w:r>
         <w:rPr>
-          <w:sz w:val="20"/>
-        </w:rPr>
-        <w:t>Flutter Screen 2 – My Appointment</w:t>
-      </w:r>
-      <w:r>
-        <w:rPr>
-          <w:sz w:val="20"/>
+          <w:rStyle w:val="Heading2Char"/>
+          <w:sz w:val="22"/>
+          <w:szCs w:val="22"/>
+        </w:rPr>
+        <w:t>Flutter Screen 4 – My Appointment</w:t>
+      </w:r>
+      <w:r>
+        <w:rPr>
+          <w:rStyle w:val="Heading2Char"/>
+          <w:sz w:val="22"/>
+          <w:szCs w:val="22"/>
         </w:rPr>
         <w:br/>
       </w:r>
       <w:r>
+        <w:rPr>
+          <w:rStyle w:val="Heading2Char"/>
+          <w:sz w:val="22"/>
+          <w:szCs w:val="22"/>
+        </w:rPr>
         <w:br/>
       </w:r>
       <w:r>
-        <w:rPr>
-          <w:b w:val="0"/>
-          <w:bCs w:val="0"/>
-        </w:rPr>
-        <w:t>This screen displays the student’s appointment information, including its current status and scheduled details when available.</w:t>
-      </w:r>
-    </w:p>
-    <w:p>
-      <w:pPr>
-        <w:rPr>
-          <w:color w:val="auto"/>
-        </w:rPr>
-      </w:pPr>
+        <w:t xml:space="preserve">My Appointment screen allows a student to view information about their clinic appointment. It is designed to display relevant appointment details, including the current appointment status and the assigned date and time when these details are available. This gives students a convenient way to check their appointment information through their mobile devices without having to contact the clinic merely to find out the current status. An approved appointment </w:t>
+      </w:r>
+      <w:r>
+        <w:lastRenderedPageBreak/>
+        <w:t>may also contain a date and time assigned by clinic staff.</w:t>
+      </w:r>
       <w:r>
         <w:rPr>
           <w:noProof/>
-        </w:rPr>
-        <w:lastRenderedPageBreak/>
+          <w:lang w:val="en-ZA" w:eastAsia="en-ZA"/>
+        </w:rPr>
         <w:drawing>
-          <wp:inline distT="0" distB="0" distL="0" distR="0" wp14:anchorId="1D351D75" wp14:editId="19B7D312">
-            <wp:extent cx="6400800" cy="4472940"/>
-            <wp:effectExtent l="0" t="0" r="0" b="3810"/>
+          <wp:inline distT="0" distB="0" distL="0" distR="0">
+            <wp:extent cx="6400800" cy="5848350"/>
+            <wp:effectExtent l="0" t="0" r="0" b="0"/>
             <wp:docPr id="470107312" name="Picture 1"/>
             <wp:cNvGraphicFramePr>
               <a:graphicFrameLocks xmlns:a="http://schemas.openxmlformats.org/drawingml/2006/main" noChangeAspect="1"/>
@@ -33238,7 +32990,7 @@
                     <pic:cNvPicPr/>
                   </pic:nvPicPr>
                   <pic:blipFill>
-                    <a:blip r:embed="rId58"/>
+                    <a:blip r:embed="rId59"/>
                     <a:stretch>
                       <a:fillRect/>
                     </a:stretch>
@@ -33246,7 +32998,7 @@
                   <pic:spPr>
                     <a:xfrm>
                       <a:off x="0" y="0"/>
-                      <a:ext cx="6400800" cy="4472940"/>
+                      <a:ext cx="6400800" cy="5848350"/>
                     </a:xfrm>
                     <a:prstGeom prst="rect">
                       <a:avLst/>
@@ -33274,7 +33026,7 @@
         <w:rPr>
           <w:sz w:val="20"/>
         </w:rPr>
-        <w:t>Flutter Screen 3 – Cancel Appointment Confirmation</w:t>
+        <w:t>Flutter Screen 5 – Cancel Appointment Confirmation</w:t>
       </w:r>
     </w:p>
     <w:p>
@@ -33282,13 +33034,7 @@
         <w:rPr>
           <w:sz w:val="18"/>
         </w:rPr>
-        <w:t>This confirmatio</w:t>
-      </w:r>
-      <w:r>
-        <w:rPr>
-          <w:sz w:val="18"/>
-        </w:rPr>
-        <w:t>n dialog asks the student to confirm or stop the cancellation before the action proceeds.</w:t>
+        <w:t>This confirmation dialog asks the student to confirm or stop the cancellation before the action proceeds.</w:t>
       </w:r>
     </w:p>
     <w:p>
@@ -33300,11 +33046,13 @@
       <w:r>
         <w:rPr>
           <w:noProof/>
-        </w:rPr>
+          <w:lang w:val="en-ZA" w:eastAsia="en-ZA"/>
+        </w:rPr>
+        <w:lastRenderedPageBreak/>
         <w:drawing>
-          <wp:inline distT="0" distB="0" distL="0" distR="0" wp14:anchorId="4E477703" wp14:editId="26AD8C94">
-            <wp:extent cx="6400800" cy="2242820"/>
-            <wp:effectExtent l="0" t="0" r="0" b="5080"/>
+          <wp:inline distT="0" distB="0" distL="0" distR="0">
+            <wp:extent cx="6400800" cy="2752725"/>
+            <wp:effectExtent l="0" t="0" r="0" b="9525"/>
             <wp:docPr id="1226951" name="Picture 1"/>
             <wp:cNvGraphicFramePr>
               <a:graphicFrameLocks xmlns:a="http://schemas.openxmlformats.org/drawingml/2006/main" noChangeAspect="1"/>
@@ -33317,7 +33065,7 @@
                     <pic:cNvPicPr/>
                   </pic:nvPicPr>
                   <pic:blipFill>
-                    <a:blip r:embed="rId59"/>
+                    <a:blip r:embed="rId60"/>
                     <a:stretch>
                       <a:fillRect/>
                     </a:stretch>
@@ -33325,7 +33073,7 @@
                   <pic:spPr>
                     <a:xfrm>
                       <a:off x="0" y="0"/>
-                      <a:ext cx="6400800" cy="2242820"/>
+                      <a:ext cx="6400800" cy="2752725"/>
                     </a:xfrm>
                     <a:prstGeom prst="rect">
                       <a:avLst/>
@@ -33346,7 +33094,7 @@
         <w:rPr>
           <w:sz w:val="20"/>
         </w:rPr>
-        <w:t>Flutter Screen 4 – Notifications</w:t>
+        <w:t>Flutter Screen 6 – Notifications</w:t>
       </w:r>
     </w:p>
     <w:p>
@@ -33357,19 +33105,30 @@
         <w:t>This screen lists notifications sent to the student about appointment-related updates.</w:t>
       </w:r>
       <w:r>
+        <w:t xml:space="preserve"> The notifications screen allows students to view appointment-related updates communicated by the CUT Clinic Appointment Management System. These updates can help students stay informed about changes affecting their appointment requests, such as decisions made by clinic staff or changes to scheduled appointment details, where the corresponding notification functionality is implemented.</w:t>
+      </w:r>
+      <w:r>
         <w:rPr>
           <w:sz w:val="18"/>
         </w:rPr>
         <w:br/>
       </w:r>
+    </w:p>
+    <w:p>
+      <w:pPr>
+        <w:rPr>
+          <w:color w:val="auto"/>
+        </w:rPr>
+      </w:pPr>
       <w:r>
         <w:rPr>
           <w:noProof/>
+          <w:lang w:val="en-ZA" w:eastAsia="en-ZA"/>
         </w:rPr>
         <w:drawing>
-          <wp:inline distT="0" distB="0" distL="0" distR="0" wp14:anchorId="6E81FB79" wp14:editId="0B994985">
-            <wp:extent cx="5781675" cy="2238375"/>
-            <wp:effectExtent l="0" t="0" r="9525" b="9525"/>
+          <wp:inline distT="0" distB="0" distL="0" distR="0">
+            <wp:extent cx="6400800" cy="3124200"/>
+            <wp:effectExtent l="0" t="0" r="0" b="0"/>
             <wp:docPr id="168453941" name="Picture 1"/>
             <wp:cNvGraphicFramePr>
               <a:graphicFrameLocks xmlns:a="http://schemas.openxmlformats.org/drawingml/2006/main" noChangeAspect="1"/>
@@ -33382,7 +33141,7 @@
                     <pic:cNvPicPr/>
                   </pic:nvPicPr>
                   <pic:blipFill>
-                    <a:blip r:embed="rId60"/>
+                    <a:blip r:embed="rId61"/>
                     <a:stretch>
                       <a:fillRect/>
                     </a:stretch>
@@ -33390,7 +33149,7 @@
                   <pic:spPr>
                     <a:xfrm>
                       <a:off x="0" y="0"/>
-                      <a:ext cx="5781675" cy="2238375"/>
+                      <a:ext cx="6400800" cy="3124200"/>
                     </a:xfrm>
                     <a:prstGeom prst="rect">
                       <a:avLst/>
@@ -33405,37 +33164,29 @@
     </w:p>
     <w:p>
       <w:pPr>
-        <w:rPr>
-          <w:color w:val="auto"/>
-        </w:rPr>
-      </w:pPr>
+        <w:pStyle w:val="Caption"/>
+      </w:pPr>
+      <w:r>
+        <w:rPr>
+          <w:sz w:val="20"/>
+        </w:rPr>
+        <w:t>Flutter Screen 7– Appointment Status / History</w:t>
+      </w:r>
     </w:p>
     <w:p>
       <w:pPr>
-        <w:pStyle w:val="Caption"/>
-      </w:pPr>
-      <w:r>
-        <w:rPr>
-          <w:sz w:val="20"/>
-        </w:rPr>
-        <w:t>Flutter Screen 5 – Appointment Status / His</w:t>
-      </w:r>
-      <w:r>
-        <w:rPr>
-          <w:sz w:val="20"/>
-        </w:rPr>
-        <w:t>tory</w:t>
+        <w:rPr>
+          <w:szCs w:val="21"/>
+        </w:rPr>
+      </w:pPr>
+      <w:r>
+        <w:rPr>
+          <w:szCs w:val="21"/>
+        </w:rPr>
+        <w:t>This screenshot shows appointment status information that helps the student review the state of an appointment. The screen may show the status of an active appointment and information about previous appointments.</w:t>
       </w:r>
     </w:p>
     <w:p>
-      <w:r>
-        <w:rPr>
-          <w:sz w:val="18"/>
-        </w:rPr>
-        <w:t>This screenshot shows appointment status information that helps the student review the state of an appointment.</w:t>
-      </w:r>
-    </w:p>
-    <w:p>
       <w:pPr>
         <w:rPr>
           <w:color w:val="auto"/>
@@ -33444,11 +33195,13 @@
       <w:r>
         <w:rPr>
           <w:noProof/>
-        </w:rPr>
+          <w:lang w:val="en-ZA" w:eastAsia="en-ZA"/>
+        </w:rPr>
+        <w:lastRenderedPageBreak/>
         <w:drawing>
-          <wp:inline distT="0" distB="0" distL="0" distR="0" wp14:anchorId="7394129F" wp14:editId="129B45FD">
-            <wp:extent cx="6400800" cy="3374390"/>
-            <wp:effectExtent l="0" t="0" r="0" b="0"/>
+          <wp:inline distT="0" distB="0" distL="0" distR="0">
+            <wp:extent cx="6400800" cy="3267075"/>
+            <wp:effectExtent l="0" t="0" r="0" b="9525"/>
             <wp:docPr id="1320218512" name="Picture 1"/>
             <wp:cNvGraphicFramePr>
               <a:graphicFrameLocks xmlns:a="http://schemas.openxmlformats.org/drawingml/2006/main" noChangeAspect="1"/>
@@ -33461,7 +33214,7 @@
                     <pic:cNvPicPr/>
                   </pic:nvPicPr>
                   <pic:blipFill>
-                    <a:blip r:embed="rId61"/>
+                    <a:blip r:embed="rId62"/>
                     <a:stretch>
                       <a:fillRect/>
                     </a:stretch>
@@ -33469,7 +33222,7 @@
                   <pic:spPr>
                     <a:xfrm>
                       <a:off x="0" y="0"/>
-                      <a:ext cx="6400800" cy="3374390"/>
+                      <a:ext cx="6400800" cy="3267075"/>
                     </a:xfrm>
                     <a:prstGeom prst="rect">
                       <a:avLst/>
@@ -33490,21 +33243,17 @@
         <w:rPr>
           <w:sz w:val="20"/>
         </w:rPr>
-        <w:t>Flutter Screen 6 – Notification Message / Content</w:t>
+        <w:t>Flutter Screen 8 – Notification Message / Content</w:t>
       </w:r>
     </w:p>
     <w:p>
-      <w:r>
-        <w:rPr>
-          <w:sz w:val="18"/>
-        </w:rPr>
-        <w:t xml:space="preserve">This image provides notification-related content used to communicate </w:t>
-      </w:r>
-      <w:r>
-        <w:rPr>
-          <w:sz w:val="18"/>
-        </w:rPr>
-        <w:t>appointment updates.</w:t>
+      <w:pPr>
+        <w:rPr>
+          <w:color w:val="auto"/>
+        </w:rPr>
+      </w:pPr>
+      <w:r>
+        <w:t>The Notification Message / Content screen displays the details of a selected notification. While a notifications list provides an overview of available updates, this screen allows the student to view the content of an individual notification in more detail.</w:t>
       </w:r>
     </w:p>
     <w:p>
@@ -33513,20 +33262,14 @@
           <w:color w:val="auto"/>
         </w:rPr>
       </w:pPr>
-    </w:p>
-    <w:p>
-      <w:pPr>
-        <w:rPr>
-          <w:color w:val="auto"/>
-        </w:rPr>
-      </w:pPr>
       <w:r>
         <w:rPr>
           <w:noProof/>
+          <w:lang w:val="en-ZA" w:eastAsia="en-ZA"/>
         </w:rPr>
         <w:drawing>
-          <wp:inline distT="0" distB="0" distL="0" distR="0" wp14:anchorId="6A16326D" wp14:editId="70998079">
-            <wp:extent cx="6400800" cy="2762885"/>
+          <wp:inline distT="0" distB="0" distL="0" distR="0">
+            <wp:extent cx="6400800" cy="3276600"/>
             <wp:effectExtent l="0" t="0" r="0" b="0"/>
             <wp:docPr id="1964864193" name="Picture 1"/>
             <wp:cNvGraphicFramePr>
@@ -33540,7 +33283,7 @@
                     <pic:cNvPicPr/>
                   </pic:nvPicPr>
                   <pic:blipFill>
-                    <a:blip r:embed="rId62"/>
+                    <a:blip r:embed="rId63"/>
                     <a:stretch>
                       <a:fillRect/>
                     </a:stretch>
@@ -33548,7 +33291,7 @@
                   <pic:spPr>
                     <a:xfrm>
                       <a:off x="0" y="0"/>
-                      <a:ext cx="6400800" cy="2762885"/>
+                      <a:ext cx="6400800" cy="3276600"/>
                     </a:xfrm>
                     <a:prstGeom prst="rect">
                       <a:avLst/>
@@ -33564,20 +33307,51 @@
     <w:p>
       <w:pPr>
         <w:pStyle w:val="Caption"/>
-      </w:pPr>
-      <w:r>
-        <w:rPr>
-          <w:sz w:val="20"/>
-        </w:rPr>
-        <w:t>Flutter Screen 7 – Notifications List</w:t>
+        <w:rPr>
+          <w:sz w:val="22"/>
+          <w:szCs w:val="22"/>
+        </w:rPr>
+      </w:pPr>
+      <w:r>
+        <w:rPr>
+          <w:sz w:val="22"/>
+          <w:szCs w:val="22"/>
+        </w:rPr>
+        <w:t>Flutter Screen 9 – Notifications List</w:t>
       </w:r>
     </w:p>
     <w:p>
-      <w:r>
-        <w:rPr>
-          <w:sz w:val="18"/>
-        </w:rPr>
-        <w:t>This screen provides a view of notifications available to the student. It supports checking updates from the clinic.</w:t>
+      <w:pPr>
+        <w:rPr>
+          <w:szCs w:val="21"/>
+        </w:rPr>
+      </w:pPr>
+      <w:r>
+        <w:rPr>
+          <w:szCs w:val="21"/>
+        </w:rPr>
+        <w:t xml:space="preserve">This screen provides a view of notifications available to the student. It supports checking updates from the clinic. Notifications List screen provides students with an </w:t>
+      </w:r>
+      <w:proofErr w:type="spellStart"/>
+      <w:r>
+        <w:rPr>
+          <w:szCs w:val="21"/>
+        </w:rPr>
+        <w:t>organised</w:t>
+      </w:r>
+      <w:proofErr w:type="spellEnd"/>
+      <w:r>
+        <w:rPr>
+          <w:szCs w:val="21"/>
+        </w:rPr>
+        <w:t xml:space="preserve"> view of the notifications available to them. It allows students to review appointment-related messages and identify updates that may require their attention. By keeping </w:t>
+      </w:r>
+      <w:r>
+        <w:rPr>
+          <w:szCs w:val="21"/>
+        </w:rPr>
+        <w:lastRenderedPageBreak/>
+        <w:t>notifications together in one section, the application makes it easier for students to check information about their clinic appointment activities.</w:t>
       </w:r>
     </w:p>
     <w:p>
@@ -33586,15 +33360,16 @@
           <w:color w:val="auto"/>
         </w:rPr>
       </w:pPr>
+      <w:bookmarkStart w:id="0" w:name="_GoBack"/>
       <w:r>
         <w:rPr>
           <w:noProof/>
-        </w:rPr>
-        <w:lastRenderedPageBreak/>
+          <w:lang w:val="en-ZA" w:eastAsia="en-ZA"/>
+        </w:rPr>
         <w:drawing>
-          <wp:inline distT="0" distB="0" distL="0" distR="0" wp14:anchorId="4BE28BFB" wp14:editId="4D20F6EC">
-            <wp:extent cx="6400800" cy="4119880"/>
-            <wp:effectExtent l="0" t="0" r="0" b="0"/>
+          <wp:inline distT="0" distB="0" distL="0" distR="0">
+            <wp:extent cx="6400800" cy="4829175"/>
+            <wp:effectExtent l="0" t="0" r="0" b="9525"/>
             <wp:docPr id="1445647102" name="Picture 1"/>
             <wp:cNvGraphicFramePr>
               <a:graphicFrameLocks xmlns:a="http://schemas.openxmlformats.org/drawingml/2006/main" noChangeAspect="1"/>
@@ -33607,7 +33382,7 @@
                     <pic:cNvPicPr/>
                   </pic:nvPicPr>
                   <pic:blipFill>
-                    <a:blip r:embed="rId63"/>
+                    <a:blip r:embed="rId64"/>
                     <a:stretch>
                       <a:fillRect/>
                     </a:stretch>
@@ -33615,7 +33390,7 @@
                   <pic:spPr>
                     <a:xfrm>
                       <a:off x="0" y="0"/>
-                      <a:ext cx="6400800" cy="4119880"/>
+                      <a:ext cx="6400800" cy="4829175"/>
                     </a:xfrm>
                     <a:prstGeom prst="rect">
                       <a:avLst/>
@@ -33627,6 +33402,7 @@
           </wp:inline>
         </w:drawing>
       </w:r>
+      <w:bookmarkEnd w:id="0"/>
     </w:p>
     <w:p>
       <w:pPr>
@@ -33636,44 +33412,39 @@
         <w:rPr>
           <w:sz w:val="20"/>
         </w:rPr>
-        <w:t xml:space="preserve">Flutter Screen 8 – My </w:t>
-      </w:r>
-      <w:r>
-        <w:rPr>
-          <w:sz w:val="20"/>
-        </w:rPr>
-        <w:t>Profile</w:t>
+        <w:t>Flutter Screen 10– My Profile</w:t>
       </w:r>
     </w:p>
     <w:p>
-      <w:r>
-        <w:rPr>
-          <w:sz w:val="18"/>
-        </w:rPr>
-        <w:t xml:space="preserve">This screen presents the </w:t>
-      </w:r>
-      <w:r>
-        <w:rPr>
-          <w:sz w:val="18"/>
-        </w:rPr>
-        <w:t>student’s appointment area and available appointment information or actions.</w:t>
-      </w:r>
-    </w:p>
-    <w:p>
-      <w:pPr>
-        <w:rPr>
-          <w:color w:val="auto"/>
-        </w:rPr>
-      </w:pPr>
+      <w:pPr>
+        <w:rPr>
+          <w:color w:val="auto"/>
+        </w:rPr>
+      </w:pPr>
+      <w:r>
+        <w:t xml:space="preserve">The My Profile screen is intended to provide students with access to their profile </w:t>
+      </w:r>
+      <w:proofErr w:type="spellStart"/>
+      <w:r>
+        <w:t>information.It</w:t>
+      </w:r>
+      <w:proofErr w:type="spellEnd"/>
+      <w:r>
+        <w:t xml:space="preserve"> help students identify the account they are using and review the personal information made available through the implemented profile </w:t>
+      </w:r>
+      <w:r>
+        <w:lastRenderedPageBreak/>
+        <w:t>functionality.</w:t>
+      </w:r>
       <w:r>
         <w:rPr>
           <w:noProof/>
-        </w:rPr>
-        <w:lastRenderedPageBreak/>
+          <w:lang w:val="en-ZA" w:eastAsia="en-ZA"/>
+        </w:rPr>
         <w:drawing>
-          <wp:inline distT="0" distB="0" distL="0" distR="0" wp14:anchorId="04AD944E" wp14:editId="121F1C47">
-            <wp:extent cx="6400800" cy="4464685"/>
-            <wp:effectExtent l="0" t="0" r="0" b="0"/>
+          <wp:inline distT="0" distB="0" distL="0" distR="0">
+            <wp:extent cx="6400800" cy="3781425"/>
+            <wp:effectExtent l="0" t="0" r="0" b="9525"/>
             <wp:docPr id="1154019785" name="Picture 1"/>
             <wp:cNvGraphicFramePr>
               <a:graphicFrameLocks xmlns:a="http://schemas.openxmlformats.org/drawingml/2006/main" noChangeAspect="1"/>
@@ -33686,7 +33457,7 @@
                     <pic:cNvPicPr/>
                   </pic:nvPicPr>
                   <pic:blipFill>
-                    <a:blip r:embed="rId64"/>
+                    <a:blip r:embed="rId65"/>
                     <a:stretch>
                       <a:fillRect/>
                     </a:stretch>
@@ -33694,7 +33465,7 @@
                   <pic:spPr>
                     <a:xfrm>
                       <a:off x="0" y="0"/>
-                      <a:ext cx="6400800" cy="4464685"/>
+                      <a:ext cx="6400800" cy="3781425"/>
                     </a:xfrm>
                     <a:prstGeom prst="rect">
                       <a:avLst/>
@@ -33715,7 +33486,7 @@
         <w:rPr>
           <w:sz w:val="20"/>
         </w:rPr>
-        <w:t>Flutter Screen 9 – Logout Confirmation</w:t>
+        <w:t>Flutter Screen 11– Logout Confirmation</w:t>
       </w:r>
     </w:p>
     <w:p>
@@ -33735,11 +33506,11 @@
       <w:r>
         <w:rPr>
           <w:noProof/>
-        </w:rPr>
-        <w:lastRenderedPageBreak/>
+          <w:lang w:val="en-ZA" w:eastAsia="en-ZA"/>
+        </w:rPr>
         <w:drawing>
-          <wp:inline distT="0" distB="0" distL="0" distR="0" wp14:anchorId="4E8C7C26" wp14:editId="7E83AC05">
-            <wp:extent cx="6400800" cy="4374515"/>
+          <wp:inline distT="0" distB="0" distL="0" distR="0">
+            <wp:extent cx="6400800" cy="3936365"/>
             <wp:effectExtent l="0" t="0" r="0" b="6985"/>
             <wp:docPr id="561531548" name="Picture 1"/>
             <wp:cNvGraphicFramePr>
@@ -33753,7 +33524,7 @@
                     <pic:cNvPicPr/>
                   </pic:nvPicPr>
                   <pic:blipFill>
-                    <a:blip r:embed="rId65"/>
+                    <a:blip r:embed="rId66"/>
                     <a:stretch>
                       <a:fillRect/>
                     </a:stretch>
@@ -33761,7 +33532,7 @@
                   <pic:spPr>
                     <a:xfrm>
                       <a:off x="0" y="0"/>
-                      <a:ext cx="6400800" cy="4374515"/>
+                      <a:ext cx="6400800" cy="3936365"/>
                     </a:xfrm>
                     <a:prstGeom prst="rect">
                       <a:avLst/>
@@ -33777,97 +33548,61 @@
     <w:p>
       <w:pPr>
         <w:pStyle w:val="Caption"/>
-      </w:pPr>
-      <w:r>
-        <w:rPr>
-          <w:sz w:val="20"/>
-        </w:rPr>
-        <w:t>Flutter Screen 10 – Student Registrat</w:t>
-      </w:r>
-      <w:r>
-        <w:rPr>
-          <w:sz w:val="20"/>
-        </w:rPr>
-        <w:t>ion</w:t>
+        <w:rPr>
+          <w:sz w:val="22"/>
+          <w:szCs w:val="22"/>
+        </w:rPr>
+      </w:pPr>
+      <w:r>
+        <w:rPr>
+          <w:color w:val="auto"/>
+        </w:rPr>
+        <w:lastRenderedPageBreak/>
+        <w:br/>
+      </w:r>
+      <w:r>
+        <w:rPr>
+          <w:sz w:val="22"/>
+          <w:szCs w:val="22"/>
+        </w:rPr>
+        <w:t>ASP.NET Screen 1 – Staff Login</w:t>
       </w:r>
     </w:p>
     <w:p>
       <w:r>
         <w:rPr>
-          <w:sz w:val="18"/>
-        </w:rPr>
-        <w:t>This form allows a new student to enter the required information to register for the mobile application.</w:t>
-      </w:r>
-      <w:r>
-        <w:rPr>
-          <w:sz w:val="18"/>
+          <w:szCs w:val="21"/>
+        </w:rPr>
+        <w:t xml:space="preserve">This screen is our home page and it allows </w:t>
+      </w:r>
+      <w:proofErr w:type="spellStart"/>
+      <w:r>
+        <w:rPr>
+          <w:szCs w:val="21"/>
+        </w:rPr>
+        <w:t>authorised</w:t>
+      </w:r>
+      <w:proofErr w:type="spellEnd"/>
+      <w:r>
+        <w:rPr>
+          <w:szCs w:val="21"/>
+        </w:rPr>
+        <w:t xml:space="preserve"> clinic staff to sign in to the ASP.NET Core web application. Staff members enter their login credentials to authenticate themselves</w:t>
+      </w:r>
+      <w:r>
+        <w:rPr>
+          <w:szCs w:val="21"/>
         </w:rPr>
         <w:br/>
       </w:r>
-    </w:p>
-    <w:p>
-      <w:pPr>
-        <w:pStyle w:val="Caption"/>
-      </w:pPr>
-      <w:r>
-        <w:rPr>
-          <w:color w:val="auto"/>
-        </w:rPr>
-        <w:br/>
-      </w:r>
-      <w:r>
-        <w:rPr>
-          <w:sz w:val="20"/>
-        </w:rPr>
-        <w:t xml:space="preserve">ASP.NET Screen </w:t>
-      </w:r>
-      <w:r>
-        <w:rPr>
-          <w:sz w:val="20"/>
-        </w:rPr>
-        <w:t>1</w:t>
-      </w:r>
-      <w:r>
-        <w:rPr>
-          <w:sz w:val="20"/>
-        </w:rPr>
-        <w:t xml:space="preserve"> – Staff Login</w:t>
-      </w:r>
-    </w:p>
-    <w:p>
-      <w:r>
-        <w:rPr>
-          <w:sz w:val="18"/>
-        </w:rPr>
-        <w:t xml:space="preserve">This screen allows </w:t>
-      </w:r>
-      <w:proofErr w:type="spellStart"/>
-      <w:r>
-        <w:rPr>
-          <w:sz w:val="18"/>
-        </w:rPr>
-        <w:t>authorised</w:t>
-      </w:r>
-      <w:proofErr w:type="spellEnd"/>
-      <w:r>
-        <w:rPr>
-          <w:sz w:val="18"/>
-        </w:rPr>
-        <w:t xml:space="preserve"> clinic staff to sign in to the ASP.NET Core web application.</w:t>
-      </w:r>
-      <w:r>
-        <w:rPr>
-          <w:sz w:val="18"/>
-        </w:rPr>
-        <w:br/>
-      </w:r>
       <w:r>
         <w:rPr>
           <w:noProof/>
           <w:color w:val="auto"/>
+          <w:lang w:val="en-ZA" w:eastAsia="en-ZA"/>
         </w:rPr>
         <w:drawing>
-          <wp:inline distT="0" distB="0" distL="0" distR="0" wp14:anchorId="2C243809" wp14:editId="04868D10">
+          <wp:inline distT="0" distB="0" distL="0" distR="0">
             <wp:extent cx="6388100" cy="3314700"/>
             <wp:effectExtent l="0" t="0" r="0" b="0"/>
             <wp:docPr id="611008804" name="Picture 3"/>
@@ -33884,7 +33619,7 @@
                     </pic:cNvPicPr>
                   </pic:nvPicPr>
                   <pic:blipFill>
-                    <a:blip r:embed="rId66">
+                    <a:blip r:embed="rId67">
                       <a:extLst>
                         <a:ext uri="{28A0092B-C50C-407E-A947-70E740481C1C}">
                           <a14:useLocalDpi xmlns:a14="http://schemas.microsoft.com/office/drawing/2010/main" val="0"/>
@@ -33919,6 +33654,10 @@
     <w:p>
       <w:pPr>
         <w:pStyle w:val="Caption"/>
+        <w:rPr>
+          <w:sz w:val="22"/>
+          <w:szCs w:val="22"/>
+        </w:rPr>
       </w:pPr>
       <w:r>
         <w:rPr>
@@ -33934,33 +33673,36 @@
       </w:r>
       <w:r>
         <w:rPr>
-          <w:sz w:val="20"/>
-        </w:rPr>
-        <w:t xml:space="preserve">ASP.NET Screen </w:t>
-      </w:r>
-      <w:r>
-        <w:rPr>
-          <w:sz w:val="20"/>
-        </w:rPr>
-        <w:t>2</w:t>
-      </w:r>
-      <w:r>
-        <w:rPr>
-          <w:sz w:val="20"/>
-        </w:rPr>
-        <w:t xml:space="preserve"> – Staff Dashboard</w:t>
+          <w:sz w:val="22"/>
+          <w:szCs w:val="22"/>
+        </w:rPr>
+        <w:t>ASP.NET Screen 2 – Staff Dashboard</w:t>
       </w:r>
     </w:p>
     <w:p>
       <w:r>
         <w:rPr>
-          <w:sz w:val="18"/>
-        </w:rPr>
-        <w:t>This staff dashboard presents a summary of clinic activity and provides access to appointment-management information.</w:t>
-      </w:r>
-      <w:r>
-        <w:rPr>
-          <w:sz w:val="18"/>
+          <w:szCs w:val="21"/>
+        </w:rPr>
+        <w:t xml:space="preserve">This staff dashboard presents a summary of clinic activity and provides access to appointment-management information. The Staff Dashboard serves as the main landing page for </w:t>
+      </w:r>
+      <w:proofErr w:type="spellStart"/>
+      <w:r>
+        <w:rPr>
+          <w:szCs w:val="21"/>
+        </w:rPr>
+        <w:t>authorised</w:t>
+      </w:r>
+      <w:proofErr w:type="spellEnd"/>
+      <w:r>
+        <w:rPr>
+          <w:szCs w:val="21"/>
+        </w:rPr>
+        <w:t xml:space="preserve"> clinic staff after they successfully log in to the ASP.NET Core web application. It provides an overview of clinic appointment activity and offers access to the functions needed to manage student appointment requests.</w:t>
+      </w:r>
+      <w:r>
+        <w:rPr>
+          <w:szCs w:val="21"/>
         </w:rPr>
         <w:br/>
       </w:r>
@@ -33968,9 +33710,10 @@
         <w:rPr>
           <w:noProof/>
           <w:color w:val="auto"/>
+          <w:lang w:val="en-ZA" w:eastAsia="en-ZA"/>
         </w:rPr>
         <w:drawing>
-          <wp:inline distT="0" distB="0" distL="0" distR="0" wp14:anchorId="1E9C67C6" wp14:editId="7145EBF8">
+          <wp:inline distT="0" distB="0" distL="0" distR="0">
             <wp:extent cx="6394450" cy="2933700"/>
             <wp:effectExtent l="0" t="0" r="6350" b="0"/>
             <wp:docPr id="685785731" name="Picture 2"/>
@@ -33987,7 +33730,7 @@
                     </pic:cNvPicPr>
                   </pic:nvPicPr>
                   <pic:blipFill>
-                    <a:blip r:embed="rId67">
+                    <a:blip r:embed="rId68">
                       <a:extLst>
                         <a:ext uri="{28A0092B-C50C-407E-A947-70E740481C1C}">
                           <a14:useLocalDpi xmlns:a14="http://schemas.microsoft.com/office/drawing/2010/main" val="0"/>
@@ -34025,52 +33768,49 @@
           <w:color w:val="auto"/>
         </w:rPr>
       </w:pPr>
-      <w:r>
-        <w:rPr>
-          <w:color w:val="auto"/>
-        </w:rPr>
-        <w:br/>
-      </w:r>
     </w:p>
     <w:p>
       <w:pPr>
-        <w:rPr>
-          <w:color w:val="auto"/>
-        </w:rPr>
-      </w:pPr>
+        <w:pStyle w:val="Caption"/>
+        <w:rPr>
+          <w:sz w:val="22"/>
+          <w:szCs w:val="22"/>
+        </w:rPr>
+      </w:pPr>
+      <w:r>
+        <w:rPr>
+          <w:sz w:val="22"/>
+          <w:szCs w:val="22"/>
+        </w:rPr>
+        <w:lastRenderedPageBreak/>
+        <w:t>ASP.NET Screen 3 – Student Details</w:t>
+      </w:r>
     </w:p>
     <w:p>
       <w:pPr>
-        <w:pStyle w:val="Caption"/>
-      </w:pPr>
-      <w:r>
-        <w:rPr>
-          <w:sz w:val="20"/>
-        </w:rPr>
-        <w:t xml:space="preserve">ASP.NET Screen </w:t>
-      </w:r>
-      <w:r>
-        <w:rPr>
-          <w:sz w:val="20"/>
-        </w:rPr>
-        <w:t>3</w:t>
-      </w:r>
-      <w:r>
-        <w:rPr>
-          <w:sz w:val="20"/>
-        </w:rPr>
-        <w:t xml:space="preserve"> – Student Details</w:t>
+        <w:rPr>
+          <w:sz w:val="22"/>
+        </w:rPr>
+      </w:pPr>
+      <w:r>
+        <w:rPr>
+          <w:sz w:val="22"/>
+        </w:rPr>
+        <w:t>This page displays student information for clinic staff and supports reviewing student-related records.</w:t>
+      </w:r>
+      <w:r>
+        <w:t xml:space="preserve"> Student Details screen allows </w:t>
+      </w:r>
+      <w:proofErr w:type="spellStart"/>
+      <w:r>
+        <w:t>authorised</w:t>
+      </w:r>
+      <w:proofErr w:type="spellEnd"/>
+      <w:r>
+        <w:t xml:space="preserve"> clinic staff to view student information relevant to the clinic appointment management process. It provides staff with a place to review the details associated with students who use the mobile application and submit appointment requests.</w:t>
       </w:r>
     </w:p>
     <w:p>
-      <w:r>
-        <w:rPr>
-          <w:sz w:val="18"/>
-        </w:rPr>
-        <w:t>This page displays student information for clinic staff and supports reviewing student-related records.</w:t>
-      </w:r>
-    </w:p>
-    <w:p>
       <w:pPr>
         <w:rPr>
           <w:color w:val="auto"/>
@@ -34080,10 +33820,10 @@
         <w:rPr>
           <w:noProof/>
           <w:color w:val="auto"/>
-        </w:rPr>
-        <w:lastRenderedPageBreak/>
+          <w:lang w:val="en-ZA" w:eastAsia="en-ZA"/>
+        </w:rPr>
         <w:drawing>
-          <wp:inline distT="0" distB="0" distL="0" distR="0" wp14:anchorId="0AF23BB8" wp14:editId="09E9C01D">
+          <wp:inline distT="0" distB="0" distL="0" distR="0">
             <wp:extent cx="6388100" cy="3048000"/>
             <wp:effectExtent l="0" t="0" r="0" b="0"/>
             <wp:docPr id="762292266" name="Picture 5"/>
@@ -34100,7 +33840,7 @@
                     </pic:cNvPicPr>
                   </pic:nvPicPr>
                   <pic:blipFill>
-                    <a:blip r:embed="rId68">
+                    <a:blip r:embed="rId69">
                       <a:extLst>
                         <a:ext uri="{28A0092B-C50C-407E-A947-70E740481C1C}">
                           <a14:useLocalDpi xmlns:a14="http://schemas.microsoft.com/office/drawing/2010/main" val="0"/>
@@ -34141,32 +33881,44 @@
     <w:p>
       <w:pPr>
         <w:pStyle w:val="Caption"/>
-      </w:pPr>
-      <w:r>
-        <w:rPr>
-          <w:sz w:val="20"/>
-        </w:rPr>
-        <w:t xml:space="preserve">ASP.NET Screen </w:t>
-      </w:r>
-      <w:r>
-        <w:rPr>
-          <w:sz w:val="20"/>
-        </w:rPr>
-        <w:t>4</w:t>
-      </w:r>
-      <w:r>
-        <w:rPr>
-          <w:sz w:val="20"/>
-        </w:rPr>
-        <w:t xml:space="preserve"> – Student Details / Appointment History</w:t>
+        <w:rPr>
+          <w:sz w:val="22"/>
+          <w:szCs w:val="22"/>
+        </w:rPr>
+      </w:pPr>
+      <w:r>
+        <w:rPr>
+          <w:sz w:val="22"/>
+          <w:szCs w:val="22"/>
+        </w:rPr>
+        <w:t>ASP.NET Screen 4 – Student Details / Appointment History</w:t>
       </w:r>
     </w:p>
     <w:p>
-      <w:r>
-        <w:rPr>
-          <w:sz w:val="18"/>
-        </w:rPr>
-        <w:t>This screenshot displays student details and appointment-history information for staff review.</w:t>
+      <w:pPr>
+        <w:rPr>
+          <w:sz w:val="22"/>
+        </w:rPr>
+      </w:pPr>
+      <w:r>
+        <w:rPr>
+          <w:sz w:val="22"/>
+        </w:rPr>
+        <w:t xml:space="preserve">This screenshot displays student details and appointment-history information for staff review. allows </w:t>
+      </w:r>
+      <w:proofErr w:type="spellStart"/>
+      <w:r>
+        <w:rPr>
+          <w:sz w:val="22"/>
+        </w:rPr>
+        <w:t>authorised</w:t>
+      </w:r>
+      <w:proofErr w:type="spellEnd"/>
+      <w:r>
+        <w:rPr>
+          <w:sz w:val="22"/>
+        </w:rPr>
+        <w:t xml:space="preserve"> clinic staff to review student information together with the student's relevant appointment records.</w:t>
       </w:r>
     </w:p>
     <w:p>
@@ -34180,9 +33932,10 @@
         <w:rPr>
           <w:noProof/>
           <w:color w:val="auto"/>
+          <w:lang w:val="en-ZA" w:eastAsia="en-ZA"/>
         </w:rPr>
         <w:drawing>
-          <wp:inline distT="0" distB="0" distL="0" distR="0" wp14:anchorId="14F9A51F" wp14:editId="4840514E">
+          <wp:inline distT="0" distB="0" distL="0" distR="0">
             <wp:extent cx="6388100" cy="3048000"/>
             <wp:effectExtent l="0" t="0" r="0" b="0"/>
             <wp:docPr id="1432298411" name="Picture 6"/>
@@ -34199,7 +33952,7 @@
                     </pic:cNvPicPr>
                   </pic:nvPicPr>
                   <pic:blipFill>
-                    <a:blip r:embed="rId68">
+                    <a:blip r:embed="rId69">
                       <a:extLst>
                         <a:ext uri="{28A0092B-C50C-407E-A947-70E740481C1C}">
                           <a14:useLocalDpi xmlns:a14="http://schemas.microsoft.com/office/drawing/2010/main" val="0"/>
@@ -34252,78 +34005,59 @@
         <w:rPr>
           <w:rStyle w:val="Heading3Char"/>
           <w:rFonts w:ascii="Aptos" w:hAnsi="Aptos"/>
-          <w:sz w:val="20"/>
-          <w:szCs w:val="20"/>
-        </w:rPr>
-        <w:t>ASP.NET Screen 5</w:t>
+          <w:b/>
+          <w:sz w:val="22"/>
+          <w:szCs w:val="22"/>
+        </w:rPr>
+        <w:lastRenderedPageBreak/>
+        <w:t>ASP.NET Screen 5 – Staff Appointments Notifications</w:t>
       </w:r>
       <w:r>
         <w:rPr>
           <w:rStyle w:val="Heading3Char"/>
           <w:rFonts w:ascii="Aptos" w:hAnsi="Aptos"/>
-          <w:sz w:val="20"/>
-          <w:szCs w:val="20"/>
-        </w:rPr>
-        <w:t xml:space="preserve"> – Staff </w:t>
+          <w:b/>
+          <w:sz w:val="22"/>
+          <w:szCs w:val="22"/>
+        </w:rPr>
+        <w:br/>
       </w:r>
       <w:r>
         <w:rPr>
           <w:rStyle w:val="Heading3Char"/>
           <w:rFonts w:ascii="Aptos" w:hAnsi="Aptos"/>
-          <w:sz w:val="20"/>
-          <w:szCs w:val="20"/>
-        </w:rPr>
-        <w:t xml:space="preserve">Appointments </w:t>
+          <w:b/>
+          <w:sz w:val="22"/>
+          <w:szCs w:val="22"/>
+        </w:rPr>
+        <w:br/>
+      </w:r>
+      <w:r>
+        <w:rPr>
+          <w:b w:val="0"/>
+          <w:sz w:val="22"/>
+          <w:szCs w:val="22"/>
+        </w:rPr>
+        <w:t>This screenshot displays students appointments request notifications for staff review. The Staff Appointment Notifications screen provides clinic staff with access to student appointment requests or appointment-related notifications that require staff attention. It supports the staff-side process of reviewing requests submitted through the Flutter mobile application.</w:t>
       </w:r>
       <w:r>
         <w:rPr>
           <w:rStyle w:val="Heading3Char"/>
           <w:rFonts w:ascii="Aptos" w:hAnsi="Aptos"/>
-          <w:sz w:val="20"/>
-          <w:szCs w:val="20"/>
-        </w:rPr>
-        <w:t>Notifications</w:t>
-      </w:r>
-      <w:r>
-        <w:rPr>
-          <w:rStyle w:val="Heading3Char"/>
-          <w:rFonts w:ascii="Aptos" w:hAnsi="Aptos"/>
-          <w:sz w:val="20"/>
-          <w:szCs w:val="20"/>
+          <w:b/>
+          <w:sz w:val="22"/>
+          <w:szCs w:val="22"/>
         </w:rPr>
         <w:br/>
       </w:r>
       <w:r>
         <w:rPr>
-          <w:rStyle w:val="Heading3Char"/>
-          <w:rFonts w:ascii="Aptos" w:hAnsi="Aptos"/>
-          <w:sz w:val="20"/>
-          <w:szCs w:val="20"/>
-        </w:rPr>
-        <w:br/>
-      </w:r>
-      <w:r>
-        <w:t>This screenshot displays</w:t>
-      </w:r>
-      <w:r>
-        <w:t xml:space="preserve"> students appointments request notifications for staff review.</w:t>
-      </w:r>
-      <w:r>
-        <w:rPr>
-          <w:rStyle w:val="Heading3Char"/>
-          <w:rFonts w:ascii="Aptos" w:hAnsi="Aptos"/>
-          <w:sz w:val="20"/>
-          <w:szCs w:val="20"/>
-        </w:rPr>
-        <w:br/>
-      </w:r>
-      <w:r>
-        <w:rPr>
           <w:noProof/>
           <w:color w:val="auto"/>
+          <w:lang w:val="en-ZA" w:eastAsia="en-ZA"/>
         </w:rPr>
         <w:drawing>
-          <wp:inline distT="0" distB="0" distL="0" distR="0" wp14:anchorId="04CFF54E" wp14:editId="390273F3">
+          <wp:inline distT="0" distB="0" distL="0" distR="0">
             <wp:extent cx="6394450" cy="3028950"/>
             <wp:effectExtent l="0" t="0" r="6350" b="0"/>
             <wp:docPr id="1539922993" name="Picture 4"/>
@@ -34340,7 +34074,7 @@
                     </pic:cNvPicPr>
                   </pic:nvPicPr>
                   <pic:blipFill>
-                    <a:blip r:embed="rId69">
+                    <a:blip r:embed="rId70">
                       <a:extLst>
                         <a:ext uri="{28A0092B-C50C-407E-A947-70E740481C1C}">
                           <a14:useLocalDpi xmlns:a14="http://schemas.microsoft.com/office/drawing/2010/main" val="0"/>
@@ -34379,64 +34113,43 @@
       </w:r>
       <w:r>
         <w:rPr>
+          <w:sz w:val="22"/>
+          <w:szCs w:val="22"/>
+        </w:rPr>
+        <w:t>ASP.NET Screen 6 – Staff profile / Logout</w:t>
+      </w:r>
+      <w:r>
+        <w:rPr>
           <w:sz w:val="20"/>
         </w:rPr>
-        <w:t xml:space="preserve">ASP.NET Screen </w:t>
-      </w:r>
-      <w:r>
-        <w:rPr>
-          <w:sz w:val="20"/>
-        </w:rPr>
-        <w:t>6</w:t>
-      </w:r>
-      <w:r>
-        <w:rPr>
-          <w:sz w:val="20"/>
-        </w:rPr>
-        <w:t xml:space="preserve"> – </w:t>
-      </w:r>
-      <w:r>
-        <w:rPr>
-          <w:sz w:val="20"/>
-        </w:rPr>
-        <w:t xml:space="preserve">Staff profile / Logout </w:t>
+        <w:t xml:space="preserve"> </w:t>
       </w:r>
     </w:p>
     <w:p>
       <w:pPr>
         <w:pStyle w:val="Caption"/>
-      </w:pPr>
-      <w:r>
         <w:rPr>
           <w:b w:val="0"/>
-          <w:bCs w:val="0"/>
-        </w:rPr>
-        <w:t>This screenshot displays</w:t>
-      </w:r>
+        </w:rPr>
+      </w:pPr>
       <w:r>
         <w:rPr>
           <w:b w:val="0"/>
-          <w:bCs w:val="0"/>
-          <w:sz w:val="20"/>
-        </w:rPr>
-        <w:br/>
+          <w:sz w:val="21"/>
+          <w:szCs w:val="21"/>
+        </w:rPr>
+        <w:t>The Staff Profile or Logout screen provides access to staff account-related information and/or the logout functionality shown in the screenshot. The purpose of this area is to allow an authenticated staff member to manage the end of their session and, where implemented, view relevant account information.</w:t>
       </w:r>
       <w:r>
         <w:rPr>
           <w:b w:val="0"/>
-          <w:bCs w:val="0"/>
-          <w:sz w:val="20"/>
-        </w:rPr>
-        <w:br/>
-      </w:r>
-      <w:r>
-        <w:rPr>
           <w:noProof/>
           <w:color w:val="auto"/>
+          <w:lang w:val="en-ZA" w:eastAsia="en-ZA"/>
         </w:rPr>
         <w:drawing>
-          <wp:inline distT="0" distB="0" distL="0" distR="0" wp14:anchorId="71CE5E84" wp14:editId="150CEB76">
-            <wp:extent cx="6394450" cy="3092450"/>
+          <wp:inline distT="0" distB="0" distL="0" distR="0">
+            <wp:extent cx="6394450" cy="3467100"/>
             <wp:effectExtent l="0" t="0" r="6350" b="0"/>
             <wp:docPr id="1736254896" name="Picture 1"/>
             <wp:cNvGraphicFramePr>
@@ -34452,7 +34165,7 @@
                     </pic:cNvPicPr>
                   </pic:nvPicPr>
                   <pic:blipFill>
-                    <a:blip r:embed="rId70">
+                    <a:blip r:embed="rId71">
                       <a:extLst>
                         <a:ext uri="{28A0092B-C50C-407E-A947-70E740481C1C}">
                           <a14:useLocalDpi xmlns:a14="http://schemas.microsoft.com/office/drawing/2010/main" val="0"/>
@@ -34467,7 +34180,7 @@
                   <pic:spPr bwMode="auto">
                     <a:xfrm>
                       <a:off x="0" y="0"/>
-                      <a:ext cx="6394450" cy="3092450"/>
+                      <a:ext cx="6394450" cy="3467100"/>
                     </a:xfrm>
                     <a:prstGeom prst="rect">
                       <a:avLst/>
@@ -34487,14 +34200,765 @@
     <w:p>
       <w:pPr>
         <w:rPr>
+          <w:b/>
+          <w:color w:val="auto"/>
+          <w:sz w:val="22"/>
+        </w:rPr>
+      </w:pPr>
+      <w:r>
+        <w:rPr>
           <w:color w:val="auto"/>
           <w:sz w:val="20"/>
           <w:szCs w:val="20"/>
         </w:rPr>
-      </w:pPr>
+        <w:lastRenderedPageBreak/>
+        <w:br/>
+      </w:r>
+      <w:r>
+        <w:rPr>
+          <w:b/>
+          <w:color w:val="auto"/>
+          <w:sz w:val="22"/>
+        </w:rPr>
+        <w:t>GitHub Screenshots</w:t>
+      </w:r>
+      <w:r>
+        <w:rPr>
+          <w:b/>
+          <w:color w:val="auto"/>
+          <w:sz w:val="22"/>
+        </w:rPr>
+        <w:br/>
+      </w:r>
+      <w:r>
+        <w:rPr>
+          <w:rStyle w:val="Heading2Char"/>
+          <w:sz w:val="22"/>
+          <w:szCs w:val="22"/>
+        </w:rPr>
+        <w:t>Screenshot 1 -</w:t>
+      </w:r>
+      <w:proofErr w:type="spellStart"/>
+      <w:r>
+        <w:rPr>
+          <w:rStyle w:val="Heading2Char"/>
+          <w:sz w:val="22"/>
+          <w:szCs w:val="22"/>
+        </w:rPr>
+        <w:t>appointment_statuses</w:t>
+      </w:r>
+      <w:proofErr w:type="spellEnd"/>
+      <w:r>
+        <w:rPr>
+          <w:rStyle w:val="Heading2Char"/>
+          <w:sz w:val="22"/>
+          <w:szCs w:val="22"/>
+        </w:rPr>
+        <w:t xml:space="preserve"> table</w:t>
+      </w:r>
+      <w:r>
+        <w:rPr>
+          <w:rStyle w:val="Strong"/>
+          <w:sz w:val="22"/>
+        </w:rPr>
+        <w:t>.</w:t>
+      </w:r>
+      <w:r>
+        <w:rPr>
+          <w:rStyle w:val="Strong"/>
+          <w:sz w:val="22"/>
+        </w:rPr>
+        <w:br/>
+      </w:r>
+      <w:r>
+        <w:t xml:space="preserve"> This is a lookup table with five controlled statuses: approved, cancelled, completed, pending and rejected</w:t>
+      </w:r>
+    </w:p>
+    <w:p>
+      <w:pPr>
+        <w:rPr>
+          <w:rStyle w:val="Strong"/>
+        </w:rPr>
+      </w:pPr>
+      <w:r>
+        <w:rPr>
+          <w:b/>
+          <w:noProof/>
+          <w:color w:val="auto"/>
+          <w:sz w:val="22"/>
+          <w:lang w:val="en-ZA" w:eastAsia="en-ZA"/>
+        </w:rPr>
+        <w:drawing>
+          <wp:inline distT="0" distB="0" distL="0" distR="0">
+            <wp:extent cx="6400800" cy="3819525"/>
+            <wp:effectExtent l="0" t="0" r="0" b="9525"/>
+            <wp:docPr id="4" name="Picture 4"/>
+            <wp:cNvGraphicFramePr>
+              <a:graphicFrameLocks xmlns:a="http://schemas.openxmlformats.org/drawingml/2006/main" noChangeAspect="1"/>
+            </wp:cNvGraphicFramePr>
+            <a:graphic xmlns:a="http://schemas.openxmlformats.org/drawingml/2006/main">
+              <a:graphicData uri="http://schemas.openxmlformats.org/drawingml/2006/picture">
+                <pic:pic xmlns:pic="http://schemas.openxmlformats.org/drawingml/2006/picture">
+                  <pic:nvPicPr>
+                    <pic:cNvPr id="4" name="WhatsApp Image 2026-10-24 at 10.07.26.jpeg"/>
+                    <pic:cNvPicPr/>
+                  </pic:nvPicPr>
+                  <pic:blipFill>
+                    <a:blip r:embed="rId72">
+                      <a:extLst>
+                        <a:ext uri="{28A0092B-C50C-407E-A947-70E740481C1C}">
+                          <a14:useLocalDpi xmlns:a14="http://schemas.microsoft.com/office/drawing/2010/main" val="0"/>
+                        </a:ext>
+                      </a:extLst>
+                    </a:blip>
+                    <a:stretch>
+                      <a:fillRect/>
+                    </a:stretch>
+                  </pic:blipFill>
+                  <pic:spPr>
+                    <a:xfrm>
+                      <a:off x="0" y="0"/>
+                      <a:ext cx="6400800" cy="3819525"/>
+                    </a:xfrm>
+                    <a:prstGeom prst="rect">
+                      <a:avLst/>
+                    </a:prstGeom>
+                  </pic:spPr>
+                </pic:pic>
+              </a:graphicData>
+            </a:graphic>
+          </wp:inline>
+        </w:drawing>
+      </w:r>
+      <w:r>
+        <w:rPr>
+          <w:b/>
+          <w:color w:val="auto"/>
+          <w:sz w:val="22"/>
+        </w:rPr>
+        <w:br/>
+      </w:r>
+      <w:r>
+        <w:rPr>
+          <w:rStyle w:val="Heading2Char"/>
+          <w:sz w:val="22"/>
+          <w:szCs w:val="22"/>
+        </w:rPr>
+        <w:t>Screenshot 2 appointments table</w:t>
+      </w:r>
+      <w:r>
+        <w:rPr>
+          <w:sz w:val="22"/>
+        </w:rPr>
+        <w:br/>
+      </w:r>
+      <w:r>
+        <w:t>main table, with 7 test records appointment ID, linked to the student, date and time that staff assigned, status, notes holding the reason and the student’s preferred time, created and updated timestamps and the service requested.</w:t>
+      </w:r>
+      <w:r>
+        <w:rPr>
+          <w:b/>
+          <w:color w:val="auto"/>
+          <w:sz w:val="22"/>
+        </w:rPr>
+        <w:br/>
+      </w:r>
+      <w:r>
+        <w:rPr>
+          <w:b/>
+          <w:noProof/>
+          <w:color w:val="auto"/>
+          <w:sz w:val="22"/>
+          <w:lang w:val="en-ZA" w:eastAsia="en-ZA"/>
+        </w:rPr>
+        <w:drawing>
+          <wp:inline distT="0" distB="0" distL="0" distR="0">
+            <wp:extent cx="6667500" cy="2609850"/>
+            <wp:effectExtent l="0" t="0" r="0" b="0"/>
+            <wp:docPr id="5" name="Picture 5"/>
+            <wp:cNvGraphicFramePr>
+              <a:graphicFrameLocks xmlns:a="http://schemas.openxmlformats.org/drawingml/2006/main" noChangeAspect="1"/>
+            </wp:cNvGraphicFramePr>
+            <a:graphic xmlns:a="http://schemas.openxmlformats.org/drawingml/2006/main">
+              <a:graphicData uri="http://schemas.openxmlformats.org/drawingml/2006/picture">
+                <pic:pic xmlns:pic="http://schemas.openxmlformats.org/drawingml/2006/picture">
+                  <pic:nvPicPr>
+                    <pic:cNvPr id="5" name="WhatsApp Image 2026-10-24 at 10.09.17.jpeg"/>
+                    <pic:cNvPicPr/>
+                  </pic:nvPicPr>
+                  <pic:blipFill>
+                    <a:blip r:embed="rId73">
+                      <a:extLst>
+                        <a:ext uri="{28A0092B-C50C-407E-A947-70E740481C1C}">
+                          <a14:useLocalDpi xmlns:a14="http://schemas.microsoft.com/office/drawing/2010/main" val="0"/>
+                        </a:ext>
+                      </a:extLst>
+                    </a:blip>
+                    <a:stretch>
+                      <a:fillRect/>
+                    </a:stretch>
+                  </pic:blipFill>
+                  <pic:spPr>
+                    <a:xfrm>
+                      <a:off x="0" y="0"/>
+                      <a:ext cx="6667500" cy="2609850"/>
+                    </a:xfrm>
+                    <a:prstGeom prst="rect">
+                      <a:avLst/>
+                    </a:prstGeom>
+                  </pic:spPr>
+                </pic:pic>
+              </a:graphicData>
+            </a:graphic>
+          </wp:inline>
+        </w:drawing>
+      </w:r>
+      <w:r>
+        <w:br/>
+      </w:r>
+      <w:r>
+        <w:rPr>
+          <w:rStyle w:val="Heading2Char"/>
+          <w:sz w:val="22"/>
+          <w:szCs w:val="22"/>
+        </w:rPr>
+        <w:t>Screenshot 3notifications table</w:t>
+      </w:r>
+      <w:r>
+        <w:rPr>
+          <w:rStyle w:val="Strong"/>
+        </w:rPr>
+        <w:br/>
+      </w:r>
+      <w:r>
+        <w:t xml:space="preserve"> This holds the student-facing notifications, each linked to a student and an appointment. The </w:t>
+      </w:r>
+      <w:r>
+        <w:rPr>
+          <w:rStyle w:val="HTMLCode"/>
+          <w:rFonts w:eastAsiaTheme="minorEastAsia"/>
+        </w:rPr>
+        <w:t>type</w:t>
+      </w:r>
+      <w:r>
+        <w:t xml:space="preserve"> column alternates between Email and SMS, and the messages cover request received, approved, cancelled and rescheduled. Every row has the status </w:t>
+      </w:r>
+      <w:r>
+        <w:rPr>
+          <w:rStyle w:val="Strong"/>
+          <w:color w:val="548DD4" w:themeColor="text2" w:themeTint="99"/>
+        </w:rPr>
+        <w:t>queued</w:t>
+      </w:r>
+      <w:r>
+        <w:t>, so the screenshot shows notifications being created but not confirmed as delivered.</w:t>
+      </w:r>
+      <w:r>
+        <w:rPr>
+          <w:b/>
+          <w:color w:val="auto"/>
+          <w:sz w:val="22"/>
+        </w:rPr>
+        <w:br/>
+      </w:r>
+      <w:r>
+        <w:rPr>
+          <w:b/>
+          <w:noProof/>
+          <w:color w:val="auto"/>
+          <w:sz w:val="22"/>
+          <w:lang w:val="en-ZA" w:eastAsia="en-ZA"/>
+        </w:rPr>
+        <w:lastRenderedPageBreak/>
+        <w:drawing>
+          <wp:inline distT="0" distB="0" distL="0" distR="0">
+            <wp:extent cx="6400800" cy="3276600"/>
+            <wp:effectExtent l="0" t="0" r="0" b="0"/>
+            <wp:docPr id="7" name="Picture 7"/>
+            <wp:cNvGraphicFramePr>
+              <a:graphicFrameLocks xmlns:a="http://schemas.openxmlformats.org/drawingml/2006/main" noChangeAspect="1"/>
+            </wp:cNvGraphicFramePr>
+            <a:graphic xmlns:a="http://schemas.openxmlformats.org/drawingml/2006/main">
+              <a:graphicData uri="http://schemas.openxmlformats.org/drawingml/2006/picture">
+                <pic:pic xmlns:pic="http://schemas.openxmlformats.org/drawingml/2006/picture">
+                  <pic:nvPicPr>
+                    <pic:cNvPr id="7" name="WhatsApp Image 2026-10-24 at 10.12.58.jpeg"/>
+                    <pic:cNvPicPr/>
+                  </pic:nvPicPr>
+                  <pic:blipFill>
+                    <a:blip r:embed="rId74">
+                      <a:extLst>
+                        <a:ext uri="{28A0092B-C50C-407E-A947-70E740481C1C}">
+                          <a14:useLocalDpi xmlns:a14="http://schemas.microsoft.com/office/drawing/2010/main" val="0"/>
+                        </a:ext>
+                      </a:extLst>
+                    </a:blip>
+                    <a:stretch>
+                      <a:fillRect/>
+                    </a:stretch>
+                  </pic:blipFill>
+                  <pic:spPr>
+                    <a:xfrm>
+                      <a:off x="0" y="0"/>
+                      <a:ext cx="6400800" cy="3276600"/>
+                    </a:xfrm>
+                    <a:prstGeom prst="rect">
+                      <a:avLst/>
+                    </a:prstGeom>
+                  </pic:spPr>
+                </pic:pic>
+              </a:graphicData>
+            </a:graphic>
+          </wp:inline>
+        </w:drawing>
+      </w:r>
+      <w:r>
+        <w:br/>
+      </w:r>
+      <w:r>
+        <w:rPr>
+          <w:rStyle w:val="Heading2Char"/>
+          <w:color w:val="548DD4" w:themeColor="text2" w:themeTint="99"/>
+          <w:sz w:val="22"/>
+          <w:szCs w:val="22"/>
+        </w:rPr>
+        <w:t xml:space="preserve">Screenshot 4 </w:t>
+      </w:r>
+      <w:r>
+        <w:rPr>
+          <w:rStyle w:val="HTMLCode"/>
+          <w:rFonts w:eastAsiaTheme="minorEastAsia"/>
+          <w:b/>
+          <w:bCs/>
+          <w:color w:val="548DD4" w:themeColor="text2" w:themeTint="99"/>
+          <w:sz w:val="22"/>
+          <w:szCs w:val="22"/>
+        </w:rPr>
+        <w:t>services</w:t>
+      </w:r>
+      <w:r>
+        <w:rPr>
+          <w:rStyle w:val="Strong"/>
+          <w:color w:val="548DD4" w:themeColor="text2" w:themeTint="99"/>
+          <w:sz w:val="22"/>
+        </w:rPr>
+        <w:t xml:space="preserve"> table</w:t>
+      </w:r>
+      <w:r>
+        <w:rPr>
+          <w:rStyle w:val="Strong"/>
+          <w:color w:val="548DD4" w:themeColor="text2" w:themeTint="99"/>
+          <w:sz w:val="22"/>
+        </w:rPr>
+        <w:br/>
+      </w:r>
+      <w:r>
+        <w:rPr>
+          <w:rStyle w:val="Strong"/>
+        </w:rPr>
+        <w:br/>
+      </w:r>
+      <w:r>
+        <w:t xml:space="preserve">This lists 10 appointment types a student can choose from, such as general consultation, illness, injury or first aid, vaccination, health screening, medical certificate and “Other”. Each has a description, an icon, a display order </w:t>
+      </w:r>
+      <w:proofErr w:type="spellStart"/>
+      <w:r>
+        <w:rPr>
+          <w:rStyle w:val="HTMLCode"/>
+          <w:rFonts w:eastAsiaTheme="minorEastAsia"/>
+          <w:color w:val="548DD4" w:themeColor="text2" w:themeTint="99"/>
+        </w:rPr>
+        <w:t>sort_order</w:t>
+      </w:r>
+      <w:proofErr w:type="spellEnd"/>
+      <w:r>
+        <w:t xml:space="preserve">, an </w:t>
+      </w:r>
+      <w:proofErr w:type="spellStart"/>
+      <w:r>
+        <w:rPr>
+          <w:rStyle w:val="HTMLCode"/>
+          <w:rFonts w:eastAsiaTheme="minorEastAsia"/>
+        </w:rPr>
+        <w:t>is_</w:t>
+      </w:r>
+      <w:r>
+        <w:rPr>
+          <w:rStyle w:val="HTMLCode"/>
+          <w:rFonts w:eastAsiaTheme="minorEastAsia"/>
+          <w:color w:val="548DD4" w:themeColor="text2" w:themeTint="99"/>
+        </w:rPr>
+        <w:t>active</w:t>
+      </w:r>
+      <w:proofErr w:type="spellEnd"/>
+      <w:r>
+        <w:t xml:space="preserve"> flag, and a </w:t>
+      </w:r>
+      <w:proofErr w:type="spellStart"/>
+      <w:r>
+        <w:rPr>
+          <w:rStyle w:val="HTMLCode"/>
+          <w:rFonts w:eastAsiaTheme="minorEastAsia"/>
+          <w:color w:val="548DD4" w:themeColor="text2" w:themeTint="99"/>
+        </w:rPr>
+        <w:t>requires_details</w:t>
+      </w:r>
+      <w:proofErr w:type="spellEnd"/>
+      <w:r>
+        <w:rPr>
+          <w:color w:val="548DD4" w:themeColor="text2" w:themeTint="99"/>
+        </w:rPr>
+        <w:t xml:space="preserve"> </w:t>
+      </w:r>
+      <w:r>
+        <w:t>flag, which is TRUE only for “Other”</w:t>
+      </w:r>
+      <w:r>
+        <w:br/>
+      </w:r>
+      <w:r>
+        <w:rPr>
+          <w:b/>
+          <w:noProof/>
+          <w:color w:val="auto"/>
+          <w:sz w:val="22"/>
+          <w:lang w:val="en-ZA" w:eastAsia="en-ZA"/>
+        </w:rPr>
+        <w:drawing>
+          <wp:inline distT="0" distB="0" distL="0" distR="0">
+            <wp:extent cx="6400800" cy="2581275"/>
+            <wp:effectExtent l="0" t="0" r="0" b="9525"/>
+            <wp:docPr id="8" name="Picture 8"/>
+            <wp:cNvGraphicFramePr>
+              <a:graphicFrameLocks xmlns:a="http://schemas.openxmlformats.org/drawingml/2006/main" noChangeAspect="1"/>
+            </wp:cNvGraphicFramePr>
+            <a:graphic xmlns:a="http://schemas.openxmlformats.org/drawingml/2006/main">
+              <a:graphicData uri="http://schemas.openxmlformats.org/drawingml/2006/picture">
+                <pic:pic xmlns:pic="http://schemas.openxmlformats.org/drawingml/2006/picture">
+                  <pic:nvPicPr>
+                    <pic:cNvPr id="8" name="WhatsApp Image 2026-10-24 at 10.13.41.jpeg"/>
+                    <pic:cNvPicPr/>
+                  </pic:nvPicPr>
+                  <pic:blipFill>
+                    <a:blip r:embed="rId75">
+                      <a:extLst>
+                        <a:ext uri="{28A0092B-C50C-407E-A947-70E740481C1C}">
+                          <a14:useLocalDpi xmlns:a14="http://schemas.microsoft.com/office/drawing/2010/main" val="0"/>
+                        </a:ext>
+                      </a:extLst>
+                    </a:blip>
+                    <a:stretch>
+                      <a:fillRect/>
+                    </a:stretch>
+                  </pic:blipFill>
+                  <pic:spPr>
+                    <a:xfrm>
+                      <a:off x="0" y="0"/>
+                      <a:ext cx="6400800" cy="2581275"/>
+                    </a:xfrm>
+                    <a:prstGeom prst="rect">
+                      <a:avLst/>
+                    </a:prstGeom>
+                  </pic:spPr>
+                </pic:pic>
+              </a:graphicData>
+            </a:graphic>
+          </wp:inline>
+        </w:drawing>
+      </w:r>
+      <w:r>
+        <w:br/>
+      </w:r>
+      <w:r>
+        <w:br/>
+      </w:r>
+      <w:r>
+        <w:rPr>
+          <w:rStyle w:val="Heading2Char"/>
+          <w:color w:val="548DD4" w:themeColor="text2" w:themeTint="99"/>
+          <w:sz w:val="22"/>
+          <w:szCs w:val="22"/>
+        </w:rPr>
+        <w:t xml:space="preserve">Screenshot 5 </w:t>
+      </w:r>
+      <w:r>
+        <w:rPr>
+          <w:rStyle w:val="HTMLCode"/>
+          <w:rFonts w:eastAsiaTheme="minorEastAsia"/>
+          <w:b/>
+          <w:bCs/>
+          <w:color w:val="548DD4" w:themeColor="text2" w:themeTint="99"/>
+          <w:sz w:val="22"/>
+          <w:szCs w:val="22"/>
+        </w:rPr>
+        <w:t>Staff</w:t>
+      </w:r>
+      <w:r>
+        <w:rPr>
+          <w:rStyle w:val="Strong"/>
+          <w:color w:val="548DD4" w:themeColor="text2" w:themeTint="99"/>
+          <w:sz w:val="22"/>
+        </w:rPr>
+        <w:t xml:space="preserve"> table.</w:t>
+      </w:r>
+      <w:r>
+        <w:rPr>
+          <w:rStyle w:val="Strong"/>
+          <w:color w:val="548DD4" w:themeColor="text2" w:themeTint="99"/>
+          <w:sz w:val="22"/>
+        </w:rPr>
+        <w:br/>
+      </w:r>
+      <w:r>
+        <w:t xml:space="preserve"> This holds </w:t>
+      </w:r>
+      <w:proofErr w:type="spellStart"/>
+      <w:r>
+        <w:t>authorised</w:t>
+      </w:r>
+      <w:proofErr w:type="spellEnd"/>
+      <w:r>
+        <w:t xml:space="preserve"> clinic staff, with one test account. It stores the login </w:t>
+      </w:r>
+      <w:proofErr w:type="gramStart"/>
+      <w:r>
+        <w:t>link</w:t>
+      </w:r>
+      <w:r>
+        <w:rPr>
+          <w:b/>
+          <w:noProof/>
+          <w:color w:val="auto"/>
+          <w:sz w:val="22"/>
+          <w:lang w:val="en-ZA" w:eastAsia="en-ZA"/>
+        </w:rPr>
+        <w:t xml:space="preserve"> </w:t>
+      </w:r>
+      <w:r>
+        <w:t>,</w:t>
+      </w:r>
+      <w:proofErr w:type="gramEnd"/>
+      <w:r>
+        <w:t xml:space="preserve"> full name, email, phone number and creation date. It supports staff-only access</w:t>
+      </w:r>
+      <w:r>
+        <w:rPr>
+          <w:b/>
+          <w:noProof/>
+          <w:color w:val="auto"/>
+          <w:sz w:val="22"/>
+          <w:lang w:val="en-ZA" w:eastAsia="en-ZA"/>
+        </w:rPr>
+        <w:t xml:space="preserve"> </w:t>
+      </w:r>
+      <w:r>
+        <w:rPr>
+          <w:b/>
+          <w:noProof/>
+          <w:color w:val="auto"/>
+          <w:sz w:val="22"/>
+          <w:lang w:val="en-ZA" w:eastAsia="en-ZA"/>
+        </w:rPr>
+        <w:lastRenderedPageBreak/>
+        <w:drawing>
+          <wp:inline distT="0" distB="0" distL="0" distR="0">
+            <wp:extent cx="6400800" cy="2705100"/>
+            <wp:effectExtent l="0" t="0" r="0" b="0"/>
+            <wp:docPr id="9" name="Picture 9"/>
+            <wp:cNvGraphicFramePr>
+              <a:graphicFrameLocks xmlns:a="http://schemas.openxmlformats.org/drawingml/2006/main" noChangeAspect="1"/>
+            </wp:cNvGraphicFramePr>
+            <a:graphic xmlns:a="http://schemas.openxmlformats.org/drawingml/2006/main">
+              <a:graphicData uri="http://schemas.openxmlformats.org/drawingml/2006/picture">
+                <pic:pic xmlns:pic="http://schemas.openxmlformats.org/drawingml/2006/picture">
+                  <pic:nvPicPr>
+                    <pic:cNvPr id="9" name="WhatsApp Image 2026-10-24 at 10.15.14.jpeg"/>
+                    <pic:cNvPicPr/>
+                  </pic:nvPicPr>
+                  <pic:blipFill>
+                    <a:blip r:embed="rId76">
+                      <a:extLst>
+                        <a:ext uri="{28A0092B-C50C-407E-A947-70E740481C1C}">
+                          <a14:useLocalDpi xmlns:a14="http://schemas.microsoft.com/office/drawing/2010/main" val="0"/>
+                        </a:ext>
+                      </a:extLst>
+                    </a:blip>
+                    <a:stretch>
+                      <a:fillRect/>
+                    </a:stretch>
+                  </pic:blipFill>
+                  <pic:spPr>
+                    <a:xfrm>
+                      <a:off x="0" y="0"/>
+                      <a:ext cx="6400800" cy="2705100"/>
+                    </a:xfrm>
+                    <a:prstGeom prst="rect">
+                      <a:avLst/>
+                    </a:prstGeom>
+                  </pic:spPr>
+                </pic:pic>
+              </a:graphicData>
+            </a:graphic>
+          </wp:inline>
+        </w:drawing>
+      </w:r>
+      <w:r>
+        <w:rPr>
+          <w:b/>
+          <w:noProof/>
+          <w:color w:val="auto"/>
+          <w:sz w:val="22"/>
+          <w:lang w:val="en-ZA" w:eastAsia="en-ZA"/>
+        </w:rPr>
+        <w:br/>
+      </w:r>
+      <w:r>
+        <w:rPr>
+          <w:b/>
+          <w:noProof/>
+          <w:color w:val="auto"/>
+          <w:sz w:val="22"/>
+          <w:lang w:val="en-ZA" w:eastAsia="en-ZA"/>
+        </w:rPr>
+        <w:br/>
+      </w:r>
+      <w:r>
+        <w:rPr>
+          <w:rStyle w:val="Heading2Char"/>
+          <w:color w:val="548DD4" w:themeColor="text2" w:themeTint="99"/>
+          <w:sz w:val="22"/>
+          <w:szCs w:val="22"/>
+        </w:rPr>
+        <w:t xml:space="preserve">Screenshot 6 </w:t>
+      </w:r>
+      <w:proofErr w:type="spellStart"/>
+      <w:r>
+        <w:rPr>
+          <w:rStyle w:val="HTMLCode"/>
+          <w:rFonts w:eastAsiaTheme="minorEastAsia"/>
+          <w:b/>
+          <w:bCs/>
+          <w:color w:val="548DD4" w:themeColor="text2" w:themeTint="99"/>
+          <w:sz w:val="22"/>
+          <w:szCs w:val="22"/>
+        </w:rPr>
+        <w:t>staff_notifications</w:t>
+      </w:r>
+      <w:proofErr w:type="spellEnd"/>
+      <w:r>
+        <w:rPr>
+          <w:rStyle w:val="Strong"/>
+          <w:color w:val="548DD4" w:themeColor="text2" w:themeTint="99"/>
+          <w:sz w:val="22"/>
+        </w:rPr>
+        <w:t xml:space="preserve"> table</w:t>
+      </w:r>
+      <w:r>
+        <w:rPr>
+          <w:rStyle w:val="Strong"/>
+        </w:rPr>
+        <w:t>.</w:t>
+      </w:r>
+    </w:p>
+    <w:p>
+      <w:pPr>
+        <w:rPr>
+          <w:b/>
+          <w:color w:val="auto"/>
+          <w:sz w:val="22"/>
+        </w:rPr>
+      </w:pPr>
+      <w:r>
+        <w:t xml:space="preserve"> These are alerts for staff, not students. There are 6 rows, all of type </w:t>
+      </w:r>
+      <w:proofErr w:type="spellStart"/>
+      <w:r>
+        <w:rPr>
+          <w:rStyle w:val="HTMLCode"/>
+          <w:rFonts w:eastAsiaTheme="minorEastAsia"/>
+        </w:rPr>
+        <w:t>new_appointment_request</w:t>
+      </w:r>
+      <w:proofErr w:type="spellEnd"/>
+      <w:r>
+        <w:t xml:space="preserve">, linked to the staff member and the appointment, with an </w:t>
+      </w:r>
+      <w:proofErr w:type="spellStart"/>
+      <w:r>
+        <w:rPr>
+          <w:rStyle w:val="HTMLCode"/>
+          <w:rFonts w:eastAsiaTheme="minorEastAsia"/>
+        </w:rPr>
+        <w:t>is_read</w:t>
+      </w:r>
+      <w:proofErr w:type="spellEnd"/>
+      <w:r>
+        <w:t xml:space="preserve"> flag. This is how the web app tells staff that a student submitted a new request.</w:t>
+      </w:r>
+      <w:r>
+        <w:rPr>
+          <w:b/>
+          <w:noProof/>
+          <w:color w:val="auto"/>
+          <w:sz w:val="22"/>
+          <w:lang w:val="en-ZA" w:eastAsia="en-ZA"/>
+        </w:rPr>
+        <w:drawing>
+          <wp:inline distT="0" distB="0" distL="0" distR="0">
+            <wp:extent cx="6400800" cy="2647950"/>
+            <wp:effectExtent l="0" t="0" r="0" b="0"/>
+            <wp:docPr id="13" name="Picture 13"/>
+            <wp:cNvGraphicFramePr>
+              <a:graphicFrameLocks xmlns:a="http://schemas.openxmlformats.org/drawingml/2006/main" noChangeAspect="1"/>
+            </wp:cNvGraphicFramePr>
+            <a:graphic xmlns:a="http://schemas.openxmlformats.org/drawingml/2006/main">
+              <a:graphicData uri="http://schemas.openxmlformats.org/drawingml/2006/picture">
+                <pic:pic xmlns:pic="http://schemas.openxmlformats.org/drawingml/2006/picture">
+                  <pic:nvPicPr>
+                    <pic:cNvPr id="13" name="WhatsApp Image 2026-10-24 at 10.17.15.jpeg"/>
+                    <pic:cNvPicPr/>
+                  </pic:nvPicPr>
+                  <pic:blipFill>
+                    <a:blip r:embed="rId77">
+                      <a:extLst>
+                        <a:ext uri="{28A0092B-C50C-407E-A947-70E740481C1C}">
+                          <a14:useLocalDpi xmlns:a14="http://schemas.microsoft.com/office/drawing/2010/main" val="0"/>
+                        </a:ext>
+                      </a:extLst>
+                    </a:blip>
+                    <a:stretch>
+                      <a:fillRect/>
+                    </a:stretch>
+                  </pic:blipFill>
+                  <pic:spPr>
+                    <a:xfrm>
+                      <a:off x="0" y="0"/>
+                      <a:ext cx="6400800" cy="2647950"/>
+                    </a:xfrm>
+                    <a:prstGeom prst="rect">
+                      <a:avLst/>
+                    </a:prstGeom>
+                  </pic:spPr>
+                </pic:pic>
+              </a:graphicData>
+            </a:graphic>
+          </wp:inline>
+        </w:drawing>
+      </w:r>
+      <w:r>
+        <w:br/>
+      </w:r>
+      <w:r>
+        <w:rPr>
+          <w:b/>
+          <w:color w:val="auto"/>
+          <w:sz w:val="22"/>
+        </w:rPr>
+        <w:t>https://github.com/AllSafe-Tech/CUT-Clinic-Appointment-Management-System/tree/main/docs/SRS</w:t>
+      </w:r>
     </w:p>
     <w:sectPr>
-      <w:footerReference w:type="default" r:id="rId71"/>
+      <w:footerReference w:type="default" r:id="rId78"/>
       <w:pgSz w:w="12240" w:h="15840"/>
       <w:pgMar w:top="936" w:right="1080" w:bottom="936" w:left="1080" w:header="720" w:footer="720" w:gutter="0"/>
       <w:cols w:space="720"/>
@@ -34505,7 +34969,7 @@
 </file>
 
 <file path=word/endnotes.xml><?xml version="1.0" encoding="utf-8"?>
-<w:endnotes xmlns:wpc="http://schemas.microsoft.com/office/word/2010/wordprocessingCanvas" xmlns:cx="http://schemas.microsoft.com/office/drawing/2014/chartex" xmlns:cx1="http://schemas.microsoft.com/office/drawing/2015/9/8/chartex" xmlns:cx2="http://schemas.microsoft.com/office/drawing/2015/10/21/chartex" xmlns:cx3="http://schemas.microsoft.com/office/drawing/2016/5/9/chartex" xmlns:cx4="http://schemas.microsoft.com/office/drawing/2016/5/10/chartex" xmlns:cx5="http://schemas.microsoft.com/office/drawing/2016/5/11/chartex" xmlns:cx6="http://schemas.microsoft.com/office/drawing/2016/5/12/chartex" xmlns:cx7="http://schemas.microsoft.com/office/drawing/2016/5/13/chartex" xmlns:cx8="http://schemas.microsoft.com/office/drawing/2016/5/14/chartex" xmlns:mc="http://schemas.openxmlformats.org/markup-compatibility/2006" xmlns:aink="http://schemas.microsoft.com/office/drawing/2016/ink" xmlns:am3d="http://schemas.microsoft.com/office/drawing/2017/model3d" xmlns:o="urn:schemas-microsoft-com:office:office" xmlns:r="http://schemas.openxmlformats.org/officeDocument/2006/relationships" xmlns:m="http://schemas.openxmlformats.org/officeDocument/2006/math" xmlns:v="urn:schemas-microsoft-com:vml" xmlns:wp14="http://schemas.microsoft.com/office/word/2010/wordprocessingDrawing" xmlns:wp="http://schemas.openxmlformats.org/drawingml/2006/wordprocessingDrawing" xmlns:w10="urn:schemas-microsoft-com:office:word" xmlns:w="http://schemas.openxmlformats.org/wordprocessingml/2006/main" xmlns:w14="http://schemas.microsoft.com/office/word/2010/wordml" xmlns:w15="http://schemas.microsoft.com/office/word/2012/wordml" xmlns:w16cex="http://schemas.microsoft.com/office/word/2018/wordml/cex" xmlns:w16cid="http://schemas.microsoft.com/office/word/2016/wordml/cid" xmlns:w16="http://schemas.microsoft.com/office/word/2018/wordml" xmlns:w16sdtdh="http://schemas.microsoft.com/office/word/2020/wordml/sdtdatahash" xmlns:w16se="http://schemas.microsoft.com/office/word/2015/wordml/symex" xmlns:wpg="http://schemas.microsoft.com/office/word/2010/wordprocessingGroup" xmlns:wpi="http://schemas.microsoft.com/office/word/2010/wordprocessingInk" xmlns:wne="http://schemas.microsoft.com/office/word/2006/wordml" xmlns:wps="http://schemas.microsoft.com/office/word/2010/wordprocessingShape" mc:Ignorable="w14 w15 w16se w16cid w16 w16cex w16sdtdh wp14">
+<w:endnotes xmlns:wpc="http://schemas.microsoft.com/office/word/2010/wordprocessingCanvas" xmlns:cx="http://schemas.microsoft.com/office/drawing/2014/chartex" xmlns:mc="http://schemas.openxmlformats.org/markup-compatibility/2006" xmlns:o="urn:schemas-microsoft-com:office:office" xmlns:r="http://schemas.openxmlformats.org/officeDocument/2006/relationships" xmlns:m="http://schemas.openxmlformats.org/officeDocument/2006/math" xmlns:v="urn:schemas-microsoft-com:vml" xmlns:wp14="http://schemas.microsoft.com/office/word/2010/wordprocessingDrawing" xmlns:wp="http://schemas.openxmlformats.org/drawingml/2006/wordprocessingDrawing" xmlns:w10="urn:schemas-microsoft-com:office:word" xmlns:w="http://schemas.openxmlformats.org/wordprocessingml/2006/main" xmlns:w14="http://schemas.microsoft.com/office/word/2010/wordml" xmlns:w15="http://schemas.microsoft.com/office/word/2012/wordml" xmlns:w16se="http://schemas.microsoft.com/office/word/2015/wordml/symex" xmlns:wpg="http://schemas.microsoft.com/office/word/2010/wordprocessingGroup" xmlns:wpi="http://schemas.microsoft.com/office/word/2010/wordprocessingInk" xmlns:wne="http://schemas.microsoft.com/office/word/2006/wordml" xmlns:wps="http://schemas.microsoft.com/office/word/2010/wordprocessingShape" mc:Ignorable="w14 w15 w16se wp14">
   <w:endnote w:type="separator" w:id="-1">
     <w:p>
       <w:pPr>
@@ -34530,7 +34994,7 @@
 </file>
 
 <file path=word/footer1.xml><?xml version="1.0" encoding="utf-8"?>
-<w:ftr xmlns:wpc="http://schemas.microsoft.com/office/word/2010/wordprocessingCanvas" xmlns:cx="http://schemas.microsoft.com/office/drawing/2014/chartex" xmlns:cx1="http://schemas.microsoft.com/office/drawing/2015/9/8/chartex" xmlns:cx2="http://schemas.microsoft.com/office/drawing/2015/10/21/chartex" xmlns:cx3="http://schemas.microsoft.com/office/drawing/2016/5/9/chartex" xmlns:cx4="http://schemas.microsoft.com/office/drawing/2016/5/10/chartex" xmlns:cx5="http://schemas.microsoft.com/office/drawing/2016/5/11/chartex" xmlns:cx6="http://schemas.microsoft.com/office/drawing/2016/5/12/chartex" xmlns:cx7="http://schemas.microsoft.com/office/drawing/2016/5/13/chartex" xmlns:cx8="http://schemas.microsoft.com/office/drawing/2016/5/14/chartex" xmlns:mc="http://schemas.openxmlformats.org/markup-compatibility/2006" xmlns:aink="http://schemas.microsoft.com/office/drawing/2016/ink" xmlns:am3d="http://schemas.microsoft.com/office/drawing/2017/model3d" xmlns:o="urn:schemas-microsoft-com:office:office" xmlns:r="http://schemas.openxmlformats.org/officeDocument/2006/relationships" xmlns:m="http://schemas.openxmlformats.org/officeDocument/2006/math" xmlns:v="urn:schemas-microsoft-com:vml" xmlns:wp14="http://schemas.microsoft.com/office/word/2010/wordprocessingDrawing" xmlns:wp="http://schemas.openxmlformats.org/drawingml/2006/wordprocessingDrawing" xmlns:w10="urn:schemas-microsoft-com:office:word" xmlns:w="http://schemas.openxmlformats.org/wordprocessingml/2006/main" xmlns:w14="http://schemas.microsoft.com/office/word/2010/wordml" xmlns:w15="http://schemas.microsoft.com/office/word/2012/wordml" xmlns:w16cex="http://schemas.microsoft.com/office/word/2018/wordml/cex" xmlns:w16cid="http://schemas.microsoft.com/office/word/2016/wordml/cid" xmlns:w16="http://schemas.microsoft.com/office/word/2018/wordml" xmlns:w16sdtdh="http://schemas.microsoft.com/office/word/2020/wordml/sdtdatahash" xmlns:w16se="http://schemas.microsoft.com/office/word/2015/wordml/symex" xmlns:wpg="http://schemas.microsoft.com/office/word/2010/wordprocessingGroup" xmlns:wpi="http://schemas.microsoft.com/office/word/2010/wordprocessingInk" xmlns:wne="http://schemas.microsoft.com/office/word/2006/wordml" xmlns:wps="http://schemas.microsoft.com/office/word/2010/wordprocessingShape" mc:Ignorable="w14 w15 w16se w16cid w16 w16cex w16sdtdh wp14">
+<w:ftr xmlns:wpc="http://schemas.microsoft.com/office/word/2010/wordprocessingCanvas" xmlns:cx="http://schemas.microsoft.com/office/drawing/2014/chartex" xmlns:mc="http://schemas.openxmlformats.org/markup-compatibility/2006" xmlns:o="urn:schemas-microsoft-com:office:office" xmlns:r="http://schemas.openxmlformats.org/officeDocument/2006/relationships" xmlns:m="http://schemas.openxmlformats.org/officeDocument/2006/math" xmlns:v="urn:schemas-microsoft-com:vml" xmlns:wp14="http://schemas.microsoft.com/office/word/2010/wordprocessingDrawing" xmlns:wp="http://schemas.openxmlformats.org/drawingml/2006/wordprocessingDrawing" xmlns:w10="urn:schemas-microsoft-com:office:word" xmlns:w="http://schemas.openxmlformats.org/wordprocessingml/2006/main" xmlns:w14="http://schemas.microsoft.com/office/word/2010/wordml" xmlns:w15="http://schemas.microsoft.com/office/word/2012/wordml" xmlns:w16se="http://schemas.microsoft.com/office/word/2015/wordml/symex" xmlns:wpg="http://schemas.microsoft.com/office/word/2010/wordprocessingGroup" xmlns:wpi="http://schemas.microsoft.com/office/word/2010/wordprocessingInk" xmlns:wne="http://schemas.microsoft.com/office/word/2006/wordml" xmlns:wps="http://schemas.microsoft.com/office/word/2010/wordprocessingShape" mc:Ignorable="w14 w15 w16se wp14">
   <w:p>
     <w:pPr>
       <w:pStyle w:val="Footer"/>
@@ -34548,7 +35012,7 @@
 </file>
 
 <file path=word/footnotes.xml><?xml version="1.0" encoding="utf-8"?>
-<w:footnotes xmlns:wpc="http://schemas.microsoft.com/office/word/2010/wordprocessingCanvas" xmlns:cx="http://schemas.microsoft.com/office/drawing/2014/chartex" xmlns:cx1="http://schemas.microsoft.com/office/drawing/2015/9/8/chartex" xmlns:cx2="http://schemas.microsoft.com/office/drawing/2015/10/21/chartex" xmlns:cx3="http://schemas.microsoft.com/office/drawing/2016/5/9/chartex" xmlns:cx4="http://schemas.microsoft.com/office/drawing/2016/5/10/chartex" xmlns:cx5="http://schemas.microsoft.com/office/drawing/2016/5/11/chartex" xmlns:cx6="http://schemas.microsoft.com/office/drawing/2016/5/12/chartex" xmlns:cx7="http://schemas.microsoft.com/office/drawing/2016/5/13/chartex" xmlns:cx8="http://schemas.microsoft.com/office/drawing/2016/5/14/chartex" xmlns:mc="http://schemas.openxmlformats.org/markup-compatibility/2006" xmlns:aink="http://schemas.microsoft.com/office/drawing/2016/ink" xmlns:am3d="http://schemas.microsoft.com/office/drawing/2017/model3d" xmlns:o="urn:schemas-microsoft-com:office:office" xmlns:r="http://schemas.openxmlformats.org/officeDocument/2006/relationships" xmlns:m="http://schemas.openxmlformats.org/officeDocument/2006/math" xmlns:v="urn:schemas-microsoft-com:vml" xmlns:wp14="http://schemas.microsoft.com/office/word/2010/wordprocessingDrawing" xmlns:wp="http://schemas.openxmlformats.org/drawingml/2006/wordprocessingDrawing" xmlns:w10="urn:schemas-microsoft-com:office:word" xmlns:w="http://schemas.openxmlformats.org/wordprocessingml/2006/main" xmlns:w14="http://schemas.microsoft.com/office/word/2010/wordml" xmlns:w15="http://schemas.microsoft.com/office/word/2012/wordml" xmlns:w16cex="http://schemas.microsoft.com/office/word/2018/wordml/cex" xmlns:w16cid="http://schemas.microsoft.com/office/word/2016/wordml/cid" xmlns:w16="http://schemas.microsoft.com/office/word/2018/wordml" xmlns:w16sdtdh="http://schemas.microsoft.com/office/word/2020/wordml/sdtdatahash" xmlns:w16se="http://schemas.microsoft.com/office/word/2015/wordml/symex" xmlns:wpg="http://schemas.microsoft.com/office/word/2010/wordprocessingGroup" xmlns:wpi="http://schemas.microsoft.com/office/word/2010/wordprocessingInk" xmlns:wne="http://schemas.microsoft.com/office/word/2006/wordml" xmlns:wps="http://schemas.microsoft.com/office/word/2010/wordprocessingShape" mc:Ignorable="w14 w15 w16se w16cid w16 w16cex w16sdtdh wp14">
+<w:footnotes xmlns:wpc="http://schemas.microsoft.com/office/word/2010/wordprocessingCanvas" xmlns:cx="http://schemas.microsoft.com/office/drawing/2014/chartex" xmlns:mc="http://schemas.openxmlformats.org/markup-compatibility/2006" xmlns:o="urn:schemas-microsoft-com:office:office" xmlns:r="http://schemas.openxmlformats.org/officeDocument/2006/relationships" xmlns:m="http://schemas.openxmlformats.org/officeDocument/2006/math" xmlns:v="urn:schemas-microsoft-com:vml" xmlns:wp14="http://schemas.microsoft.com/office/word/2010/wordprocessingDrawing" xmlns:wp="http://schemas.openxmlformats.org/drawingml/2006/wordprocessingDrawing" xmlns:w10="urn:schemas-microsoft-com:office:word" xmlns:w="http://schemas.openxmlformats.org/wordprocessingml/2006/main" xmlns:w14="http://schemas.microsoft.com/office/word/2010/wordml" xmlns:w15="http://schemas.microsoft.com/office/word/2012/wordml" xmlns:w16se="http://schemas.microsoft.com/office/word/2015/wordml/symex" xmlns:wpg="http://schemas.microsoft.com/office/word/2010/wordprocessingGroup" xmlns:wpi="http://schemas.microsoft.com/office/word/2010/wordprocessingInk" xmlns:wne="http://schemas.microsoft.com/office/word/2006/wordml" xmlns:wps="http://schemas.microsoft.com/office/word/2010/wordprocessingShape" mc:Ignorable="w14 w15 w16se wp14">
   <w:footnote w:type="separator" w:id="-1">
     <w:p>
       <w:pPr>
@@ -34573,7 +35037,7 @@
 </file>
 
 <file path=word/numbering.xml><?xml version="1.0" encoding="utf-8"?>
-<w:numbering xmlns:wpc="http://schemas.microsoft.com/office/word/2010/wordprocessingCanvas" xmlns:cx="http://schemas.microsoft.com/office/drawing/2014/chartex" xmlns:cx1="http://schemas.microsoft.com/office/drawing/2015/9/8/chartex" xmlns:cx2="http://schemas.microsoft.com/office/drawing/2015/10/21/chartex" xmlns:cx3="http://schemas.microsoft.com/office/drawing/2016/5/9/chartex" xmlns:cx4="http://schemas.microsoft.com/office/drawing/2016/5/10/chartex" xmlns:cx5="http://schemas.microsoft.com/office/drawing/2016/5/11/chartex" xmlns:cx6="http://schemas.microsoft.com/office/drawing/2016/5/12/chartex" xmlns:cx7="http://schemas.microsoft.com/office/drawing/2016/5/13/chartex" xmlns:cx8="http://schemas.microsoft.com/office/drawing/2016/5/14/chartex" xmlns:mc="http://schemas.openxmlformats.org/markup-compatibility/2006" xmlns:aink="http://schemas.microsoft.com/office/drawing/2016/ink" xmlns:am3d="http://schemas.microsoft.com/office/drawing/2017/model3d" xmlns:o="urn:schemas-microsoft-com:office:office" xmlns:r="http://schemas.openxmlformats.org/officeDocument/2006/relationships" xmlns:m="http://schemas.openxmlformats.org/officeDocument/2006/math" xmlns:v="urn:schemas-microsoft-com:vml" xmlns:wp14="http://schemas.microsoft.com/office/word/2010/wordprocessingDrawing" xmlns:wp="http://schemas.openxmlformats.org/drawingml/2006/wordprocessingDrawing" xmlns:w10="urn:schemas-microsoft-com:office:word" xmlns:w="http://schemas.openxmlformats.org/wordprocessingml/2006/main" xmlns:w14="http://schemas.microsoft.com/office/word/2010/wordml" xmlns:w15="http://schemas.microsoft.com/office/word/2012/wordml" xmlns:w16cex="http://schemas.microsoft.com/office/word/2018/wordml/cex" xmlns:w16cid="http://schemas.microsoft.com/office/word/2016/wordml/cid" xmlns:w16="http://schemas.microsoft.com/office/word/2018/wordml" xmlns:w16sdtdh="http://schemas.microsoft.com/office/word/2020/wordml/sdtdatahash" xmlns:w16se="http://schemas.microsoft.com/office/word/2015/wordml/symex" xmlns:wpg="http://schemas.microsoft.com/office/word/2010/wordprocessingGroup" xmlns:wpi="http://schemas.microsoft.com/office/word/2010/wordprocessingInk" xmlns:wne="http://schemas.microsoft.com/office/word/2006/wordml" xmlns:wps="http://schemas.microsoft.com/office/word/2010/wordprocessingShape" mc:Ignorable="w14 w15 w16se w16cid w16 w16cex w16sdtdh wp14">
+<w:numbering xmlns:wpc="http://schemas.microsoft.com/office/word/2010/wordprocessingCanvas" xmlns:cx="http://schemas.microsoft.com/office/drawing/2014/chartex" xmlns:mc="http://schemas.openxmlformats.org/markup-compatibility/2006" xmlns:o="urn:schemas-microsoft-com:office:office" xmlns:r="http://schemas.openxmlformats.org/officeDocument/2006/relationships" xmlns:m="http://schemas.openxmlformats.org/officeDocument/2006/math" xmlns:v="urn:schemas-microsoft-com:vml" xmlns:wp14="http://schemas.microsoft.com/office/word/2010/wordprocessingDrawing" xmlns:wp="http://schemas.openxmlformats.org/drawingml/2006/wordprocessingDrawing" xmlns:w10="urn:schemas-microsoft-com:office:word" xmlns:w="http://schemas.openxmlformats.org/wordprocessingml/2006/main" xmlns:w14="http://schemas.microsoft.com/office/word/2010/wordml" xmlns:w15="http://schemas.microsoft.com/office/word/2012/wordml" xmlns:w16se="http://schemas.microsoft.com/office/word/2015/wordml/symex" xmlns:wpg="http://schemas.microsoft.com/office/word/2010/wordprocessingGroup" xmlns:wpi="http://schemas.microsoft.com/office/word/2010/wordprocessingInk" xmlns:wne="http://schemas.microsoft.com/office/word/2006/wordml" xmlns:wps="http://schemas.microsoft.com/office/word/2010/wordprocessingShape" mc:Ignorable="w14 w15 w16se wp14">
   <w:abstractNum w:abstractNumId="0" w15:restartNumberingAfterBreak="0">
     <w:nsid w:val="FFFFFF7C"/>
     <w:multiLevelType w:val="singleLevel"/>
@@ -34776,7 +35240,7 @@
 </file>
 
 <file path=word/styles.xml><?xml version="1.0" encoding="utf-8"?>
-<w:styles xmlns:mc="http://schemas.openxmlformats.org/markup-compatibility/2006" xmlns:r="http://schemas.openxmlformats.org/officeDocument/2006/relationships" xmlns:w="http://schemas.openxmlformats.org/wordprocessingml/2006/main" xmlns:w14="http://schemas.microsoft.com/office/word/2010/wordml" xmlns:w15="http://schemas.microsoft.com/office/word/2012/wordml" xmlns:w16cex="http://schemas.microsoft.com/office/word/2018/wordml/cex" xmlns:w16cid="http://schemas.microsoft.com/office/word/2016/wordml/cid" xmlns:w16="http://schemas.microsoft.com/office/word/2018/wordml" xmlns:w16sdtdh="http://schemas.microsoft.com/office/word/2020/wordml/sdtdatahash" xmlns:w16se="http://schemas.microsoft.com/office/word/2015/wordml/symex" mc:Ignorable="w14 w15 w16se w16cid w16 w16cex w16sdtdh">
+<w:styles xmlns:mc="http://schemas.openxmlformats.org/markup-compatibility/2006" xmlns:r="http://schemas.openxmlformats.org/officeDocument/2006/relationships" xmlns:w="http://schemas.openxmlformats.org/wordprocessingml/2006/main" xmlns:w14="http://schemas.microsoft.com/office/word/2010/wordml" xmlns:w15="http://schemas.microsoft.com/office/word/2012/wordml" xmlns:w16se="http://schemas.microsoft.com/office/word/2015/wordml/symex" mc:Ignorable="w14 w15 w16se">
   <w:docDefaults>
     <w:rPrDefault>
       <w:rPr>
@@ -34792,7 +35256,7 @@
       </w:pPr>
     </w:pPrDefault>
   </w:docDefaults>
-  <w:latentStyles w:defLockedState="0" w:defUIPriority="99" w:defSemiHidden="0" w:defUnhideWhenUsed="0" w:defQFormat="0" w:count="376">
+  <w:latentStyles w:defLockedState="0" w:defUIPriority="99" w:defSemiHidden="0" w:defUnhideWhenUsed="0" w:defQFormat="0" w:count="371">
     <w:lsdException w:name="Normal" w:uiPriority="0" w:qFormat="1"/>
     <w:lsdException w:name="heading 1" w:uiPriority="9" w:qFormat="1"/>
     <w:lsdException w:name="heading 2" w:semiHidden="1" w:uiPriority="9" w:unhideWhenUsed="1" w:qFormat="1"/>
@@ -35155,16 +35619,10 @@
     <w:lsdException w:name="List Table 5 Dark Accent 6" w:uiPriority="50"/>
     <w:lsdException w:name="List Table 6 Colorful Accent 6" w:uiPriority="51"/>
     <w:lsdException w:name="List Table 7 Colorful Accent 6" w:uiPriority="52"/>
-    <w:lsdException w:name="Mention" w:semiHidden="1" w:unhideWhenUsed="1"/>
-    <w:lsdException w:name="Smart Hyperlink" w:semiHidden="1" w:unhideWhenUsed="1"/>
-    <w:lsdException w:name="Hashtag" w:semiHidden="1" w:unhideWhenUsed="1"/>
-    <w:lsdException w:name="Unresolved Mention" w:semiHidden="1" w:unhideWhenUsed="1"/>
-    <w:lsdException w:name="Smart Link" w:semiHidden="1" w:unhideWhenUsed="1"/>
   </w:latentStyles>
   <w:style w:type="paragraph" w:default="1" w:styleId="Normal">
     <w:name w:val="Normal"/>
     <w:qFormat/>
-    <w:rsid w:val="00FC693F"/>
     <w:rPr>
       <w:rFonts w:ascii="Aptos" w:hAnsi="Aptos"/>
       <w:color w:val="1F2937"/>
@@ -35178,7 +35636,6 @@
     <w:link w:val="Heading1Char"/>
     <w:uiPriority w:val="9"/>
     <w:qFormat/>
-    <w:rsid w:val="00FC693F"/>
     <w:pPr>
       <w:keepNext/>
       <w:keepLines/>
@@ -35202,7 +35659,6 @@
     <w:uiPriority w:val="9"/>
     <w:unhideWhenUsed/>
     <w:qFormat/>
-    <w:rsid w:val="00FC693F"/>
     <w:pPr>
       <w:keepNext/>
       <w:keepLines/>
@@ -35226,7 +35682,6 @@
     <w:uiPriority w:val="9"/>
     <w:unhideWhenUsed/>
     <w:qFormat/>
-    <w:rsid w:val="00FC693F"/>
     <w:pPr>
       <w:keepNext/>
       <w:keepLines/>
@@ -35250,7 +35705,6 @@
     <w:semiHidden/>
     <w:unhideWhenUsed/>
     <w:qFormat/>
-    <w:rsid w:val="00FC693F"/>
     <w:pPr>
       <w:keepNext/>
       <w:keepLines/>
@@ -35275,7 +35729,6 @@
     <w:semiHidden/>
     <w:unhideWhenUsed/>
     <w:qFormat/>
-    <w:rsid w:val="00FC693F"/>
     <w:pPr>
       <w:keepNext/>
       <w:keepLines/>
@@ -35296,7 +35749,6 @@
     <w:semiHidden/>
     <w:unhideWhenUsed/>
     <w:qFormat/>
-    <w:rsid w:val="00FC693F"/>
     <w:pPr>
       <w:keepNext/>
       <w:keepLines/>
@@ -35319,7 +35771,6 @@
     <w:semiHidden/>
     <w:unhideWhenUsed/>
     <w:qFormat/>
-    <w:rsid w:val="00FC693F"/>
     <w:pPr>
       <w:keepNext/>
       <w:keepLines/>
@@ -35342,7 +35793,6 @@
     <w:semiHidden/>
     <w:unhideWhenUsed/>
     <w:qFormat/>
-    <w:rsid w:val="00FC693F"/>
     <w:pPr>
       <w:keepNext/>
       <w:keepLines/>
@@ -35365,7 +35815,6 @@
     <w:semiHidden/>
     <w:unhideWhenUsed/>
     <w:qFormat/>
-    <w:rsid w:val="00FC693F"/>
     <w:pPr>
       <w:keepNext/>
       <w:keepLines/>
@@ -35414,7 +35863,6 @@
     <w:link w:val="HeaderChar"/>
     <w:uiPriority w:val="99"/>
     <w:unhideWhenUsed/>
-    <w:rsid w:val="00E618BF"/>
     <w:pPr>
       <w:tabs>
         <w:tab w:val="center" w:pos="4680"/>
@@ -35428,7 +35876,6 @@
     <w:basedOn w:val="DefaultParagraphFont"/>
     <w:link w:val="Header"/>
     <w:uiPriority w:val="99"/>
-    <w:rsid w:val="00E618BF"/>
   </w:style>
   <w:style w:type="paragraph" w:styleId="Footer">
     <w:name w:val="footer"/>
@@ -35436,7 +35883,6 @@
     <w:link w:val="FooterChar"/>
     <w:uiPriority w:val="99"/>
     <w:unhideWhenUsed/>
-    <w:rsid w:val="00E618BF"/>
     <w:pPr>
       <w:tabs>
         <w:tab w:val="center" w:pos="4680"/>
@@ -35450,13 +35896,11 @@
     <w:basedOn w:val="DefaultParagraphFont"/>
     <w:link w:val="Footer"/>
     <w:uiPriority w:val="99"/>
-    <w:rsid w:val="00E618BF"/>
   </w:style>
   <w:style w:type="paragraph" w:styleId="NoSpacing">
     <w:name w:val="No Spacing"/>
     <w:uiPriority w:val="1"/>
     <w:qFormat/>
-    <w:rsid w:val="00FC693F"/>
     <w:pPr>
       <w:spacing w:after="0" w:line="240" w:lineRule="auto"/>
     </w:pPr>
@@ -35466,7 +35910,6 @@
     <w:basedOn w:val="DefaultParagraphFont"/>
     <w:link w:val="Heading1"/>
     <w:uiPriority w:val="9"/>
-    <w:rsid w:val="00FC693F"/>
     <w:rPr>
       <w:rFonts w:asciiTheme="majorHAnsi" w:eastAsiaTheme="majorEastAsia" w:hAnsiTheme="majorHAnsi" w:cstheme="majorBidi"/>
       <w:b/>
@@ -35481,7 +35924,6 @@
     <w:basedOn w:val="DefaultParagraphFont"/>
     <w:link w:val="Heading2"/>
     <w:uiPriority w:val="9"/>
-    <w:rsid w:val="00FC693F"/>
     <w:rPr>
       <w:rFonts w:asciiTheme="majorHAnsi" w:eastAsiaTheme="majorEastAsia" w:hAnsiTheme="majorHAnsi" w:cstheme="majorBidi"/>
       <w:b/>
@@ -35496,7 +35938,6 @@
     <w:basedOn w:val="DefaultParagraphFont"/>
     <w:link w:val="Heading3"/>
     <w:uiPriority w:val="9"/>
-    <w:rsid w:val="00FC693F"/>
     <w:rPr>
       <w:rFonts w:asciiTheme="majorHAnsi" w:eastAsiaTheme="majorEastAsia" w:hAnsiTheme="majorHAnsi" w:cstheme="majorBidi"/>
       <w:b/>
@@ -35511,7 +35952,6 @@
     <w:link w:val="TitleChar"/>
     <w:uiPriority w:val="10"/>
     <w:qFormat/>
-    <w:rsid w:val="00FC693F"/>
     <w:pPr>
       <w:pBdr>
         <w:bottom w:val="single" w:sz="8" w:space="4" w:color="4F81BD" w:themeColor="accent1"/>
@@ -35533,7 +35973,6 @@
     <w:basedOn w:val="DefaultParagraphFont"/>
     <w:link w:val="Title"/>
     <w:uiPriority w:val="10"/>
-    <w:rsid w:val="00FC693F"/>
     <w:rPr>
       <w:rFonts w:asciiTheme="majorHAnsi" w:eastAsiaTheme="majorEastAsia" w:hAnsiTheme="majorHAnsi" w:cstheme="majorBidi"/>
       <w:color w:val="17365D" w:themeColor="text2" w:themeShade="BF"/>
@@ -35550,7 +35989,6 @@
     <w:link w:val="SubtitleChar"/>
     <w:uiPriority w:val="11"/>
     <w:qFormat/>
-    <w:rsid w:val="00FC693F"/>
     <w:pPr>
       <w:numPr>
         <w:ilvl w:val="1"/>
@@ -35571,7 +36009,6 @@
     <w:basedOn w:val="DefaultParagraphFont"/>
     <w:link w:val="Subtitle"/>
     <w:uiPriority w:val="11"/>
-    <w:rsid w:val="00FC693F"/>
     <w:rPr>
       <w:rFonts w:asciiTheme="majorHAnsi" w:eastAsiaTheme="majorEastAsia" w:hAnsiTheme="majorHAnsi" w:cstheme="majorBidi"/>
       <w:i/>
@@ -35587,7 +36024,6 @@
     <w:basedOn w:val="Normal"/>
     <w:uiPriority w:val="34"/>
     <w:qFormat/>
-    <w:rsid w:val="00FC693F"/>
     <w:pPr>
       <w:ind w:left="720"/>
       <w:contextualSpacing/>
@@ -35599,7 +36035,6 @@
     <w:link w:val="BodyTextChar"/>
     <w:uiPriority w:val="99"/>
     <w:unhideWhenUsed/>
-    <w:rsid w:val="00AA1D8D"/>
     <w:pPr>
       <w:spacing w:after="120"/>
     </w:pPr>
@@ -35609,7 +36044,6 @@
     <w:basedOn w:val="DefaultParagraphFont"/>
     <w:link w:val="BodyText"/>
     <w:uiPriority w:val="99"/>
-    <w:rsid w:val="00AA1D8D"/>
   </w:style>
   <w:style w:type="paragraph" w:styleId="BodyText2">
     <w:name w:val="Body Text 2"/>
@@ -35617,7 +36051,6 @@
     <w:link w:val="BodyText2Char"/>
     <w:uiPriority w:val="99"/>
     <w:unhideWhenUsed/>
-    <w:rsid w:val="00AA1D8D"/>
     <w:pPr>
       <w:spacing w:after="120" w:line="480" w:lineRule="auto"/>
     </w:pPr>
@@ -35627,7 +36060,6 @@
     <w:basedOn w:val="DefaultParagraphFont"/>
     <w:link w:val="BodyText2"/>
     <w:uiPriority w:val="99"/>
-    <w:rsid w:val="00AA1D8D"/>
   </w:style>
   <w:style w:type="paragraph" w:styleId="BodyText3">
     <w:name w:val="Body Text 3"/>
@@ -35635,7 +36067,6 @@
     <w:link w:val="BodyText3Char"/>
     <w:uiPriority w:val="99"/>
     <w:unhideWhenUsed/>
-    <w:rsid w:val="00AA1D8D"/>
     <w:pPr>
       <w:spacing w:after="120"/>
     </w:pPr>
@@ -35649,7 +36080,6 @@
     <w:basedOn w:val="DefaultParagraphFont"/>
     <w:link w:val="BodyText3"/>
     <w:uiPriority w:val="99"/>
-    <w:rsid w:val="00AA1D8D"/>
     <w:rPr>
       <w:sz w:val="16"/>
       <w:szCs w:val="16"/>
@@ -35660,7 +36090,6 @@
     <w:basedOn w:val="Normal"/>
     <w:uiPriority w:val="99"/>
     <w:unhideWhenUsed/>
-    <w:rsid w:val="00AA1D8D"/>
     <w:pPr>
       <w:ind w:left="360" w:hanging="360"/>
       <w:contextualSpacing/>
@@ -35671,7 +36100,6 @@
     <w:basedOn w:val="Normal"/>
     <w:uiPriority w:val="99"/>
     <w:unhideWhenUsed/>
-    <w:rsid w:val="00326F90"/>
     <w:pPr>
       <w:ind w:left="720" w:hanging="360"/>
       <w:contextualSpacing/>
@@ -35682,7 +36110,6 @@
     <w:basedOn w:val="Normal"/>
     <w:uiPriority w:val="99"/>
     <w:unhideWhenUsed/>
-    <w:rsid w:val="00326F90"/>
     <w:pPr>
       <w:ind w:left="1080" w:hanging="360"/>
       <w:contextualSpacing/>
@@ -35693,7 +36120,6 @@
     <w:basedOn w:val="Normal"/>
     <w:uiPriority w:val="99"/>
     <w:unhideWhenUsed/>
-    <w:rsid w:val="00326F90"/>
     <w:pPr>
       <w:numPr>
         <w:numId w:val="1"/>
@@ -35706,7 +36132,6 @@
     <w:basedOn w:val="Normal"/>
     <w:uiPriority w:val="99"/>
     <w:unhideWhenUsed/>
-    <w:rsid w:val="00326F90"/>
     <w:pPr>
       <w:numPr>
         <w:numId w:val="2"/>
@@ -35719,7 +36144,6 @@
     <w:basedOn w:val="Normal"/>
     <w:uiPriority w:val="99"/>
     <w:unhideWhenUsed/>
-    <w:rsid w:val="00326F90"/>
     <w:pPr>
       <w:numPr>
         <w:numId w:val="3"/>
@@ -35732,7 +36156,6 @@
     <w:basedOn w:val="Normal"/>
     <w:uiPriority w:val="99"/>
     <w:unhideWhenUsed/>
-    <w:rsid w:val="00326F90"/>
     <w:pPr>
       <w:numPr>
         <w:numId w:val="5"/>
@@ -35745,7 +36168,6 @@
     <w:basedOn w:val="Normal"/>
     <w:uiPriority w:val="99"/>
     <w:unhideWhenUsed/>
-    <w:rsid w:val="0029639D"/>
     <w:pPr>
       <w:numPr>
         <w:numId w:val="6"/>
@@ -35758,7 +36180,6 @@
     <w:basedOn w:val="Normal"/>
     <w:uiPriority w:val="99"/>
     <w:unhideWhenUsed/>
-    <w:rsid w:val="0029639D"/>
     <w:pPr>
       <w:numPr>
         <w:numId w:val="7"/>
@@ -35771,7 +36192,6 @@
     <w:basedOn w:val="Normal"/>
     <w:uiPriority w:val="99"/>
     <w:unhideWhenUsed/>
-    <w:rsid w:val="0029639D"/>
     <w:pPr>
       <w:spacing w:after="120"/>
       <w:ind w:left="360"/>
@@ -35783,7 +36203,6 @@
     <w:basedOn w:val="Normal"/>
     <w:uiPriority w:val="99"/>
     <w:unhideWhenUsed/>
-    <w:rsid w:val="0029639D"/>
     <w:pPr>
       <w:spacing w:after="120"/>
       <w:ind w:left="720"/>
@@ -35795,7 +36214,6 @@
     <w:basedOn w:val="Normal"/>
     <w:uiPriority w:val="99"/>
     <w:unhideWhenUsed/>
-    <w:rsid w:val="0029639D"/>
     <w:pPr>
       <w:spacing w:after="120"/>
       <w:ind w:left="1080"/>
@@ -35807,7 +36225,6 @@
     <w:link w:val="MacroTextChar"/>
     <w:uiPriority w:val="99"/>
     <w:unhideWhenUsed/>
-    <w:rsid w:val="0029639D"/>
     <w:pPr>
       <w:tabs>
         <w:tab w:val="left" w:pos="576"/>
@@ -35830,7 +36247,6 @@
     <w:basedOn w:val="DefaultParagraphFont"/>
     <w:link w:val="MacroText"/>
     <w:uiPriority w:val="99"/>
-    <w:rsid w:val="0029639D"/>
     <w:rPr>
       <w:rFonts w:ascii="Courier" w:hAnsi="Courier"/>
       <w:sz w:val="20"/>
@@ -35844,7 +36260,6 @@
     <w:link w:val="QuoteChar"/>
     <w:uiPriority w:val="29"/>
     <w:qFormat/>
-    <w:rsid w:val="00FC693F"/>
     <w:rPr>
       <w:i/>
       <w:iCs/>
@@ -35856,7 +36271,6 @@
     <w:basedOn w:val="DefaultParagraphFont"/>
     <w:link w:val="Quote"/>
     <w:uiPriority w:val="29"/>
-    <w:rsid w:val="00FC693F"/>
     <w:rPr>
       <w:i/>
       <w:iCs/>
@@ -35869,7 +36283,6 @@
     <w:link w:val="Heading4"/>
     <w:uiPriority w:val="9"/>
     <w:semiHidden/>
-    <w:rsid w:val="00FC693F"/>
     <w:rPr>
       <w:rFonts w:asciiTheme="majorHAnsi" w:eastAsiaTheme="majorEastAsia" w:hAnsiTheme="majorHAnsi" w:cstheme="majorBidi"/>
       <w:b/>
@@ -35885,7 +36298,6 @@
     <w:link w:val="Heading5"/>
     <w:uiPriority w:val="9"/>
     <w:semiHidden/>
-    <w:rsid w:val="00FC693F"/>
     <w:rPr>
       <w:rFonts w:asciiTheme="majorHAnsi" w:eastAsiaTheme="majorEastAsia" w:hAnsiTheme="majorHAnsi" w:cstheme="majorBidi"/>
       <w:color w:val="243F60" w:themeColor="accent1" w:themeShade="7F"/>
@@ -35897,7 +36309,6 @@
     <w:link w:val="Heading6"/>
     <w:uiPriority w:val="9"/>
     <w:semiHidden/>
-    <w:rsid w:val="00FC693F"/>
     <w:rPr>
       <w:rFonts w:asciiTheme="majorHAnsi" w:eastAsiaTheme="majorEastAsia" w:hAnsiTheme="majorHAnsi" w:cstheme="majorBidi"/>
       <w:i/>
@@ -35911,7 +36322,6 @@
     <w:link w:val="Heading7"/>
     <w:uiPriority w:val="9"/>
     <w:semiHidden/>
-    <w:rsid w:val="00FC693F"/>
     <w:rPr>
       <w:rFonts w:asciiTheme="majorHAnsi" w:eastAsiaTheme="majorEastAsia" w:hAnsiTheme="majorHAnsi" w:cstheme="majorBidi"/>
       <w:i/>
@@ -35925,7 +36335,6 @@
     <w:link w:val="Heading8"/>
     <w:uiPriority w:val="9"/>
     <w:semiHidden/>
-    <w:rsid w:val="00FC693F"/>
     <w:rPr>
       <w:rFonts w:asciiTheme="majorHAnsi" w:eastAsiaTheme="majorEastAsia" w:hAnsiTheme="majorHAnsi" w:cstheme="majorBidi"/>
       <w:color w:val="4F81BD" w:themeColor="accent1"/>
@@ -35939,7 +36348,6 @@
     <w:link w:val="Heading9"/>
     <w:uiPriority w:val="9"/>
     <w:semiHidden/>
-    <w:rsid w:val="00FC693F"/>
     <w:rPr>
       <w:rFonts w:asciiTheme="majorHAnsi" w:eastAsiaTheme="majorEastAsia" w:hAnsiTheme="majorHAnsi" w:cstheme="majorBidi"/>
       <w:i/>
@@ -35956,7 +36364,6 @@
     <w:uiPriority w:val="35"/>
     <w:unhideWhenUsed/>
     <w:qFormat/>
-    <w:rsid w:val="00FC693F"/>
     <w:pPr>
       <w:spacing w:line="240" w:lineRule="auto"/>
     </w:pPr>
@@ -35973,7 +36380,6 @@
     <w:basedOn w:val="DefaultParagraphFont"/>
     <w:uiPriority w:val="22"/>
     <w:qFormat/>
-    <w:rsid w:val="00FC693F"/>
     <w:rPr>
       <w:b/>
       <w:bCs/>
@@ -35984,7 +36390,6 @@
     <w:basedOn w:val="DefaultParagraphFont"/>
     <w:uiPriority w:val="20"/>
     <w:qFormat/>
-    <w:rsid w:val="00FC693F"/>
     <w:rPr>
       <w:i/>
       <w:iCs/>
@@ -35997,7 +36402,6 @@
     <w:link w:val="IntenseQuoteChar"/>
     <w:uiPriority w:val="30"/>
     <w:qFormat/>
-    <w:rsid w:val="00FC693F"/>
     <w:pPr>
       <w:pBdr>
         <w:bottom w:val="single" w:sz="4" w:space="4" w:color="4F81BD" w:themeColor="accent1"/>
@@ -36018,7 +36422,6 @@
     <w:basedOn w:val="DefaultParagraphFont"/>
     <w:link w:val="IntenseQuote"/>
     <w:uiPriority w:val="30"/>
-    <w:rsid w:val="00FC693F"/>
     <w:rPr>
       <w:b/>
       <w:bCs/>
@@ -36032,7 +36435,6 @@
     <w:basedOn w:val="DefaultParagraphFont"/>
     <w:uiPriority w:val="19"/>
     <w:qFormat/>
-    <w:rsid w:val="00FC693F"/>
     <w:rPr>
       <w:i/>
       <w:iCs/>
@@ -36044,7 +36446,6 @@
     <w:basedOn w:val="DefaultParagraphFont"/>
     <w:uiPriority w:val="21"/>
     <w:qFormat/>
-    <w:rsid w:val="00FC693F"/>
     <w:rPr>
       <w:b/>
       <w:bCs/>
@@ -36058,7 +36459,6 @@
     <w:basedOn w:val="DefaultParagraphFont"/>
     <w:uiPriority w:val="31"/>
     <w:qFormat/>
-    <w:rsid w:val="00FC693F"/>
     <w:rPr>
       <w:smallCaps/>
       <w:color w:val="C0504D" w:themeColor="accent2"/>
@@ -36070,7 +36470,6 @@
     <w:basedOn w:val="DefaultParagraphFont"/>
     <w:uiPriority w:val="32"/>
     <w:qFormat/>
-    <w:rsid w:val="00FC693F"/>
     <w:rPr>
       <w:b/>
       <w:bCs/>
@@ -36085,7 +36484,6 @@
     <w:basedOn w:val="DefaultParagraphFont"/>
     <w:uiPriority w:val="33"/>
     <w:qFormat/>
-    <w:rsid w:val="00FC693F"/>
     <w:rPr>
       <w:b/>
       <w:bCs/>
@@ -36101,7 +36499,6 @@
     <w:semiHidden/>
     <w:unhideWhenUsed/>
     <w:qFormat/>
-    <w:rsid w:val="00FC693F"/>
     <w:pPr>
       <w:outlineLvl w:val="9"/>
     </w:pPr>
@@ -36110,7 +36507,6 @@
     <w:name w:val="Table Grid"/>
     <w:basedOn w:val="TableNormal"/>
     <w:uiPriority w:val="59"/>
-    <w:rsid w:val="00FC693F"/>
     <w:pPr>
       <w:spacing w:after="0" w:line="240" w:lineRule="auto"/>
     </w:pPr>
@@ -36129,7 +36525,6 @@
     <w:name w:val="Light Shading"/>
     <w:basedOn w:val="TableNormal"/>
     <w:uiPriority w:val="60"/>
-    <w:rsid w:val="00FC693F"/>
     <w:pPr>
       <w:spacing w:after="0" w:line="240" w:lineRule="auto"/>
     </w:pPr>
@@ -36225,7 +36620,6 @@
     <w:name w:val="Light Shading Accent 1"/>
     <w:basedOn w:val="TableNormal"/>
     <w:uiPriority w:val="60"/>
-    <w:rsid w:val="00FC693F"/>
     <w:pPr>
       <w:spacing w:after="0" w:line="240" w:lineRule="auto"/>
     </w:pPr>
@@ -36321,7 +36715,6 @@
     <w:name w:val="Light Shading Accent 2"/>
     <w:basedOn w:val="TableNormal"/>
     <w:uiPriority w:val="60"/>
-    <w:rsid w:val="00FC693F"/>
     <w:pPr>
       <w:spacing w:after="0" w:line="240" w:lineRule="auto"/>
     </w:pPr>
@@ -36417,7 +36810,6 @@
     <w:name w:val="Light Shading Accent 3"/>
     <w:basedOn w:val="TableNormal"/>
     <w:uiPriority w:val="60"/>
-    <w:rsid w:val="00FC693F"/>
     <w:pPr>
       <w:spacing w:after="0" w:line="240" w:lineRule="auto"/>
     </w:pPr>
@@ -36513,7 +36905,6 @@
     <w:name w:val="Light Shading Accent 4"/>
     <w:basedOn w:val="TableNormal"/>
     <w:uiPriority w:val="60"/>
-    <w:rsid w:val="00FC693F"/>
     <w:pPr>
       <w:spacing w:after="0" w:line="240" w:lineRule="auto"/>
     </w:pPr>
@@ -36609,7 +37000,6 @@
     <w:name w:val="Light Shading Accent 5"/>
     <w:basedOn w:val="TableNormal"/>
     <w:uiPriority w:val="60"/>
-    <w:rsid w:val="00FC693F"/>
     <w:pPr>
       <w:spacing w:after="0" w:line="240" w:lineRule="auto"/>
     </w:pPr>
@@ -36705,7 +37095,6 @@
     <w:name w:val="Light Shading Accent 6"/>
     <w:basedOn w:val="TableNormal"/>
     <w:uiPriority w:val="60"/>
-    <w:rsid w:val="00FC693F"/>
     <w:pPr>
       <w:spacing w:after="0" w:line="240" w:lineRule="auto"/>
     </w:pPr>
@@ -36801,7 +37190,6 @@
     <w:name w:val="Light List"/>
     <w:basedOn w:val="TableNormal"/>
     <w:uiPriority w:val="61"/>
-    <w:rsid w:val="00FC693F"/>
     <w:pPr>
       <w:spacing w:after="0" w:line="240" w:lineRule="auto"/>
     </w:pPr>
@@ -36886,7 +37274,6 @@
     <w:name w:val="Light List Accent 1"/>
     <w:basedOn w:val="TableNormal"/>
     <w:uiPriority w:val="61"/>
-    <w:rsid w:val="00FC693F"/>
     <w:pPr>
       <w:spacing w:after="0" w:line="240" w:lineRule="auto"/>
     </w:pPr>
@@ -36971,7 +37358,6 @@
     <w:name w:val="Light List Accent 2"/>
     <w:basedOn w:val="TableNormal"/>
     <w:uiPriority w:val="61"/>
-    <w:rsid w:val="00CB0664"/>
     <w:pPr>
       <w:spacing w:after="0" w:line="240" w:lineRule="auto"/>
     </w:pPr>
@@ -37056,7 +37442,6 @@
     <w:name w:val="Light List Accent 3"/>
     <w:basedOn w:val="TableNormal"/>
     <w:uiPriority w:val="61"/>
-    <w:rsid w:val="00CB0664"/>
     <w:pPr>
       <w:spacing w:after="0" w:line="240" w:lineRule="auto"/>
     </w:pPr>
@@ -37141,7 +37526,6 @@
     <w:name w:val="Light List Accent 4"/>
     <w:basedOn w:val="TableNormal"/>
     <w:uiPriority w:val="61"/>
-    <w:rsid w:val="00CB0664"/>
     <w:pPr>
       <w:spacing w:after="0" w:line="240" w:lineRule="auto"/>
     </w:pPr>
@@ -37226,7 +37610,6 @@
     <w:name w:val="Light List Accent 5"/>
     <w:basedOn w:val="TableNormal"/>
     <w:uiPriority w:val="61"/>
-    <w:rsid w:val="00CB0664"/>
     <w:pPr>
       <w:spacing w:after="0" w:line="240" w:lineRule="auto"/>
     </w:pPr>
@@ -37311,7 +37694,6 @@
     <w:name w:val="Light List Accent 6"/>
     <w:basedOn w:val="TableNormal"/>
     <w:uiPriority w:val="61"/>
-    <w:rsid w:val="00CB0664"/>
     <w:pPr>
       <w:spacing w:after="0" w:line="240" w:lineRule="auto"/>
     </w:pPr>
@@ -37396,7 +37778,6 @@
     <w:name w:val="Light Grid"/>
     <w:basedOn w:val="TableNormal"/>
     <w:uiPriority w:val="62"/>
-    <w:rsid w:val="00CB0664"/>
     <w:pPr>
       <w:spacing w:after="0" w:line="240" w:lineRule="auto"/>
     </w:pPr>
@@ -37519,7 +37900,6 @@
     <w:name w:val="Light Grid Accent 1"/>
     <w:basedOn w:val="TableNormal"/>
     <w:uiPriority w:val="62"/>
-    <w:rsid w:val="00CB0664"/>
     <w:pPr>
       <w:spacing w:after="0" w:line="240" w:lineRule="auto"/>
     </w:pPr>
@@ -37642,7 +38022,6 @@
     <w:name w:val="Light Grid Accent 2"/>
     <w:basedOn w:val="TableNormal"/>
     <w:uiPriority w:val="62"/>
-    <w:rsid w:val="00CB0664"/>
     <w:pPr>
       <w:spacing w:after="0" w:line="240" w:lineRule="auto"/>
     </w:pPr>
@@ -37765,7 +38144,6 @@
     <w:name w:val="Light Grid Accent 3"/>
     <w:basedOn w:val="TableNormal"/>
     <w:uiPriority w:val="62"/>
-    <w:rsid w:val="00CB0664"/>
     <w:pPr>
       <w:spacing w:after="0" w:line="240" w:lineRule="auto"/>
     </w:pPr>
@@ -37888,7 +38266,6 @@
     <w:name w:val="Light Grid Accent 4"/>
     <w:basedOn w:val="TableNormal"/>
     <w:uiPriority w:val="62"/>
-    <w:rsid w:val="00CB0664"/>
     <w:pPr>
       <w:spacing w:after="0" w:line="240" w:lineRule="auto"/>
     </w:pPr>
@@ -38011,7 +38388,6 @@
     <w:name w:val="Light Grid Accent 5"/>
     <w:basedOn w:val="TableNormal"/>
     <w:uiPriority w:val="62"/>
-    <w:rsid w:val="00CB0664"/>
     <w:pPr>
       <w:spacing w:after="0" w:line="240" w:lineRule="auto"/>
     </w:pPr>
@@ -38134,7 +38510,6 @@
     <w:name w:val="Light Grid Accent 6"/>
     <w:basedOn w:val="TableNormal"/>
     <w:uiPriority w:val="62"/>
-    <w:rsid w:val="00CB0664"/>
     <w:pPr>
       <w:spacing w:after="0" w:line="240" w:lineRule="auto"/>
     </w:pPr>
@@ -38257,7 +38632,6 @@
     <w:name w:val="Medium Shading 1"/>
     <w:basedOn w:val="TableNormal"/>
     <w:uiPriority w:val="63"/>
-    <w:rsid w:val="00CB0664"/>
     <w:pPr>
       <w:spacing w:after="0" w:line="240" w:lineRule="auto"/>
     </w:pPr>
@@ -38356,7 +38730,6 @@
     <w:name w:val="Medium Shading 1 Accent 1"/>
     <w:basedOn w:val="TableNormal"/>
     <w:uiPriority w:val="63"/>
-    <w:rsid w:val="00CB0664"/>
     <w:pPr>
       <w:spacing w:after="0" w:line="240" w:lineRule="auto"/>
     </w:pPr>
@@ -38455,7 +38828,6 @@
     <w:name w:val="Medium Shading 1 Accent 2"/>
     <w:basedOn w:val="TableNormal"/>
     <w:uiPriority w:val="63"/>
-    <w:rsid w:val="00CB0664"/>
     <w:pPr>
       <w:spacing w:after="0" w:line="240" w:lineRule="auto"/>
     </w:pPr>
@@ -38554,7 +38926,6 @@
     <w:name w:val="Medium Shading 1 Accent 3"/>
     <w:basedOn w:val="TableNormal"/>
     <w:uiPriority w:val="63"/>
-    <w:rsid w:val="00CB0664"/>
     <w:pPr>
       <w:spacing w:after="0" w:line="240" w:lineRule="auto"/>
     </w:pPr>
@@ -38653,7 +39024,6 @@
     <w:name w:val="Medium Shading 1 Accent 4"/>
     <w:basedOn w:val="TableNormal"/>
     <w:uiPriority w:val="63"/>
-    <w:rsid w:val="00CB0664"/>
     <w:pPr>
       <w:spacing w:after="0" w:line="240" w:lineRule="auto"/>
     </w:pPr>
@@ -38752,7 +39122,6 @@
     <w:name w:val="Medium Shading 1 Accent 5"/>
     <w:basedOn w:val="TableNormal"/>
     <w:uiPriority w:val="63"/>
-    <w:rsid w:val="00CB0664"/>
     <w:pPr>
       <w:spacing w:after="0" w:line="240" w:lineRule="auto"/>
     </w:pPr>
@@ -38851,7 +39220,6 @@
     <w:name w:val="Medium Shading 1 Accent 6"/>
     <w:basedOn w:val="TableNormal"/>
     <w:uiPriority w:val="63"/>
-    <w:rsid w:val="00CB0664"/>
     <w:pPr>
       <w:spacing w:after="0" w:line="240" w:lineRule="auto"/>
     </w:pPr>
@@ -38950,7 +39318,6 @@
     <w:name w:val="Medium Shading 2"/>
     <w:basedOn w:val="TableNormal"/>
     <w:uiPriority w:val="64"/>
-    <w:rsid w:val="00CB0664"/>
     <w:pPr>
       <w:spacing w:after="0" w:line="240" w:lineRule="auto"/>
     </w:pPr>
@@ -39092,7 +39459,6 @@
     <w:name w:val="Medium Shading 2 Accent 1"/>
     <w:basedOn w:val="TableNormal"/>
     <w:uiPriority w:val="64"/>
-    <w:rsid w:val="00CB0664"/>
     <w:pPr>
       <w:spacing w:after="0" w:line="240" w:lineRule="auto"/>
     </w:pPr>
@@ -39234,7 +39600,6 @@
     <w:name w:val="Medium Shading 2 Accent 2"/>
     <w:basedOn w:val="TableNormal"/>
     <w:uiPriority w:val="64"/>
-    <w:rsid w:val="00CB0664"/>
     <w:pPr>
       <w:spacing w:after="0" w:line="240" w:lineRule="auto"/>
     </w:pPr>
@@ -39376,7 +39741,6 @@
     <w:name w:val="Medium Shading 2 Accent 3"/>
     <w:basedOn w:val="TableNormal"/>
     <w:uiPriority w:val="64"/>
-    <w:rsid w:val="00CB0664"/>
     <w:pPr>
       <w:spacing w:after="0" w:line="240" w:lineRule="auto"/>
     </w:pPr>
@@ -39518,7 +39882,6 @@
     <w:name w:val="Medium Shading 2 Accent 4"/>
     <w:basedOn w:val="TableNormal"/>
     <w:uiPriority w:val="64"/>
-    <w:rsid w:val="00CB0664"/>
     <w:pPr>
       <w:spacing w:after="0" w:line="240" w:lineRule="auto"/>
     </w:pPr>
@@ -39660,7 +40023,6 @@
     <w:name w:val="Medium Shading 2 Accent 5"/>
     <w:basedOn w:val="TableNormal"/>
     <w:uiPriority w:val="64"/>
-    <w:rsid w:val="00CB0664"/>
     <w:pPr>
       <w:spacing w:after="0" w:line="240" w:lineRule="auto"/>
     </w:pPr>
@@ -39802,7 +40164,6 @@
     <w:name w:val="Medium Shading 2 Accent 6"/>
     <w:basedOn w:val="TableNormal"/>
     <w:uiPriority w:val="64"/>
-    <w:rsid w:val="00CB0664"/>
     <w:pPr>
       <w:spacing w:after="0" w:line="240" w:lineRule="auto"/>
     </w:pPr>
@@ -39944,7 +40305,6 @@
     <w:name w:val="Medium List 1"/>
     <w:basedOn w:val="TableNormal"/>
     <w:uiPriority w:val="65"/>
-    <w:rsid w:val="00CB0664"/>
     <w:pPr>
       <w:spacing w:after="0" w:line="240" w:lineRule="auto"/>
     </w:pPr>
@@ -40021,7 +40381,6 @@
     <w:name w:val="Medium List 1 Accent 1"/>
     <w:basedOn w:val="TableNormal"/>
     <w:uiPriority w:val="65"/>
-    <w:rsid w:val="00CB0664"/>
     <w:pPr>
       <w:spacing w:after="0" w:line="240" w:lineRule="auto"/>
     </w:pPr>
@@ -40098,7 +40457,6 @@
     <w:name w:val="Medium List 1 Accent 2"/>
     <w:basedOn w:val="TableNormal"/>
     <w:uiPriority w:val="65"/>
-    <w:rsid w:val="00CB0664"/>
     <w:pPr>
       <w:spacing w:after="0" w:line="240" w:lineRule="auto"/>
     </w:pPr>
@@ -40175,7 +40533,6 @@
     <w:name w:val="Medium List 1 Accent 3"/>
     <w:basedOn w:val="TableNormal"/>
     <w:uiPriority w:val="65"/>
-    <w:rsid w:val="00CB0664"/>
     <w:pPr>
       <w:spacing w:after="0" w:line="240" w:lineRule="auto"/>
     </w:pPr>
@@ -40252,7 +40609,6 @@
     <w:name w:val="Medium List 1 Accent 4"/>
     <w:basedOn w:val="TableNormal"/>
     <w:uiPriority w:val="65"/>
-    <w:rsid w:val="00CB0664"/>
     <w:pPr>
       <w:spacing w:after="0" w:line="240" w:lineRule="auto"/>
     </w:pPr>
@@ -40329,7 +40685,6 @@
     <w:name w:val="Medium List 1 Accent 5"/>
     <w:basedOn w:val="TableNormal"/>
     <w:uiPriority w:val="65"/>
-    <w:rsid w:val="00CB0664"/>
     <w:pPr>
       <w:spacing w:after="0" w:line="240" w:lineRule="auto"/>
     </w:pPr>
@@ -40406,7 +40761,6 @@
     <w:name w:val="Medium List 1 Accent 6"/>
     <w:basedOn w:val="TableNormal"/>
     <w:uiPriority w:val="65"/>
-    <w:rsid w:val="00CB0664"/>
     <w:pPr>
       <w:spacing w:after="0" w:line="240" w:lineRule="auto"/>
     </w:pPr>
@@ -40483,7 +40837,6 @@
     <w:name w:val="Medium List 2"/>
     <w:basedOn w:val="TableNormal"/>
     <w:uiPriority w:val="66"/>
-    <w:rsid w:val="00CB0664"/>
     <w:pPr>
       <w:spacing w:after="0" w:line="240" w:lineRule="auto"/>
     </w:pPr>
@@ -40604,7 +40957,6 @@
     <w:name w:val="Medium List 2 Accent 1"/>
     <w:basedOn w:val="TableNormal"/>
     <w:uiPriority w:val="66"/>
-    <w:rsid w:val="00CB0664"/>
     <w:pPr>
       <w:spacing w:after="0" w:line="240" w:lineRule="auto"/>
     </w:pPr>
@@ -40725,7 +41077,6 @@
     <w:name w:val="Medium List 2 Accent 2"/>
     <w:basedOn w:val="TableNormal"/>
     <w:uiPriority w:val="66"/>
-    <w:rsid w:val="00CB0664"/>
     <w:pPr>
       <w:spacing w:after="0" w:line="240" w:lineRule="auto"/>
     </w:pPr>
@@ -40846,7 +41197,6 @@
     <w:name w:val="Medium List 2 Accent 3"/>
     <w:basedOn w:val="TableNormal"/>
     <w:uiPriority w:val="66"/>
-    <w:rsid w:val="00CB0664"/>
     <w:pPr>
       <w:spacing w:after="0" w:line="240" w:lineRule="auto"/>
     </w:pPr>
@@ -40967,7 +41317,6 @@
     <w:name w:val="Medium List 2 Accent 4"/>
     <w:basedOn w:val="TableNormal"/>
     <w:uiPriority w:val="66"/>
-    <w:rsid w:val="00CB0664"/>
     <w:pPr>
       <w:spacing w:after="0" w:line="240" w:lineRule="auto"/>
     </w:pPr>
@@ -41088,7 +41437,6 @@
     <w:name w:val="Medium List 2 Accent 5"/>
     <w:basedOn w:val="TableNormal"/>
     <w:uiPriority w:val="66"/>
-    <w:rsid w:val="00CB0664"/>
     <w:pPr>
       <w:spacing w:after="0" w:line="240" w:lineRule="auto"/>
     </w:pPr>
@@ -41209,7 +41557,6 @@
     <w:name w:val="Medium List 2 Accent 6"/>
     <w:basedOn w:val="TableNormal"/>
     <w:uiPriority w:val="66"/>
-    <w:rsid w:val="00CB0664"/>
     <w:pPr>
       <w:spacing w:after="0" w:line="240" w:lineRule="auto"/>
     </w:pPr>
@@ -41330,7 +41677,6 @@
     <w:name w:val="Medium Grid 1"/>
     <w:basedOn w:val="TableNormal"/>
     <w:uiPriority w:val="67"/>
-    <w:rsid w:val="00CB0664"/>
     <w:pPr>
       <w:spacing w:after="0" w:line="240" w:lineRule="auto"/>
     </w:pPr>
@@ -41396,7 +41742,6 @@
     <w:name w:val="Medium Grid 1 Accent 1"/>
     <w:basedOn w:val="TableNormal"/>
     <w:uiPriority w:val="67"/>
-    <w:rsid w:val="00CB0664"/>
     <w:pPr>
       <w:spacing w:after="0" w:line="240" w:lineRule="auto"/>
     </w:pPr>
@@ -41462,7 +41807,6 @@
     <w:name w:val="Medium Grid 1 Accent 2"/>
     <w:basedOn w:val="TableNormal"/>
     <w:uiPriority w:val="67"/>
-    <w:rsid w:val="00CB0664"/>
     <w:pPr>
       <w:spacing w:after="0" w:line="240" w:lineRule="auto"/>
     </w:pPr>
@@ -41528,7 +41872,6 @@
     <w:name w:val="Medium Grid 1 Accent 3"/>
     <w:basedOn w:val="TableNormal"/>
     <w:uiPriority w:val="67"/>
-    <w:rsid w:val="00CB0664"/>
     <w:pPr>
       <w:spacing w:after="0" w:line="240" w:lineRule="auto"/>
     </w:pPr>
@@ -41594,7 +41937,6 @@
     <w:name w:val="Medium Grid 1 Accent 4"/>
     <w:basedOn w:val="TableNormal"/>
     <w:uiPriority w:val="67"/>
-    <w:rsid w:val="00CB0664"/>
     <w:pPr>
       <w:spacing w:after="0" w:line="240" w:lineRule="auto"/>
     </w:pPr>
@@ -41660,7 +42002,6 @@
     <w:name w:val="Medium Grid 1 Accent 5"/>
     <w:basedOn w:val="TableNormal"/>
     <w:uiPriority w:val="67"/>
-    <w:rsid w:val="00CB0664"/>
     <w:pPr>
       <w:spacing w:after="0" w:line="240" w:lineRule="auto"/>
     </w:pPr>
@@ -41726,7 +42067,6 @@
     <w:name w:val="Medium Grid 1 Accent 6"/>
     <w:basedOn w:val="TableNormal"/>
     <w:uiPriority w:val="67"/>
-    <w:rsid w:val="00CB0664"/>
     <w:pPr>
       <w:spacing w:after="0" w:line="240" w:lineRule="auto"/>
     </w:pPr>
@@ -41792,7 +42132,6 @@
     <w:name w:val="Medium Grid 2"/>
     <w:basedOn w:val="TableNormal"/>
     <w:uiPriority w:val="68"/>
-    <w:rsid w:val="00CB0664"/>
     <w:pPr>
       <w:spacing w:after="0" w:line="240" w:lineRule="auto"/>
     </w:pPr>
@@ -41910,7 +42249,6 @@
     <w:name w:val="Medium Grid 2 Accent 1"/>
     <w:basedOn w:val="TableNormal"/>
     <w:uiPriority w:val="68"/>
-    <w:rsid w:val="00CB0664"/>
     <w:pPr>
       <w:spacing w:after="0" w:line="240" w:lineRule="auto"/>
     </w:pPr>
@@ -42028,7 +42366,6 @@
     <w:name w:val="Medium Grid 2 Accent 2"/>
     <w:basedOn w:val="TableNormal"/>
     <w:uiPriority w:val="68"/>
-    <w:rsid w:val="00CB0664"/>
     <w:pPr>
       <w:spacing w:after="0" w:line="240" w:lineRule="auto"/>
     </w:pPr>
@@ -42146,7 +42483,6 @@
     <w:name w:val="Medium Grid 2 Accent 3"/>
     <w:basedOn w:val="TableNormal"/>
     <w:uiPriority w:val="68"/>
-    <w:rsid w:val="00CB0664"/>
     <w:pPr>
       <w:spacing w:after="0" w:line="240" w:lineRule="auto"/>
     </w:pPr>
@@ -42264,7 +42600,6 @@
     <w:name w:val="Medium Grid 2 Accent 4"/>
     <w:basedOn w:val="TableNormal"/>
     <w:uiPriority w:val="68"/>
-    <w:rsid w:val="00CB0664"/>
     <w:pPr>
       <w:spacing w:after="0" w:line="240" w:lineRule="auto"/>
     </w:pPr>
@@ -42382,7 +42717,6 @@
     <w:name w:val="Medium Grid 2 Accent 5"/>
     <w:basedOn w:val="TableNormal"/>
     <w:uiPriority w:val="68"/>
-    <w:rsid w:val="00CB0664"/>
     <w:pPr>
       <w:spacing w:after="0" w:line="240" w:lineRule="auto"/>
     </w:pPr>
@@ -42500,7 +42834,6 @@
     <w:name w:val="Medium Grid 2 Accent 6"/>
     <w:basedOn w:val="TableNormal"/>
     <w:uiPriority w:val="68"/>
-    <w:rsid w:val="00CB0664"/>
     <w:pPr>
       <w:spacing w:after="0" w:line="240" w:lineRule="auto"/>
     </w:pPr>
@@ -42618,7 +42951,6 @@
     <w:name w:val="Medium Grid 3"/>
     <w:basedOn w:val="TableNormal"/>
     <w:uiPriority w:val="69"/>
-    <w:rsid w:val="00CB0664"/>
     <w:pPr>
       <w:spacing w:after="0" w:line="240" w:lineRule="auto"/>
     </w:pPr>
@@ -42752,7 +43084,6 @@
     <w:name w:val="Medium Grid 3 Accent 1"/>
     <w:basedOn w:val="TableNormal"/>
     <w:uiPriority w:val="69"/>
-    <w:rsid w:val="00CB0664"/>
     <w:pPr>
       <w:spacing w:after="0" w:line="240" w:lineRule="auto"/>
     </w:pPr>
@@ -42886,7 +43217,6 @@
     <w:name w:val="Medium Grid 3 Accent 2"/>
     <w:basedOn w:val="TableNormal"/>
     <w:uiPriority w:val="69"/>
-    <w:rsid w:val="00CB0664"/>
     <w:pPr>
       <w:spacing w:after="0" w:line="240" w:lineRule="auto"/>
     </w:pPr>
@@ -43020,7 +43350,6 @@
     <w:name w:val="Medium Grid 3 Accent 3"/>
     <w:basedOn w:val="TableNormal"/>
     <w:uiPriority w:val="69"/>
-    <w:rsid w:val="00CB0664"/>
     <w:pPr>
       <w:spacing w:after="0" w:line="240" w:lineRule="auto"/>
     </w:pPr>
@@ -43154,7 +43483,6 @@
     <w:name w:val="Medium Grid 3 Accent 4"/>
     <w:basedOn w:val="TableNormal"/>
     <w:uiPriority w:val="69"/>
-    <w:rsid w:val="00CB0664"/>
     <w:pPr>
       <w:spacing w:after="0" w:line="240" w:lineRule="auto"/>
     </w:pPr>
@@ -43288,7 +43616,6 @@
     <w:name w:val="Medium Grid 3 Accent 5"/>
     <w:basedOn w:val="TableNormal"/>
     <w:uiPriority w:val="69"/>
-    <w:rsid w:val="00CB0664"/>
     <w:pPr>
       <w:spacing w:after="0" w:line="240" w:lineRule="auto"/>
     </w:pPr>
@@ -43422,7 +43749,6 @@
     <w:name w:val="Medium Grid 3 Accent 6"/>
     <w:basedOn w:val="TableNormal"/>
     <w:uiPriority w:val="69"/>
-    <w:rsid w:val="00CB0664"/>
     <w:pPr>
       <w:spacing w:after="0" w:line="240" w:lineRule="auto"/>
     </w:pPr>
@@ -43556,7 +43882,6 @@
     <w:name w:val="Dark List"/>
     <w:basedOn w:val="TableNormal"/>
     <w:uiPriority w:val="70"/>
-    <w:rsid w:val="00CB0664"/>
     <w:pPr>
       <w:spacing w:after="0" w:line="240" w:lineRule="auto"/>
     </w:pPr>
@@ -43663,7 +43988,6 @@
     <w:name w:val="Dark List Accent 1"/>
     <w:basedOn w:val="TableNormal"/>
     <w:uiPriority w:val="70"/>
-    <w:rsid w:val="00CB0664"/>
     <w:pPr>
       <w:spacing w:after="0" w:line="240" w:lineRule="auto"/>
     </w:pPr>
@@ -43770,7 +44094,6 @@
     <w:name w:val="Dark List Accent 2"/>
     <w:basedOn w:val="TableNormal"/>
     <w:uiPriority w:val="70"/>
-    <w:rsid w:val="00CB0664"/>
     <w:pPr>
       <w:spacing w:after="0" w:line="240" w:lineRule="auto"/>
     </w:pPr>
@@ -43877,7 +44200,6 @@
     <w:name w:val="Dark List Accent 3"/>
     <w:basedOn w:val="TableNormal"/>
     <w:uiPriority w:val="70"/>
-    <w:rsid w:val="00CB0664"/>
     <w:pPr>
       <w:spacing w:after="0" w:line="240" w:lineRule="auto"/>
     </w:pPr>
@@ -43984,7 +44306,6 @@
     <w:name w:val="Dark List Accent 4"/>
     <w:basedOn w:val="TableNormal"/>
     <w:uiPriority w:val="70"/>
-    <w:rsid w:val="00CB0664"/>
     <w:pPr>
       <w:spacing w:after="0" w:line="240" w:lineRule="auto"/>
     </w:pPr>
@@ -44091,7 +44412,6 @@
     <w:name w:val="Dark List Accent 5"/>
     <w:basedOn w:val="TableNormal"/>
     <w:uiPriority w:val="70"/>
-    <w:rsid w:val="00CB0664"/>
     <w:pPr>
       <w:spacing w:after="0" w:line="240" w:lineRule="auto"/>
     </w:pPr>
@@ -44198,7 +44518,6 @@
     <w:name w:val="Dark List Accent 6"/>
     <w:basedOn w:val="TableNormal"/>
     <w:uiPriority w:val="70"/>
-    <w:rsid w:val="00CB0664"/>
     <w:pPr>
       <w:spacing w:after="0" w:line="240" w:lineRule="auto"/>
     </w:pPr>
@@ -44305,7 +44624,6 @@
     <w:name w:val="Colorful Shading"/>
     <w:basedOn w:val="TableNormal"/>
     <w:uiPriority w:val="71"/>
-    <w:rsid w:val="00CB0664"/>
     <w:pPr>
       <w:spacing w:after="0" w:line="240" w:lineRule="auto"/>
     </w:pPr>
@@ -44420,7 +44738,6 @@
     <w:name w:val="Colorful Shading Accent 1"/>
     <w:basedOn w:val="TableNormal"/>
     <w:uiPriority w:val="71"/>
-    <w:rsid w:val="00CB0664"/>
     <w:pPr>
       <w:spacing w:after="0" w:line="240" w:lineRule="auto"/>
     </w:pPr>
@@ -44535,7 +44852,6 @@
     <w:name w:val="Colorful Shading Accent 2"/>
     <w:basedOn w:val="TableNormal"/>
     <w:uiPriority w:val="71"/>
-    <w:rsid w:val="00CB0664"/>
     <w:pPr>
       <w:spacing w:after="0" w:line="240" w:lineRule="auto"/>
     </w:pPr>
@@ -44650,7 +44966,6 @@
     <w:name w:val="Colorful Shading Accent 3"/>
     <w:basedOn w:val="TableNormal"/>
     <w:uiPriority w:val="71"/>
-    <w:rsid w:val="00CB0664"/>
     <w:pPr>
       <w:spacing w:after="0" w:line="240" w:lineRule="auto"/>
     </w:pPr>
@@ -44755,7 +45070,6 @@
     <w:name w:val="Colorful Shading Accent 4"/>
     <w:basedOn w:val="TableNormal"/>
     <w:uiPriority w:val="71"/>
-    <w:rsid w:val="00CB0664"/>
     <w:pPr>
       <w:spacing w:after="0" w:line="240" w:lineRule="auto"/>
     </w:pPr>
@@ -44870,7 +45184,6 @@
     <w:name w:val="Colorful Shading Accent 5"/>
     <w:basedOn w:val="TableNormal"/>
     <w:uiPriority w:val="71"/>
-    <w:rsid w:val="00CB0664"/>
     <w:pPr>
       <w:spacing w:after="0" w:line="240" w:lineRule="auto"/>
     </w:pPr>
@@ -44985,7 +45298,6 @@
     <w:name w:val="Colorful Shading Accent 6"/>
     <w:basedOn w:val="TableNormal"/>
     <w:uiPriority w:val="71"/>
-    <w:rsid w:val="00CB0664"/>
     <w:pPr>
       <w:spacing w:after="0" w:line="240" w:lineRule="auto"/>
     </w:pPr>
@@ -45100,7 +45412,6 @@
     <w:name w:val="Colorful List"/>
     <w:basedOn w:val="TableNormal"/>
     <w:uiPriority w:val="72"/>
-    <w:rsid w:val="00CB0664"/>
     <w:pPr>
       <w:spacing w:after="0" w:line="240" w:lineRule="auto"/>
     </w:pPr>
@@ -45179,7 +45490,6 @@
     <w:name w:val="Colorful List Accent 1"/>
     <w:basedOn w:val="TableNormal"/>
     <w:uiPriority w:val="72"/>
-    <w:rsid w:val="00CB0664"/>
     <w:pPr>
       <w:spacing w:after="0" w:line="240" w:lineRule="auto"/>
     </w:pPr>
@@ -45258,7 +45568,6 @@
     <w:name w:val="Colorful List Accent 2"/>
     <w:basedOn w:val="TableNormal"/>
     <w:uiPriority w:val="72"/>
-    <w:rsid w:val="00CB0664"/>
     <w:pPr>
       <w:spacing w:after="0" w:line="240" w:lineRule="auto"/>
     </w:pPr>
@@ -45337,7 +45646,6 @@
     <w:name w:val="Colorful List Accent 3"/>
     <w:basedOn w:val="TableNormal"/>
     <w:uiPriority w:val="72"/>
-    <w:rsid w:val="00CB0664"/>
     <w:pPr>
       <w:spacing w:after="0" w:line="240" w:lineRule="auto"/>
     </w:pPr>
@@ -45416,7 +45724,6 @@
     <w:name w:val="Colorful List Accent 4"/>
     <w:basedOn w:val="TableNormal"/>
     <w:uiPriority w:val="72"/>
-    <w:rsid w:val="00CB0664"/>
     <w:pPr>
       <w:spacing w:after="0" w:line="240" w:lineRule="auto"/>
     </w:pPr>
@@ -45495,7 +45802,6 @@
     <w:name w:val="Colorful List Accent 5"/>
     <w:basedOn w:val="TableNormal"/>
     <w:uiPriority w:val="72"/>
-    <w:rsid w:val="00CB0664"/>
     <w:pPr>
       <w:spacing w:after="0" w:line="240" w:lineRule="auto"/>
     </w:pPr>
@@ -45574,7 +45880,6 @@
     <w:name w:val="Colorful List Accent 6"/>
     <w:basedOn w:val="TableNormal"/>
     <w:uiPriority w:val="72"/>
-    <w:rsid w:val="00CB0664"/>
     <w:pPr>
       <w:spacing w:after="0" w:line="240" w:lineRule="auto"/>
     </w:pPr>
@@ -45653,7 +45958,6 @@
     <w:name w:val="Colorful Grid"/>
     <w:basedOn w:val="TableNormal"/>
     <w:uiPriority w:val="73"/>
-    <w:rsid w:val="00CB0664"/>
     <w:pPr>
       <w:spacing w:after="0" w:line="240" w:lineRule="auto"/>
     </w:pPr>
@@ -45726,7 +46030,6 @@
     <w:name w:val="Colorful Grid Accent 1"/>
     <w:basedOn w:val="TableNormal"/>
     <w:uiPriority w:val="73"/>
-    <w:rsid w:val="00CB0664"/>
     <w:pPr>
       <w:spacing w:after="0" w:line="240" w:lineRule="auto"/>
     </w:pPr>
@@ -45799,7 +46102,6 @@
     <w:name w:val="Colorful Grid Accent 2"/>
     <w:basedOn w:val="TableNormal"/>
     <w:uiPriority w:val="73"/>
-    <w:rsid w:val="00CB0664"/>
     <w:pPr>
       <w:spacing w:after="0" w:line="240" w:lineRule="auto"/>
     </w:pPr>
@@ -45872,7 +46174,6 @@
     <w:name w:val="Colorful Grid Accent 3"/>
     <w:basedOn w:val="TableNormal"/>
     <w:uiPriority w:val="73"/>
-    <w:rsid w:val="00CB0664"/>
     <w:pPr>
       <w:spacing w:after="0" w:line="240" w:lineRule="auto"/>
     </w:pPr>
@@ -45945,7 +46246,6 @@
     <w:name w:val="Colorful Grid Accent 4"/>
     <w:basedOn w:val="TableNormal"/>
     <w:uiPriority w:val="73"/>
-    <w:rsid w:val="00CB0664"/>
     <w:pPr>
       <w:spacing w:after="0" w:line="240" w:lineRule="auto"/>
     </w:pPr>
@@ -46018,7 +46318,6 @@
     <w:name w:val="Colorful Grid Accent 5"/>
     <w:basedOn w:val="TableNormal"/>
     <w:uiPriority w:val="73"/>
-    <w:rsid w:val="00CB0664"/>
     <w:pPr>
       <w:spacing w:after="0" w:line="240" w:lineRule="auto"/>
     </w:pPr>
@@ -46091,7 +46390,6 @@
     <w:name w:val="Colorful Grid Accent 6"/>
     <w:basedOn w:val="TableNormal"/>
     <w:uiPriority w:val="73"/>
-    <w:rsid w:val="00CB0664"/>
     <w:pPr>
       <w:spacing w:after="0" w:line="240" w:lineRule="auto"/>
     </w:pPr>
@@ -46173,19 +46471,17 @@
     <w:basedOn w:val="DefaultParagraphFont"/>
     <w:uiPriority w:val="99"/>
     <w:unhideWhenUsed/>
-    <w:rsid w:val="00C32506"/>
     <w:rPr>
       <w:color w:val="0000FF" w:themeColor="hyperlink"/>
       <w:u w:val="single"/>
     </w:rPr>
   </w:style>
-  <w:style w:type="character" w:styleId="UnresolvedMention">
+  <w:style w:type="character" w:customStyle="1" w:styleId="UnresolvedMention">
     <w:name w:val="Unresolved Mention"/>
     <w:basedOn w:val="DefaultParagraphFont"/>
     <w:uiPriority w:val="99"/>
     <w:semiHidden/>
     <w:unhideWhenUsed/>
-    <w:rsid w:val="00C32506"/>
     <w:rPr>
       <w:color w:val="605E5C"/>
       <w:shd w:val="clear" w:color="auto" w:fill="E1DFDD"/>
@@ -46197,7 +46493,6 @@
     <w:uiPriority w:val="99"/>
     <w:semiHidden/>
     <w:unhideWhenUsed/>
-    <w:rsid w:val="00F270DC"/>
     <w:rPr>
       <w:color w:val="800080" w:themeColor="followedHyperlink"/>
       <w:u w:val="single"/>
@@ -46207,7 +46502,6 @@
     <w:name w:val="Plain Table 4"/>
     <w:basedOn w:val="TableNormal"/>
     <w:uiPriority w:val="99"/>
-    <w:rsid w:val="00F375DB"/>
     <w:pPr>
       <w:spacing w:after="0" w:line="240" w:lineRule="auto"/>
     </w:pPr>
@@ -46258,7 +46552,6 @@
     <w:uiPriority w:val="99"/>
     <w:semiHidden/>
     <w:unhideWhenUsed/>
-    <w:rsid w:val="00621F86"/>
     <w:pPr>
       <w:spacing w:before="100" w:beforeAutospacing="1" w:after="100" w:afterAutospacing="1" w:line="240" w:lineRule="auto"/>
     </w:pPr>
@@ -46267,6 +46560,18 @@
       <w:color w:val="auto"/>
       <w:sz w:val="24"/>
       <w:szCs w:val="24"/>
+    </w:rPr>
+  </w:style>
+  <w:style w:type="character" w:styleId="HTMLCode">
+    <w:name w:val="HTML Code"/>
+    <w:basedOn w:val="DefaultParagraphFont"/>
+    <w:uiPriority w:val="99"/>
+    <w:semiHidden/>
+    <w:unhideWhenUsed/>
+    <w:rPr>
+      <w:rFonts w:ascii="Courier New" w:eastAsia="Times New Roman" w:hAnsi="Courier New" w:cs="Courier New"/>
+      <w:sz w:val="20"/>
+      <w:szCs w:val="20"/>
     </w:rPr>
   </w:style>
 </w:styles>
@@ -46597,7 +46902,7 @@
 </file>
 
 <file path=customXml/itemProps1.xml><?xml version="1.0" encoding="utf-8"?>
-<ds:datastoreItem xmlns:ds="http://schemas.openxmlformats.org/officeDocument/2006/customXml" ds:itemID="{EF278816-EC6F-A645-907D-7F25AECB1D4A}">
+<ds:datastoreItem xmlns:ds="http://schemas.openxmlformats.org/officeDocument/2006/customXml" ds:itemID="{AB3F0A83-6768-41CC-8F53-11F4F4CC6A0A}">
   <ds:schemaRefs>
     <ds:schemaRef ds:uri="http://schemas.openxmlformats.org/officeDocument/2006/bibliography"/>
   </ds:schemaRefs>
